--- a/Documents/스테이지 4 기획서.docx
+++ b/Documents/스테이지 4 기획서.docx
@@ -1856,9 +1856,6 @@
     <w:p>
       <w:pPr>
         <w:pStyle w:val="2"/>
-        <w:rPr>
-          <w:rFonts w:hint="eastAsia"/>
-        </w:rPr>
       </w:pPr>
       <w:bookmarkStart w:id="3" w:name="_Toc225955286"/>
       <w:r>
@@ -1876,11 +1873,6 @@
       <w:bookmarkEnd w:id="3"/>
     </w:p>
     <w:p>
-      <w:pPr>
-        <w:rPr>
-          <w:rFonts w:hint="eastAsia"/>
-        </w:rPr>
-      </w:pPr>
       <w:r>
         <w:rPr>
           <w:noProof/>
@@ -2091,15 +2083,9 @@
           <w:rFonts w:hint="eastAsia"/>
         </w:rPr>
         <w:lastRenderedPageBreak/>
-        <w:t>맵</w:t>
+        <w:t>맵을</w:t>
       </w:r>
       <w:proofErr w:type="spellEnd"/>
-      <w:r>
-        <w:rPr>
-          <w:rFonts w:hint="eastAsia"/>
-        </w:rPr>
-        <w:t>을</w:t>
-      </w:r>
       <w:r>
         <w:rPr>
           <w:noProof/>
@@ -2167,6 +2153,7 @@
         <w:t xml:space="preserve"> 위에서 본 모습 </w:t>
       </w:r>
     </w:p>
+    <w:p/>
     <w:p>
       <w:pPr>
         <w:rPr>

--- a/Documents/스테이지 4 기획서.docx
+++ b/Documents/스테이지 4 기획서.docx
@@ -2155,11 +2155,1057 @@
     </w:p>
     <w:p/>
     <w:p>
-      <w:pPr>
-        <w:rPr>
-          <w:rFonts w:hint="eastAsia"/>
-        </w:rPr>
-      </w:pPr>
+      <w:r>
+        <w:rPr>
+          <w:noProof/>
+        </w:rPr>
+        <w:drawing>
+          <wp:inline distT="0" distB="0" distL="0" distR="0" wp14:anchorId="502C64F4" wp14:editId="2C8E25D0">
+            <wp:extent cx="4581525" cy="2988194"/>
+            <wp:effectExtent l="0" t="0" r="0" b="3175"/>
+            <wp:docPr id="2080606950" name="그림 1"/>
+            <wp:cNvGraphicFramePr>
+              <a:graphicFrameLocks xmlns:a="http://schemas.openxmlformats.org/drawingml/2006/main" noChangeAspect="1"/>
+            </wp:cNvGraphicFramePr>
+            <a:graphic xmlns:a="http://schemas.openxmlformats.org/drawingml/2006/main">
+              <a:graphicData uri="http://schemas.openxmlformats.org/drawingml/2006/picture">
+                <pic:pic xmlns:pic="http://schemas.openxmlformats.org/drawingml/2006/picture">
+                  <pic:nvPicPr>
+                    <pic:cNvPr id="2080606950" name=""/>
+                    <pic:cNvPicPr/>
+                  </pic:nvPicPr>
+                  <pic:blipFill>
+                    <a:blip r:embed="rId13"/>
+                    <a:stretch>
+                      <a:fillRect/>
+                    </a:stretch>
+                  </pic:blipFill>
+                  <pic:spPr>
+                    <a:xfrm>
+                      <a:off x="0" y="0"/>
+                      <a:ext cx="4589404" cy="2993333"/>
+                    </a:xfrm>
+                    <a:prstGeom prst="rect">
+                      <a:avLst/>
+                    </a:prstGeom>
+                  </pic:spPr>
+                </pic:pic>
+              </a:graphicData>
+            </a:graphic>
+          </wp:inline>
+        </w:drawing>
+      </w:r>
+    </w:p>
+    <w:p>
+      <w:r>
+        <w:rPr>
+          <w:rFonts w:hint="eastAsia"/>
+        </w:rPr>
+        <w:t xml:space="preserve">몬스터 배치 및 기능 설명 </w:t>
+      </w:r>
+    </w:p>
+    <w:p>
+      <w:pPr>
+        <w:pStyle w:val="a6"/>
+        <w:numPr>
+          <w:ilvl w:val="0"/>
+          <w:numId w:val="17"/>
+        </w:numPr>
+      </w:pPr>
+      <w:r>
+        <w:rPr>
+          <w:rFonts w:hint="eastAsia"/>
+        </w:rPr>
+        <w:t xml:space="preserve">전갈 몬스터는 플레이어 인지 범위에서 접근하지 않고 원거리 공격이 가능하다. </w:t>
+      </w:r>
+    </w:p>
+    <w:p>
+      <w:pPr>
+        <w:ind w:left="440"/>
+      </w:pPr>
+      <w:r>
+        <w:rPr>
+          <w:rFonts w:hint="eastAsia"/>
+        </w:rPr>
+        <w:t>전갈 몬스터</w:t>
+      </w:r>
+    </w:p>
+    <w:p>
+      <w:pPr>
+        <w:tabs>
+          <w:tab w:val="center" w:pos="4513"/>
+        </w:tabs>
+        <w:ind w:left="440"/>
+      </w:pPr>
+      <w:proofErr w:type="gramStart"/>
+      <w:r>
+        <w:rPr>
+          <w:rFonts w:hint="eastAsia"/>
+          <w:b/>
+          <w:bCs/>
+        </w:rPr>
+        <w:t>크기 :</w:t>
+      </w:r>
+      <w:proofErr w:type="gramEnd"/>
+      <w:r>
+        <w:rPr>
+          <w:rFonts w:hint="eastAsia"/>
+        </w:rPr>
+        <w:t xml:space="preserve"> (X, Y, Z) 0.5 X 0.5 X 0.5</w:t>
+      </w:r>
+    </w:p>
+    <w:p>
+      <w:pPr>
+        <w:tabs>
+          <w:tab w:val="center" w:pos="4513"/>
+        </w:tabs>
+        <w:ind w:left="440"/>
+      </w:pPr>
+      <w:r>
+        <w:rPr>
+          <w:b/>
+          <w:bCs/>
+        </w:rPr>
+        <w:t>이</w:t>
+      </w:r>
+      <w:r>
+        <w:rPr>
+          <w:rFonts w:hint="eastAsia"/>
+          <w:b/>
+          <w:bCs/>
+        </w:rPr>
+        <w:t xml:space="preserve">동 </w:t>
+      </w:r>
+      <w:proofErr w:type="gramStart"/>
+      <w:r>
+        <w:rPr>
+          <w:rFonts w:hint="eastAsia"/>
+          <w:b/>
+          <w:bCs/>
+        </w:rPr>
+        <w:t>속도 :</w:t>
+      </w:r>
+      <w:proofErr w:type="gramEnd"/>
+      <w:r>
+        <w:rPr>
+          <w:rFonts w:hint="eastAsia"/>
+        </w:rPr>
+        <w:t xml:space="preserve"> 0.5m/s</w:t>
+      </w:r>
+    </w:p>
+    <w:p>
+      <w:pPr>
+        <w:tabs>
+          <w:tab w:val="center" w:pos="4513"/>
+        </w:tabs>
+        <w:ind w:left="440"/>
+      </w:pPr>
+      <w:r>
+        <w:rPr>
+          <w:rFonts w:hint="eastAsia"/>
+          <w:b/>
+          <w:bCs/>
+        </w:rPr>
+        <w:t xml:space="preserve">인지 </w:t>
+      </w:r>
+      <w:proofErr w:type="gramStart"/>
+      <w:r>
+        <w:rPr>
+          <w:rFonts w:hint="eastAsia"/>
+          <w:b/>
+          <w:bCs/>
+        </w:rPr>
+        <w:t>범위 :</w:t>
+      </w:r>
+      <w:proofErr w:type="gramEnd"/>
+      <w:r>
+        <w:rPr>
+          <w:rFonts w:hint="eastAsia"/>
+          <w:b/>
+          <w:bCs/>
+        </w:rPr>
+        <w:t xml:space="preserve"> </w:t>
+      </w:r>
+      <w:r>
+        <w:rPr>
+          <w:rFonts w:hint="eastAsia"/>
+        </w:rPr>
+        <w:t xml:space="preserve">반경 </w:t>
+      </w:r>
+      <w:r>
+        <w:rPr>
+          <w:rFonts w:hint="eastAsia"/>
+        </w:rPr>
+        <w:t>3</w:t>
+      </w:r>
+      <w:r>
+        <w:rPr>
+          <w:rFonts w:hint="eastAsia"/>
+        </w:rPr>
+        <w:t>m</w:t>
+      </w:r>
+    </w:p>
+    <w:p>
+      <w:pPr>
+        <w:tabs>
+          <w:tab w:val="center" w:pos="4513"/>
+        </w:tabs>
+        <w:ind w:left="440"/>
+      </w:pPr>
+      <w:r>
+        <w:rPr>
+          <w:rFonts w:hint="eastAsia"/>
+          <w:b/>
+          <w:bCs/>
+        </w:rPr>
+        <w:t xml:space="preserve">공격 </w:t>
+      </w:r>
+      <w:proofErr w:type="gramStart"/>
+      <w:r>
+        <w:rPr>
+          <w:rFonts w:hint="eastAsia"/>
+          <w:b/>
+          <w:bCs/>
+        </w:rPr>
+        <w:t>범위 :</w:t>
+      </w:r>
+      <w:proofErr w:type="gramEnd"/>
+      <w:r>
+        <w:rPr>
+          <w:rFonts w:hint="eastAsia"/>
+        </w:rPr>
+        <w:t xml:space="preserve"> </w:t>
+      </w:r>
+      <w:r>
+        <w:rPr>
+          <w:rFonts w:hint="eastAsia"/>
+        </w:rPr>
+        <w:t>원거리</w:t>
+      </w:r>
+      <w:r>
+        <w:rPr>
+          <w:rFonts w:hint="eastAsia"/>
+        </w:rPr>
+        <w:t xml:space="preserve"> </w:t>
+      </w:r>
+    </w:p>
+    <w:p>
+      <w:pPr>
+        <w:tabs>
+          <w:tab w:val="center" w:pos="4513"/>
+        </w:tabs>
+        <w:ind w:left="440"/>
+      </w:pPr>
+      <w:proofErr w:type="gramStart"/>
+      <w:r>
+        <w:rPr>
+          <w:rFonts w:hint="eastAsia"/>
+          <w:b/>
+          <w:bCs/>
+        </w:rPr>
+        <w:t>연출 :</w:t>
+      </w:r>
+      <w:proofErr w:type="gramEnd"/>
+      <w:r>
+        <w:rPr>
+          <w:rFonts w:hint="eastAsia"/>
+        </w:rPr>
+        <w:t xml:space="preserve"> </w:t>
+      </w:r>
+      <w:r>
+        <w:rPr>
+          <w:rFonts w:hint="eastAsia"/>
+        </w:rPr>
+        <w:t xml:space="preserve">인지범위에 플레이어를 인지하면 1초 정지 후 독침을 발사한다. (해당 독침은 </w:t>
+      </w:r>
+      <w:r>
+        <w:rPr>
+          <w:rFonts w:hint="eastAsia"/>
+        </w:rPr>
+        <w:lastRenderedPageBreak/>
+        <w:t>쏘는 시점의 플레이어 위치로 날라가며, 플레이어는 이를 피할 수 있다.)</w:t>
+      </w:r>
+    </w:p>
+    <w:p>
+      <w:pPr>
+        <w:tabs>
+          <w:tab w:val="center" w:pos="4513"/>
+        </w:tabs>
+        <w:ind w:left="440"/>
+        <w:rPr>
+          <w:rFonts w:hint="eastAsia"/>
+        </w:rPr>
+      </w:pPr>
+      <w:r>
+        <w:rPr>
+          <w:rFonts w:hint="eastAsia"/>
+          <w:b/>
+          <w:bCs/>
+        </w:rPr>
+        <w:t xml:space="preserve">발사 </w:t>
+      </w:r>
+      <w:proofErr w:type="gramStart"/>
+      <w:r>
+        <w:rPr>
+          <w:rFonts w:hint="eastAsia"/>
+          <w:b/>
+          <w:bCs/>
+        </w:rPr>
+        <w:t>속도 :</w:t>
+      </w:r>
+      <w:proofErr w:type="gramEnd"/>
+      <w:r>
+        <w:rPr>
+          <w:rFonts w:hint="eastAsia"/>
+          <w:b/>
+          <w:bCs/>
+        </w:rPr>
+        <w:t xml:space="preserve"> </w:t>
+      </w:r>
+      <w:r>
+        <w:rPr>
+          <w:rFonts w:hint="eastAsia"/>
+        </w:rPr>
+        <w:t>1.5 m/s</w:t>
+      </w:r>
+    </w:p>
+    <w:p>
+      <w:pPr>
+        <w:tabs>
+          <w:tab w:val="center" w:pos="4513"/>
+        </w:tabs>
+        <w:ind w:left="440"/>
+      </w:pPr>
+      <w:proofErr w:type="gramStart"/>
+      <w:r>
+        <w:rPr>
+          <w:rFonts w:hint="eastAsia"/>
+          <w:b/>
+          <w:bCs/>
+        </w:rPr>
+        <w:t>데미지 :</w:t>
+      </w:r>
+      <w:proofErr w:type="gramEnd"/>
+      <w:r>
+        <w:rPr>
+          <w:rFonts w:hint="eastAsia"/>
+        </w:rPr>
+        <w:t xml:space="preserve"> 하트 </w:t>
+      </w:r>
+      <w:proofErr w:type="spellStart"/>
+      <w:r>
+        <w:rPr>
+          <w:rFonts w:hint="eastAsia"/>
+        </w:rPr>
+        <w:t>한칸</w:t>
+      </w:r>
+      <w:proofErr w:type="spellEnd"/>
+    </w:p>
+    <w:p>
+      <w:pPr>
+        <w:tabs>
+          <w:tab w:val="center" w:pos="4513"/>
+        </w:tabs>
+        <w:ind w:left="440"/>
+      </w:pPr>
+      <w:proofErr w:type="gramStart"/>
+      <w:r>
+        <w:rPr>
+          <w:rFonts w:hint="eastAsia"/>
+          <w:b/>
+          <w:bCs/>
+        </w:rPr>
+        <w:t>퇴장 :</w:t>
+      </w:r>
+      <w:proofErr w:type="gramEnd"/>
+      <w:r>
+        <w:rPr>
+          <w:rFonts w:hint="eastAsia"/>
+        </w:rPr>
+        <w:t xml:space="preserve"> 해충 스프레이 한방으로 쓰러지며 쓰러진 후 Fade Out 된다. </w:t>
+      </w:r>
+    </w:p>
+    <w:p>
+      <w:pPr>
+        <w:pStyle w:val="a6"/>
+        <w:numPr>
+          <w:ilvl w:val="0"/>
+          <w:numId w:val="18"/>
+        </w:numPr>
+        <w:tabs>
+          <w:tab w:val="center" w:pos="4513"/>
+        </w:tabs>
+      </w:pPr>
+      <w:r>
+        <w:rPr>
+          <w:rFonts w:hint="eastAsia"/>
+        </w:rPr>
+        <w:t xml:space="preserve">유저를 인지하고 난 후, 유저가 인지 범위에서 멀어지면 추적을 중지한다. </w:t>
+      </w:r>
+    </w:p>
+    <w:p>
+      <w:pPr>
+        <w:pStyle w:val="a6"/>
+        <w:numPr>
+          <w:ilvl w:val="0"/>
+          <w:numId w:val="18"/>
+        </w:numPr>
+        <w:tabs>
+          <w:tab w:val="center" w:pos="4513"/>
+        </w:tabs>
+      </w:pPr>
+      <w:r>
+        <w:rPr>
+          <w:rFonts w:hint="eastAsia"/>
+        </w:rPr>
+        <w:t xml:space="preserve">추적을 중지하면 원래 있던 곳으로 돌아간다. </w:t>
+      </w:r>
+    </w:p>
+    <w:p>
+      <w:pPr>
+        <w:tabs>
+          <w:tab w:val="center" w:pos="4513"/>
+        </w:tabs>
+      </w:pPr>
+    </w:p>
+    <w:p>
+      <w:pPr>
+        <w:pStyle w:val="3"/>
+        <w:rPr>
+          <w:rFonts w:hint="eastAsia"/>
+        </w:rPr>
+      </w:pPr>
+      <w:r>
+        <w:rPr>
+          <w:rFonts w:hint="eastAsia"/>
+        </w:rPr>
+        <w:t>3.1.1 왼쪽 구역</w:t>
+      </w:r>
+    </w:p>
+    <w:p>
+      <w:pPr>
+        <w:tabs>
+          <w:tab w:val="center" w:pos="4513"/>
+        </w:tabs>
+        <w:ind w:left="440"/>
+      </w:pPr>
+    </w:p>
+    <w:p>
+      <w:pPr>
+        <w:tabs>
+          <w:tab w:val="center" w:pos="4513"/>
+        </w:tabs>
+        <w:ind w:left="440"/>
+      </w:pPr>
+      <w:r>
+        <w:rPr>
+          <w:noProof/>
+        </w:rPr>
+        <w:drawing>
+          <wp:inline distT="0" distB="0" distL="0" distR="0" wp14:anchorId="52FB26D5" wp14:editId="5EF9B680">
+            <wp:extent cx="5295900" cy="2703103"/>
+            <wp:effectExtent l="0" t="0" r="0" b="2540"/>
+            <wp:docPr id="262336893" name="그림 1"/>
+            <wp:cNvGraphicFramePr>
+              <a:graphicFrameLocks xmlns:a="http://schemas.openxmlformats.org/drawingml/2006/main" noChangeAspect="1"/>
+            </wp:cNvGraphicFramePr>
+            <a:graphic xmlns:a="http://schemas.openxmlformats.org/drawingml/2006/main">
+              <a:graphicData uri="http://schemas.openxmlformats.org/drawingml/2006/picture">
+                <pic:pic xmlns:pic="http://schemas.openxmlformats.org/drawingml/2006/picture">
+                  <pic:nvPicPr>
+                    <pic:cNvPr id="262336893" name=""/>
+                    <pic:cNvPicPr/>
+                  </pic:nvPicPr>
+                  <pic:blipFill>
+                    <a:blip r:embed="rId14"/>
+                    <a:stretch>
+                      <a:fillRect/>
+                    </a:stretch>
+                  </pic:blipFill>
+                  <pic:spPr>
+                    <a:xfrm>
+                      <a:off x="0" y="0"/>
+                      <a:ext cx="5299594" cy="2704988"/>
+                    </a:xfrm>
+                    <a:prstGeom prst="rect">
+                      <a:avLst/>
+                    </a:prstGeom>
+                  </pic:spPr>
+                </pic:pic>
+              </a:graphicData>
+            </a:graphic>
+          </wp:inline>
+        </w:drawing>
+      </w:r>
+    </w:p>
+    <w:p>
+      <w:pPr>
+        <w:tabs>
+          <w:tab w:val="center" w:pos="4513"/>
+        </w:tabs>
+        <w:ind w:left="440"/>
+      </w:pPr>
+    </w:p>
+    <w:p>
+      <w:pPr>
+        <w:tabs>
+          <w:tab w:val="center" w:pos="4513"/>
+        </w:tabs>
+      </w:pPr>
+      <w:r>
+        <w:rPr>
+          <w:noProof/>
+        </w:rPr>
+        <w:drawing>
+          <wp:inline distT="0" distB="0" distL="0" distR="0" wp14:anchorId="7B39E481" wp14:editId="22495CA9">
+            <wp:extent cx="2982738" cy="2505075"/>
+            <wp:effectExtent l="0" t="0" r="8255" b="0"/>
+            <wp:docPr id="1976946226" name="그림 1"/>
+            <wp:cNvGraphicFramePr>
+              <a:graphicFrameLocks xmlns:a="http://schemas.openxmlformats.org/drawingml/2006/main" noChangeAspect="1"/>
+            </wp:cNvGraphicFramePr>
+            <a:graphic xmlns:a="http://schemas.openxmlformats.org/drawingml/2006/main">
+              <a:graphicData uri="http://schemas.openxmlformats.org/drawingml/2006/picture">
+                <pic:pic xmlns:pic="http://schemas.openxmlformats.org/drawingml/2006/picture">
+                  <pic:nvPicPr>
+                    <pic:cNvPr id="1976946226" name=""/>
+                    <pic:cNvPicPr/>
+                  </pic:nvPicPr>
+                  <pic:blipFill>
+                    <a:blip r:embed="rId15"/>
+                    <a:stretch>
+                      <a:fillRect/>
+                    </a:stretch>
+                  </pic:blipFill>
+                  <pic:spPr>
+                    <a:xfrm>
+                      <a:off x="0" y="0"/>
+                      <a:ext cx="2985768" cy="2507620"/>
+                    </a:xfrm>
+                    <a:prstGeom prst="rect">
+                      <a:avLst/>
+                    </a:prstGeom>
+                  </pic:spPr>
+                </pic:pic>
+              </a:graphicData>
+            </a:graphic>
+          </wp:inline>
+        </w:drawing>
+      </w:r>
+    </w:p>
+    <w:p>
+      <w:pPr>
+        <w:pStyle w:val="a6"/>
+        <w:numPr>
+          <w:ilvl w:val="0"/>
+          <w:numId w:val="18"/>
+        </w:numPr>
+        <w:tabs>
+          <w:tab w:val="center" w:pos="4513"/>
+        </w:tabs>
+      </w:pPr>
+      <w:r>
+        <w:rPr>
+          <w:rFonts w:hint="eastAsia"/>
+        </w:rPr>
+        <w:lastRenderedPageBreak/>
+        <w:t xml:space="preserve">밧줄이 점프해서 잡을 수 없는 높이에 있기 때문에 블록을 옮긴 후 블록을 밟고 올라가 점프를 </w:t>
+      </w:r>
+      <w:proofErr w:type="spellStart"/>
+      <w:r>
+        <w:rPr>
+          <w:rFonts w:hint="eastAsia"/>
+        </w:rPr>
+        <w:t>해야한다</w:t>
+      </w:r>
+      <w:proofErr w:type="spellEnd"/>
+      <w:r>
+        <w:rPr>
+          <w:rFonts w:hint="eastAsia"/>
+        </w:rPr>
+        <w:t xml:space="preserve">. </w:t>
+      </w:r>
+    </w:p>
+    <w:p>
+      <w:pPr>
+        <w:pStyle w:val="a6"/>
+        <w:numPr>
+          <w:ilvl w:val="0"/>
+          <w:numId w:val="18"/>
+        </w:numPr>
+        <w:tabs>
+          <w:tab w:val="center" w:pos="4513"/>
+        </w:tabs>
+      </w:pPr>
+      <w:proofErr w:type="gramStart"/>
+      <w:r>
+        <w:rPr>
+          <w:rFonts w:hint="eastAsia"/>
+        </w:rPr>
+        <w:t>NPC :</w:t>
+      </w:r>
+      <w:proofErr w:type="gramEnd"/>
+      <w:r>
+        <w:rPr>
+          <w:rFonts w:hint="eastAsia"/>
+        </w:rPr>
+        <w:t xml:space="preserve"> 선인장</w:t>
+      </w:r>
+    </w:p>
+    <w:p>
+      <w:pPr>
+        <w:tabs>
+          <w:tab w:val="center" w:pos="4513"/>
+        </w:tabs>
+        <w:ind w:left="440"/>
+        <w:rPr>
+          <w:rFonts w:hint="eastAsia"/>
+        </w:rPr>
+      </w:pPr>
+      <w:r>
+        <w:rPr>
+          <w:noProof/>
+        </w:rPr>
+        <w:drawing>
+          <wp:anchor distT="0" distB="0" distL="114300" distR="114300" simplePos="0" relativeHeight="251674624" behindDoc="0" locked="0" layoutInCell="1" allowOverlap="1" wp14:anchorId="39AFB790" wp14:editId="30BC44B9">
+            <wp:simplePos x="0" y="0"/>
+            <wp:positionH relativeFrom="column">
+              <wp:posOffset>276225</wp:posOffset>
+            </wp:positionH>
+            <wp:positionV relativeFrom="paragraph">
+              <wp:posOffset>-3810</wp:posOffset>
+            </wp:positionV>
+            <wp:extent cx="2943298" cy="2409825"/>
+            <wp:effectExtent l="0" t="0" r="9525" b="0"/>
+            <wp:wrapTopAndBottom/>
+            <wp:docPr id="1661981066" name="그림 1"/>
+            <wp:cNvGraphicFramePr>
+              <a:graphicFrameLocks xmlns:a="http://schemas.openxmlformats.org/drawingml/2006/main" noChangeAspect="1"/>
+            </wp:cNvGraphicFramePr>
+            <a:graphic xmlns:a="http://schemas.openxmlformats.org/drawingml/2006/main">
+              <a:graphicData uri="http://schemas.openxmlformats.org/drawingml/2006/picture">
+                <pic:pic xmlns:pic="http://schemas.openxmlformats.org/drawingml/2006/picture">
+                  <pic:nvPicPr>
+                    <pic:cNvPr id="1661981066" name=""/>
+                    <pic:cNvPicPr/>
+                  </pic:nvPicPr>
+                  <pic:blipFill>
+                    <a:blip r:embed="rId16">
+                      <a:extLst>
+                        <a:ext uri="{28A0092B-C50C-407E-A947-70E740481C1C}">
+                          <a14:useLocalDpi xmlns:a14="http://schemas.microsoft.com/office/drawing/2010/main" val="0"/>
+                        </a:ext>
+                      </a:extLst>
+                    </a:blip>
+                    <a:stretch>
+                      <a:fillRect/>
+                    </a:stretch>
+                  </pic:blipFill>
+                  <pic:spPr>
+                    <a:xfrm>
+                      <a:off x="0" y="0"/>
+                      <a:ext cx="2943298" cy="2409825"/>
+                    </a:xfrm>
+                    <a:prstGeom prst="rect">
+                      <a:avLst/>
+                    </a:prstGeom>
+                  </pic:spPr>
+                </pic:pic>
+              </a:graphicData>
+            </a:graphic>
+          </wp:anchor>
+        </w:drawing>
+      </w:r>
+    </w:p>
+    <w:p>
+      <w:pPr>
+        <w:pStyle w:val="a6"/>
+        <w:numPr>
+          <w:ilvl w:val="0"/>
+          <w:numId w:val="18"/>
+        </w:numPr>
+      </w:pPr>
+      <w:r>
+        <w:rPr>
+          <w:rFonts w:hint="eastAsia"/>
+        </w:rPr>
+        <w:t xml:space="preserve">붉은색 열쇠가 있는 지형 </w:t>
+      </w:r>
+      <w:proofErr w:type="spellStart"/>
+      <w:r>
+        <w:rPr>
+          <w:rFonts w:hint="eastAsia"/>
+        </w:rPr>
+        <w:t>뒷편에</w:t>
+      </w:r>
+      <w:proofErr w:type="spellEnd"/>
+      <w:r>
+        <w:rPr>
+          <w:rFonts w:hint="eastAsia"/>
+        </w:rPr>
+        <w:t xml:space="preserve"> 스위치가 숨겨져 있다. (무게 센서 아님) </w:t>
+      </w:r>
+    </w:p>
+    <w:p>
+      <w:pPr>
+        <w:pStyle w:val="a6"/>
+        <w:rPr>
+          <w:rFonts w:hint="eastAsia"/>
+        </w:rPr>
+      </w:pPr>
+    </w:p>
+    <w:p>
+      <w:pPr>
+        <w:pStyle w:val="a6"/>
+        <w:numPr>
+          <w:ilvl w:val="0"/>
+          <w:numId w:val="18"/>
+        </w:numPr>
+      </w:pPr>
+      <w:r>
+        <w:rPr>
+          <w:rFonts w:hint="eastAsia"/>
+        </w:rPr>
+        <w:t xml:space="preserve">이 스위치를 누르면 건너편에 있는 다리가 내려온다. </w:t>
+      </w:r>
+    </w:p>
+    <w:p>
+      <w:pPr>
+        <w:pStyle w:val="a6"/>
+        <w:rPr>
+          <w:rFonts w:hint="eastAsia"/>
+        </w:rPr>
+      </w:pPr>
+      <w:r>
+        <w:rPr>
+          <w:noProof/>
+        </w:rPr>
+        <w:drawing>
+          <wp:anchor distT="0" distB="0" distL="114300" distR="114300" simplePos="0" relativeHeight="251675648" behindDoc="0" locked="0" layoutInCell="1" allowOverlap="1" wp14:anchorId="10ED4B09" wp14:editId="6742DF9C">
+            <wp:simplePos x="0" y="0"/>
+            <wp:positionH relativeFrom="column">
+              <wp:posOffset>504825</wp:posOffset>
+            </wp:positionH>
+            <wp:positionV relativeFrom="paragraph">
+              <wp:posOffset>246380</wp:posOffset>
+            </wp:positionV>
+            <wp:extent cx="4505325" cy="2725420"/>
+            <wp:effectExtent l="0" t="0" r="9525" b="0"/>
+            <wp:wrapTopAndBottom/>
+            <wp:docPr id="341681870" name="그림 1"/>
+            <wp:cNvGraphicFramePr>
+              <a:graphicFrameLocks xmlns:a="http://schemas.openxmlformats.org/drawingml/2006/main" noChangeAspect="1"/>
+            </wp:cNvGraphicFramePr>
+            <a:graphic xmlns:a="http://schemas.openxmlformats.org/drawingml/2006/main">
+              <a:graphicData uri="http://schemas.openxmlformats.org/drawingml/2006/picture">
+                <pic:pic xmlns:pic="http://schemas.openxmlformats.org/drawingml/2006/picture">
+                  <pic:nvPicPr>
+                    <pic:cNvPr id="341681870" name=""/>
+                    <pic:cNvPicPr/>
+                  </pic:nvPicPr>
+                  <pic:blipFill>
+                    <a:blip r:embed="rId17">
+                      <a:extLst>
+                        <a:ext uri="{28A0092B-C50C-407E-A947-70E740481C1C}">
+                          <a14:useLocalDpi xmlns:a14="http://schemas.microsoft.com/office/drawing/2010/main" val="0"/>
+                        </a:ext>
+                      </a:extLst>
+                    </a:blip>
+                    <a:stretch>
+                      <a:fillRect/>
+                    </a:stretch>
+                  </pic:blipFill>
+                  <pic:spPr>
+                    <a:xfrm>
+                      <a:off x="0" y="0"/>
+                      <a:ext cx="4505325" cy="2725420"/>
+                    </a:xfrm>
+                    <a:prstGeom prst="rect">
+                      <a:avLst/>
+                    </a:prstGeom>
+                  </pic:spPr>
+                </pic:pic>
+              </a:graphicData>
+            </a:graphic>
+            <wp14:sizeRelH relativeFrom="margin">
+              <wp14:pctWidth>0</wp14:pctWidth>
+            </wp14:sizeRelH>
+            <wp14:sizeRelV relativeFrom="margin">
+              <wp14:pctHeight>0</wp14:pctHeight>
+            </wp14:sizeRelV>
+          </wp:anchor>
+        </w:drawing>
+      </w:r>
+    </w:p>
+    <w:p>
+      <w:pPr>
+        <w:pStyle w:val="a6"/>
+        <w:numPr>
+          <w:ilvl w:val="0"/>
+          <w:numId w:val="18"/>
+        </w:numPr>
+      </w:pPr>
+      <w:r>
+        <w:rPr>
+          <w:rFonts w:hint="eastAsia"/>
+        </w:rPr>
+        <w:t xml:space="preserve">다리 밑에는 유사가 존재하여 해당 구역에 빠지면 1 Life를 잃고 다리를 건너기 전 시점에 </w:t>
+      </w:r>
+      <w:proofErr w:type="spellStart"/>
+      <w:r>
+        <w:rPr>
+          <w:rFonts w:hint="eastAsia"/>
+        </w:rPr>
+        <w:t>리스폰된다</w:t>
+      </w:r>
+      <w:proofErr w:type="spellEnd"/>
+      <w:r>
+        <w:rPr>
+          <w:rFonts w:hint="eastAsia"/>
+        </w:rPr>
+        <w:t>.</w:t>
+      </w:r>
+    </w:p>
+    <w:p>
+      <w:pPr>
+        <w:pStyle w:val="a6"/>
+        <w:rPr>
+          <w:rFonts w:hint="eastAsia"/>
+        </w:rPr>
+      </w:pPr>
+    </w:p>
+    <w:p/>
+    <w:p/>
+    <w:p>
+      <w:r>
+        <w:rPr>
+          <w:noProof/>
+        </w:rPr>
+        <w:lastRenderedPageBreak/>
+        <w:drawing>
+          <wp:anchor distT="0" distB="0" distL="114300" distR="114300" simplePos="0" relativeHeight="251676672" behindDoc="0" locked="0" layoutInCell="1" allowOverlap="1" wp14:anchorId="6238232B" wp14:editId="328FA9B6">
+            <wp:simplePos x="0" y="0"/>
+            <wp:positionH relativeFrom="margin">
+              <wp:posOffset>189230</wp:posOffset>
+            </wp:positionH>
+            <wp:positionV relativeFrom="paragraph">
+              <wp:posOffset>0</wp:posOffset>
+            </wp:positionV>
+            <wp:extent cx="4683760" cy="2600325"/>
+            <wp:effectExtent l="0" t="0" r="2540" b="9525"/>
+            <wp:wrapTopAndBottom/>
+            <wp:docPr id="1941793982" name="그림 1"/>
+            <wp:cNvGraphicFramePr>
+              <a:graphicFrameLocks xmlns:a="http://schemas.openxmlformats.org/drawingml/2006/main" noChangeAspect="1"/>
+            </wp:cNvGraphicFramePr>
+            <a:graphic xmlns:a="http://schemas.openxmlformats.org/drawingml/2006/main">
+              <a:graphicData uri="http://schemas.openxmlformats.org/drawingml/2006/picture">
+                <pic:pic xmlns:pic="http://schemas.openxmlformats.org/drawingml/2006/picture">
+                  <pic:nvPicPr>
+                    <pic:cNvPr id="1941793982" name=""/>
+                    <pic:cNvPicPr/>
+                  </pic:nvPicPr>
+                  <pic:blipFill>
+                    <a:blip r:embed="rId18">
+                      <a:extLst>
+                        <a:ext uri="{28A0092B-C50C-407E-A947-70E740481C1C}">
+                          <a14:useLocalDpi xmlns:a14="http://schemas.microsoft.com/office/drawing/2010/main" val="0"/>
+                        </a:ext>
+                      </a:extLst>
+                    </a:blip>
+                    <a:stretch>
+                      <a:fillRect/>
+                    </a:stretch>
+                  </pic:blipFill>
+                  <pic:spPr>
+                    <a:xfrm>
+                      <a:off x="0" y="0"/>
+                      <a:ext cx="4683760" cy="2600325"/>
+                    </a:xfrm>
+                    <a:prstGeom prst="rect">
+                      <a:avLst/>
+                    </a:prstGeom>
+                  </pic:spPr>
+                </pic:pic>
+              </a:graphicData>
+            </a:graphic>
+          </wp:anchor>
+        </w:drawing>
+      </w:r>
+      <w:r>
+        <w:rPr>
+          <w:rFonts w:hint="eastAsia"/>
+        </w:rPr>
+        <w:t>다리를 건넌 후 내려가면 NPC를 만날 수 있게 된다.</w:t>
+      </w:r>
+    </w:p>
+    <w:p/>
+    <w:p>
+      <w:r>
+        <w:rPr>
+          <w:rFonts w:hint="eastAsia"/>
+        </w:rPr>
+        <w:t xml:space="preserve">NPC 선인장 </w:t>
+      </w:r>
+    </w:p>
+    <w:p/>
+    <w:p/>
+    <w:p/>
+    <w:p>
+      <w:r>
+        <w:rPr>
+          <w:rFonts w:hint="eastAsia"/>
+        </w:rPr>
+        <w:t>3.1.2 오른쪽 구역</w:t>
+      </w:r>
+    </w:p>
+    <w:p>
+      <w:pPr>
+        <w:rPr>
+          <w:rFonts w:hint="eastAsia"/>
+        </w:rPr>
+      </w:pPr>
+      <w:r>
+        <w:rPr>
+          <w:noProof/>
+        </w:rPr>
+        <w:drawing>
+          <wp:inline distT="0" distB="0" distL="0" distR="0" wp14:anchorId="757D6166" wp14:editId="54F19C70">
+            <wp:extent cx="4874260" cy="2568356"/>
+            <wp:effectExtent l="0" t="0" r="2540" b="3810"/>
+            <wp:docPr id="537265894" name="그림 1"/>
+            <wp:cNvGraphicFramePr>
+              <a:graphicFrameLocks xmlns:a="http://schemas.openxmlformats.org/drawingml/2006/main" noChangeAspect="1"/>
+            </wp:cNvGraphicFramePr>
+            <a:graphic xmlns:a="http://schemas.openxmlformats.org/drawingml/2006/main">
+              <a:graphicData uri="http://schemas.openxmlformats.org/drawingml/2006/picture">
+                <pic:pic xmlns:pic="http://schemas.openxmlformats.org/drawingml/2006/picture">
+                  <pic:nvPicPr>
+                    <pic:cNvPr id="537265894" name=""/>
+                    <pic:cNvPicPr/>
+                  </pic:nvPicPr>
+                  <pic:blipFill>
+                    <a:blip r:embed="rId19"/>
+                    <a:stretch>
+                      <a:fillRect/>
+                    </a:stretch>
+                  </pic:blipFill>
+                  <pic:spPr>
+                    <a:xfrm>
+                      <a:off x="0" y="0"/>
+                      <a:ext cx="4882549" cy="2572724"/>
+                    </a:xfrm>
+                    <a:prstGeom prst="rect">
+                      <a:avLst/>
+                    </a:prstGeom>
+                  </pic:spPr>
+                </pic:pic>
+              </a:graphicData>
+            </a:graphic>
+          </wp:inline>
+        </w:drawing>
+      </w:r>
+    </w:p>
+    <w:p>
+      <w:pPr>
+        <w:pStyle w:val="a6"/>
+        <w:numPr>
+          <w:ilvl w:val="0"/>
+          <w:numId w:val="18"/>
+        </w:numPr>
+        <w:rPr>
+          <w:rFonts w:hint="eastAsia"/>
+        </w:rPr>
+      </w:pPr>
+      <w:r>
+        <w:rPr>
+          <w:rFonts w:hint="eastAsia"/>
+        </w:rPr>
+        <w:lastRenderedPageBreak/>
+        <w:t xml:space="preserve">오른쪽 구역은 미니게임을 클리어 할 시 밧줄이 내려오는 </w:t>
+      </w:r>
+      <w:proofErr w:type="spellStart"/>
+      <w:r>
+        <w:rPr>
+          <w:rFonts w:hint="eastAsia"/>
+        </w:rPr>
+        <w:t>기믹이</w:t>
+      </w:r>
+      <w:proofErr w:type="spellEnd"/>
+      <w:r>
+        <w:rPr>
+          <w:rFonts w:hint="eastAsia"/>
+        </w:rPr>
+        <w:t xml:space="preserve"> 있다.</w:t>
+      </w:r>
+      <w:r>
+        <w:rPr>
+          <w:noProof/>
+        </w:rPr>
+        <w:drawing>
+          <wp:anchor distT="0" distB="0" distL="114300" distR="114300" simplePos="0" relativeHeight="251677696" behindDoc="0" locked="0" layoutInCell="1" allowOverlap="1" wp14:anchorId="3A8EE6F5" wp14:editId="6248D7A0">
+            <wp:simplePos x="0" y="0"/>
+            <wp:positionH relativeFrom="margin">
+              <wp:posOffset>19050</wp:posOffset>
+            </wp:positionH>
+            <wp:positionV relativeFrom="paragraph">
+              <wp:posOffset>0</wp:posOffset>
+            </wp:positionV>
+            <wp:extent cx="4000500" cy="3155280"/>
+            <wp:effectExtent l="0" t="0" r="0" b="7620"/>
+            <wp:wrapTopAndBottom/>
+            <wp:docPr id="1209319398" name="그림 1"/>
+            <wp:cNvGraphicFramePr>
+              <a:graphicFrameLocks xmlns:a="http://schemas.openxmlformats.org/drawingml/2006/main" noChangeAspect="1"/>
+            </wp:cNvGraphicFramePr>
+            <a:graphic xmlns:a="http://schemas.openxmlformats.org/drawingml/2006/main">
+              <a:graphicData uri="http://schemas.openxmlformats.org/drawingml/2006/picture">
+                <pic:pic xmlns:pic="http://schemas.openxmlformats.org/drawingml/2006/picture">
+                  <pic:nvPicPr>
+                    <pic:cNvPr id="1209319398" name=""/>
+                    <pic:cNvPicPr/>
+                  </pic:nvPicPr>
+                  <pic:blipFill>
+                    <a:blip r:embed="rId20">
+                      <a:extLst>
+                        <a:ext uri="{28A0092B-C50C-407E-A947-70E740481C1C}">
+                          <a14:useLocalDpi xmlns:a14="http://schemas.microsoft.com/office/drawing/2010/main" val="0"/>
+                        </a:ext>
+                      </a:extLst>
+                    </a:blip>
+                    <a:stretch>
+                      <a:fillRect/>
+                    </a:stretch>
+                  </pic:blipFill>
+                  <pic:spPr>
+                    <a:xfrm>
+                      <a:off x="0" y="0"/>
+                      <a:ext cx="4000500" cy="3155280"/>
+                    </a:xfrm>
+                    <a:prstGeom prst="rect">
+                      <a:avLst/>
+                    </a:prstGeom>
+                  </pic:spPr>
+                </pic:pic>
+              </a:graphicData>
+            </a:graphic>
+          </wp:anchor>
+        </w:drawing>
+      </w:r>
+    </w:p>
+    <w:p/>
+    <w:p>
+      <w:pPr>
+        <w:rPr>
+          <w:rFonts w:hint="eastAsia"/>
+        </w:rPr>
+      </w:pPr>
+      <w:r>
+        <w:rPr>
+          <w:rFonts w:hint="eastAsia"/>
+        </w:rPr>
+        <w:t>미니게임 양동이 옮기기</w:t>
+      </w:r>
     </w:p>
     <w:sectPr>
       <w:pgSz w:w="11906" w:h="16838"/>
@@ -2450,6 +3496,119 @@
     </w:lvl>
   </w:abstractNum>
   <w:abstractNum w:abstractNumId="2" w15:restartNumberingAfterBreak="0">
+    <w:nsid w:val="09F94B4D"/>
+    <w:multiLevelType w:val="hybridMultilevel"/>
+    <w:tmpl w:val="624C8B06"/>
+    <w:lvl w:ilvl="0" w:tplc="71BCBFD8">
+      <w:numFmt w:val="bullet"/>
+      <w:lvlText w:val="-"/>
+      <w:lvlJc w:val="left"/>
+      <w:pPr>
+        <w:ind w:left="800" w:hanging="360"/>
+      </w:pPr>
+      <w:rPr>
+        <w:rFonts w:ascii="맑은 고딕" w:eastAsia="맑은 고딕" w:hAnsi="맑은 고딕" w:cstheme="minorBidi" w:hint="eastAsia"/>
+        <w:b/>
+      </w:rPr>
+    </w:lvl>
+    <w:lvl w:ilvl="1" w:tplc="04090003" w:tentative="1">
+      <w:start w:val="1"/>
+      <w:numFmt w:val="bullet"/>
+      <w:lvlText w:val=""/>
+      <w:lvlJc w:val="left"/>
+      <w:pPr>
+        <w:ind w:left="1320" w:hanging="440"/>
+      </w:pPr>
+      <w:rPr>
+        <w:rFonts w:ascii="Wingdings" w:hAnsi="Wingdings" w:hint="default"/>
+      </w:rPr>
+    </w:lvl>
+    <w:lvl w:ilvl="2" w:tplc="04090005" w:tentative="1">
+      <w:start w:val="1"/>
+      <w:numFmt w:val="bullet"/>
+      <w:lvlText w:val=""/>
+      <w:lvlJc w:val="left"/>
+      <w:pPr>
+        <w:ind w:left="1760" w:hanging="440"/>
+      </w:pPr>
+      <w:rPr>
+        <w:rFonts w:ascii="Wingdings" w:hAnsi="Wingdings" w:hint="default"/>
+      </w:rPr>
+    </w:lvl>
+    <w:lvl w:ilvl="3" w:tplc="04090001" w:tentative="1">
+      <w:start w:val="1"/>
+      <w:numFmt w:val="bullet"/>
+      <w:lvlText w:val=""/>
+      <w:lvlJc w:val="left"/>
+      <w:pPr>
+        <w:ind w:left="2200" w:hanging="440"/>
+      </w:pPr>
+      <w:rPr>
+        <w:rFonts w:ascii="Wingdings" w:hAnsi="Wingdings" w:hint="default"/>
+      </w:rPr>
+    </w:lvl>
+    <w:lvl w:ilvl="4" w:tplc="04090003" w:tentative="1">
+      <w:start w:val="1"/>
+      <w:numFmt w:val="bullet"/>
+      <w:lvlText w:val=""/>
+      <w:lvlJc w:val="left"/>
+      <w:pPr>
+        <w:ind w:left="2640" w:hanging="440"/>
+      </w:pPr>
+      <w:rPr>
+        <w:rFonts w:ascii="Wingdings" w:hAnsi="Wingdings" w:hint="default"/>
+      </w:rPr>
+    </w:lvl>
+    <w:lvl w:ilvl="5" w:tplc="04090005" w:tentative="1">
+      <w:start w:val="1"/>
+      <w:numFmt w:val="bullet"/>
+      <w:lvlText w:val=""/>
+      <w:lvlJc w:val="left"/>
+      <w:pPr>
+        <w:ind w:left="3080" w:hanging="440"/>
+      </w:pPr>
+      <w:rPr>
+        <w:rFonts w:ascii="Wingdings" w:hAnsi="Wingdings" w:hint="default"/>
+      </w:rPr>
+    </w:lvl>
+    <w:lvl w:ilvl="6" w:tplc="04090001" w:tentative="1">
+      <w:start w:val="1"/>
+      <w:numFmt w:val="bullet"/>
+      <w:lvlText w:val=""/>
+      <w:lvlJc w:val="left"/>
+      <w:pPr>
+        <w:ind w:left="3520" w:hanging="440"/>
+      </w:pPr>
+      <w:rPr>
+        <w:rFonts w:ascii="Wingdings" w:hAnsi="Wingdings" w:hint="default"/>
+      </w:rPr>
+    </w:lvl>
+    <w:lvl w:ilvl="7" w:tplc="04090003" w:tentative="1">
+      <w:start w:val="1"/>
+      <w:numFmt w:val="bullet"/>
+      <w:lvlText w:val=""/>
+      <w:lvlJc w:val="left"/>
+      <w:pPr>
+        <w:ind w:left="3960" w:hanging="440"/>
+      </w:pPr>
+      <w:rPr>
+        <w:rFonts w:ascii="Wingdings" w:hAnsi="Wingdings" w:hint="default"/>
+      </w:rPr>
+    </w:lvl>
+    <w:lvl w:ilvl="8" w:tplc="04090005" w:tentative="1">
+      <w:start w:val="1"/>
+      <w:numFmt w:val="bullet"/>
+      <w:lvlText w:val=""/>
+      <w:lvlJc w:val="left"/>
+      <w:pPr>
+        <w:ind w:left="4400" w:hanging="440"/>
+      </w:pPr>
+      <w:rPr>
+        <w:rFonts w:ascii="Wingdings" w:hAnsi="Wingdings" w:hint="default"/>
+      </w:rPr>
+    </w:lvl>
+  </w:abstractNum>
+  <w:abstractNum w:abstractNumId="3" w15:restartNumberingAfterBreak="0">
     <w:nsid w:val="0C507F34"/>
     <w:multiLevelType w:val="hybridMultilevel"/>
     <w:tmpl w:val="88E07ACC"/>
@@ -2562,7 +3721,7 @@
       </w:rPr>
     </w:lvl>
   </w:abstractNum>
-  <w:abstractNum w:abstractNumId="3" w15:restartNumberingAfterBreak="0">
+  <w:abstractNum w:abstractNumId="4" w15:restartNumberingAfterBreak="0">
     <w:nsid w:val="29B0789A"/>
     <w:multiLevelType w:val="hybridMultilevel"/>
     <w:tmpl w:val="EBA813B6"/>
@@ -2651,7 +3810,7 @@
       </w:pPr>
     </w:lvl>
   </w:abstractNum>
-  <w:abstractNum w:abstractNumId="4" w15:restartNumberingAfterBreak="0">
+  <w:abstractNum w:abstractNumId="5" w15:restartNumberingAfterBreak="0">
     <w:nsid w:val="2D9741B1"/>
     <w:multiLevelType w:val="hybridMultilevel"/>
     <w:tmpl w:val="DFE275B4"/>
@@ -2740,7 +3899,7 @@
       </w:pPr>
     </w:lvl>
   </w:abstractNum>
-  <w:abstractNum w:abstractNumId="5" w15:restartNumberingAfterBreak="0">
+  <w:abstractNum w:abstractNumId="6" w15:restartNumberingAfterBreak="0">
     <w:nsid w:val="318A3B48"/>
     <w:multiLevelType w:val="hybridMultilevel"/>
     <w:tmpl w:val="5C361780"/>
@@ -2852,7 +4011,7 @@
       </w:rPr>
     </w:lvl>
   </w:abstractNum>
-  <w:abstractNum w:abstractNumId="6" w15:restartNumberingAfterBreak="0">
+  <w:abstractNum w:abstractNumId="7" w15:restartNumberingAfterBreak="0">
     <w:nsid w:val="349B4F30"/>
     <w:multiLevelType w:val="hybridMultilevel"/>
     <w:tmpl w:val="C28AC7B0"/>
@@ -2941,7 +4100,7 @@
       </w:pPr>
     </w:lvl>
   </w:abstractNum>
-  <w:abstractNum w:abstractNumId="7" w15:restartNumberingAfterBreak="0">
+  <w:abstractNum w:abstractNumId="8" w15:restartNumberingAfterBreak="0">
     <w:nsid w:val="3A452CD7"/>
     <w:multiLevelType w:val="hybridMultilevel"/>
     <w:tmpl w:val="F01C2528"/>
@@ -3053,7 +4212,7 @@
       </w:rPr>
     </w:lvl>
   </w:abstractNum>
-  <w:abstractNum w:abstractNumId="8" w15:restartNumberingAfterBreak="0">
+  <w:abstractNum w:abstractNumId="9" w15:restartNumberingAfterBreak="0">
     <w:nsid w:val="405123D4"/>
     <w:multiLevelType w:val="hybridMultilevel"/>
     <w:tmpl w:val="51300198"/>
@@ -3142,7 +4301,7 @@
       </w:pPr>
     </w:lvl>
   </w:abstractNum>
-  <w:abstractNum w:abstractNumId="9" w15:restartNumberingAfterBreak="0">
+  <w:abstractNum w:abstractNumId="10" w15:restartNumberingAfterBreak="0">
     <w:nsid w:val="4145359F"/>
     <w:multiLevelType w:val="hybridMultilevel"/>
     <w:tmpl w:val="14742DB2"/>
@@ -3231,7 +4390,7 @@
       </w:pPr>
     </w:lvl>
   </w:abstractNum>
-  <w:abstractNum w:abstractNumId="10" w15:restartNumberingAfterBreak="0">
+  <w:abstractNum w:abstractNumId="11" w15:restartNumberingAfterBreak="0">
     <w:nsid w:val="44886644"/>
     <w:multiLevelType w:val="hybridMultilevel"/>
     <w:tmpl w:val="CF0EFB1C"/>
@@ -3320,7 +4479,7 @@
       </w:pPr>
     </w:lvl>
   </w:abstractNum>
-  <w:abstractNum w:abstractNumId="11" w15:restartNumberingAfterBreak="0">
+  <w:abstractNum w:abstractNumId="12" w15:restartNumberingAfterBreak="0">
     <w:nsid w:val="571473A6"/>
     <w:multiLevelType w:val="hybridMultilevel"/>
     <w:tmpl w:val="62DC236E"/>
@@ -3409,7 +4568,7 @@
       </w:pPr>
     </w:lvl>
   </w:abstractNum>
-  <w:abstractNum w:abstractNumId="12" w15:restartNumberingAfterBreak="0">
+  <w:abstractNum w:abstractNumId="13" w15:restartNumberingAfterBreak="0">
     <w:nsid w:val="5DF67A53"/>
     <w:multiLevelType w:val="hybridMultilevel"/>
     <w:tmpl w:val="8BD62BEE"/>
@@ -3521,7 +4680,7 @@
       </w:rPr>
     </w:lvl>
   </w:abstractNum>
-  <w:abstractNum w:abstractNumId="13" w15:restartNumberingAfterBreak="0">
+  <w:abstractNum w:abstractNumId="14" w15:restartNumberingAfterBreak="0">
     <w:nsid w:val="704D7B9F"/>
     <w:multiLevelType w:val="hybridMultilevel"/>
     <w:tmpl w:val="D5BC1B00"/>
@@ -3633,7 +4792,7 @@
       </w:rPr>
     </w:lvl>
   </w:abstractNum>
-  <w:abstractNum w:abstractNumId="14" w15:restartNumberingAfterBreak="0">
+  <w:abstractNum w:abstractNumId="15" w15:restartNumberingAfterBreak="0">
     <w:nsid w:val="714946CD"/>
     <w:multiLevelType w:val="multilevel"/>
     <w:tmpl w:val="E39ED8B2"/>
@@ -3754,7 +4913,7 @@
       </w:rPr>
     </w:lvl>
   </w:abstractNum>
-  <w:abstractNum w:abstractNumId="15" w15:restartNumberingAfterBreak="0">
+  <w:abstractNum w:abstractNumId="16" w15:restartNumberingAfterBreak="0">
     <w:nsid w:val="784071C4"/>
     <w:multiLevelType w:val="hybridMultilevel"/>
     <w:tmpl w:val="FC62E56C"/>
@@ -3867,7 +5026,7 @@
       </w:rPr>
     </w:lvl>
   </w:abstractNum>
-  <w:abstractNum w:abstractNumId="16" w15:restartNumberingAfterBreak="0">
+  <w:abstractNum w:abstractNumId="17" w15:restartNumberingAfterBreak="0">
     <w:nsid w:val="79091D65"/>
     <w:multiLevelType w:val="hybridMultilevel"/>
     <w:tmpl w:val="22580DBA"/>
@@ -3980,55 +5139,58 @@
     </w:lvl>
   </w:abstractNum>
   <w:num w:numId="1" w16cid:durableId="550963648">
+    <w:abstractNumId w:val="5"/>
+  </w:num>
+  <w:num w:numId="2" w16cid:durableId="2126340639">
+    <w:abstractNumId w:val="11"/>
+  </w:num>
+  <w:num w:numId="3" w16cid:durableId="1573078533">
     <w:abstractNumId w:val="4"/>
   </w:num>
-  <w:num w:numId="2" w16cid:durableId="2126340639">
-    <w:abstractNumId w:val="10"/>
-  </w:num>
-  <w:num w:numId="3" w16cid:durableId="1573078533">
-    <w:abstractNumId w:val="3"/>
-  </w:num>
   <w:num w:numId="4" w16cid:durableId="607083311">
-    <w:abstractNumId w:val="14"/>
+    <w:abstractNumId w:val="15"/>
   </w:num>
   <w:num w:numId="5" w16cid:durableId="2137678609">
     <w:abstractNumId w:val="1"/>
   </w:num>
   <w:num w:numId="6" w16cid:durableId="174685959">
-    <w:abstractNumId w:val="11"/>
+    <w:abstractNumId w:val="12"/>
   </w:num>
   <w:num w:numId="7" w16cid:durableId="510488077">
-    <w:abstractNumId w:val="5"/>
+    <w:abstractNumId w:val="6"/>
   </w:num>
   <w:num w:numId="8" w16cid:durableId="480736197">
-    <w:abstractNumId w:val="16"/>
+    <w:abstractNumId w:val="17"/>
   </w:num>
   <w:num w:numId="9" w16cid:durableId="390349675">
-    <w:abstractNumId w:val="7"/>
+    <w:abstractNumId w:val="8"/>
   </w:num>
   <w:num w:numId="10" w16cid:durableId="274945471">
-    <w:abstractNumId w:val="12"/>
+    <w:abstractNumId w:val="13"/>
   </w:num>
   <w:num w:numId="11" w16cid:durableId="1648782426">
-    <w:abstractNumId w:val="13"/>
+    <w:abstractNumId w:val="14"/>
   </w:num>
   <w:num w:numId="12" w16cid:durableId="1310940088">
-    <w:abstractNumId w:val="2"/>
+    <w:abstractNumId w:val="3"/>
   </w:num>
   <w:num w:numId="13" w16cid:durableId="1747146327">
-    <w:abstractNumId w:val="9"/>
+    <w:abstractNumId w:val="10"/>
   </w:num>
   <w:num w:numId="14" w16cid:durableId="2058431104">
-    <w:abstractNumId w:val="6"/>
+    <w:abstractNumId w:val="7"/>
   </w:num>
   <w:num w:numId="15" w16cid:durableId="169877917">
     <w:abstractNumId w:val="0"/>
   </w:num>
   <w:num w:numId="16" w16cid:durableId="1146242757">
-    <w:abstractNumId w:val="8"/>
+    <w:abstractNumId w:val="9"/>
   </w:num>
   <w:num w:numId="17" w16cid:durableId="605235207">
-    <w:abstractNumId w:val="15"/>
+    <w:abstractNumId w:val="16"/>
+  </w:num>
+  <w:num w:numId="18" w16cid:durableId="1439059540">
+    <w:abstractNumId w:val="2"/>
   </w:num>
 </w:numbering>
 </file>

--- a/Documents/스테이지 4 기획서.docx
+++ b/Documents/스테이지 4 기획서.docx
@@ -800,28 +800,12 @@
             <w:tcW w:w="2642" w:type="dxa"/>
           </w:tcPr>
           <w:p>
-            <w:proofErr w:type="gramStart"/>
             <w:r>
               <w:rPr>
                 <w:rFonts w:hint="eastAsia"/>
               </w:rPr>
-              <w:t>W,S</w:t>
-            </w:r>
-            <w:proofErr w:type="gramEnd"/>
-            <w:r>
-              <w:rPr>
-                <w:rFonts w:hint="eastAsia"/>
-              </w:rPr>
-              <w:t>,</w:t>
-            </w:r>
-            <w:proofErr w:type="gramStart"/>
-            <w:r>
-              <w:rPr>
-                <w:rFonts w:hint="eastAsia"/>
-              </w:rPr>
-              <w:t>A,D</w:t>
-            </w:r>
-            <w:proofErr w:type="gramEnd"/>
+              <w:t>W,S,A,D</w:t>
+            </w:r>
           </w:p>
         </w:tc>
       </w:tr>
@@ -946,21 +930,7 @@
               <w:rPr>
                 <w:rFonts w:hint="eastAsia"/>
               </w:rPr>
-              <w:t xml:space="preserve">(키 할당 없음, 점프 후 조건에 </w:t>
-            </w:r>
-            <w:proofErr w:type="gramStart"/>
-            <w:r>
-              <w:rPr>
-                <w:rFonts w:hint="eastAsia"/>
-              </w:rPr>
-              <w:t>걸맞는</w:t>
-            </w:r>
-            <w:proofErr w:type="gramEnd"/>
-            <w:r>
-              <w:rPr>
-                <w:rFonts w:hint="eastAsia"/>
-              </w:rPr>
-              <w:t xml:space="preserve"> 높이의 턱 위를 잡으면 자동으로 발동)</w:t>
+              <w:t>(키 할당 없음, 점프 후 조건에 걸맞는 높이의 턱 위를 잡으면 자동으로 발동)</w:t>
             </w:r>
           </w:p>
         </w:tc>
@@ -1261,7 +1231,7 @@
               <w:rPr>
                 <w:rFonts w:hint="eastAsia"/>
               </w:rPr>
-              <w:t>랜턴 (1스테이지엔 미사용)</w:t>
+              <w:t>움크리기</w:t>
             </w:r>
           </w:p>
         </w:tc>
@@ -1280,7 +1250,7 @@
               <w:rPr>
                 <w:rFonts w:hint="eastAsia"/>
               </w:rPr>
-              <w:t>R</w:t>
+              <w:t>Ctrl</w:t>
             </w:r>
           </w:p>
         </w:tc>
@@ -1291,21 +1261,58 @@
             <w:tcW w:w="2263" w:type="dxa"/>
           </w:tcPr>
           <w:p>
-            <w:proofErr w:type="spellStart"/>
             <w:r>
               <w:rPr>
                 <w:rFonts w:hint="eastAsia"/>
               </w:rPr>
-              <w:t>움크리기</w:t>
-            </w:r>
-            <w:proofErr w:type="spellEnd"/>
+              <w:t>파트너 교대</w:t>
+            </w:r>
           </w:p>
         </w:tc>
         <w:tc>
           <w:tcPr>
             <w:tcW w:w="4111" w:type="dxa"/>
           </w:tcPr>
-          <w:p/>
+          <w:p>
+            <w:r>
+              <w:rPr>
+                <w:rFonts w:hint="eastAsia"/>
+              </w:rPr>
+              <w:t>3.6 에서만 사용 가능하다.</w:t>
+            </w:r>
+          </w:p>
+          <w:p>
+            <w:r>
+              <w:rPr>
+                <w:rFonts w:hint="eastAsia"/>
+              </w:rPr>
+              <w:t>다른 캐릭터</w:t>
+            </w:r>
+            <w:r>
+              <w:rPr>
+                <w:rFonts w:hint="eastAsia"/>
+              </w:rPr>
+              <w:t>로</w:t>
+            </w:r>
+            <w:r>
+              <w:rPr>
+                <w:rFonts w:hint="eastAsia"/>
+              </w:rPr>
+              <w:t xml:space="preserve"> 조작</w:t>
+            </w:r>
+            <w:r>
+              <w:rPr>
+                <w:rFonts w:hint="eastAsia"/>
+              </w:rPr>
+              <w:t>이 바뀐다.</w:t>
+            </w:r>
+            <w:r>
+              <w:rPr>
+                <w:rFonts w:hint="eastAsia"/>
+              </w:rPr>
+              <w:t xml:space="preserve"> </w:t>
+            </w:r>
+          </w:p>
         </w:tc>
         <w:tc>
           <w:tcPr>
@@ -1316,7 +1323,7 @@
               <w:rPr>
                 <w:rFonts w:hint="eastAsia"/>
               </w:rPr>
-              <w:t>Ctrl</w:t>
+              <w:t>C</w:t>
             </w:r>
           </w:p>
         </w:tc>
@@ -1331,7 +1338,7 @@
               <w:rPr>
                 <w:rFonts w:hint="eastAsia"/>
               </w:rPr>
-              <w:t>파트너 교대</w:t>
+              <w:t>메뉴</w:t>
             </w:r>
           </w:p>
         </w:tc>
@@ -1344,39 +1351,7 @@
               <w:rPr>
                 <w:rFonts w:hint="eastAsia"/>
               </w:rPr>
-              <w:t>3.6 에서만 사용 가능하다.</w:t>
-            </w:r>
-          </w:p>
-          <w:p>
-            <w:r>
-              <w:rPr>
-                <w:rFonts w:hint="eastAsia"/>
-              </w:rPr>
-              <w:t>다른 캐릭터</w:t>
-            </w:r>
-            <w:r>
-              <w:rPr>
-                <w:rFonts w:hint="eastAsia"/>
-              </w:rPr>
-              <w:t>로</w:t>
-            </w:r>
-            <w:r>
-              <w:rPr>
-                <w:rFonts w:hint="eastAsia"/>
-              </w:rPr>
-              <w:t xml:space="preserve"> 조작</w:t>
-            </w:r>
-            <w:r>
-              <w:rPr>
-                <w:rFonts w:hint="eastAsia"/>
-              </w:rPr>
-              <w:t>이 바뀐다.</w:t>
-            </w:r>
-            <w:r>
-              <w:rPr>
-                <w:rFonts w:hint="eastAsia"/>
-              </w:rPr>
-              <w:t xml:space="preserve"> </w:t>
+              <w:t>게임을 일시정지하고 메뉴를 열 수 있습니다.</w:t>
             </w:r>
           </w:p>
         </w:tc>
@@ -1389,47 +1364,6 @@
               <w:rPr>
                 <w:rFonts w:hint="eastAsia"/>
               </w:rPr>
-              <w:t>C</w:t>
-            </w:r>
-          </w:p>
-        </w:tc>
-      </w:tr>
-      <w:tr>
-        <w:tc>
-          <w:tcPr>
-            <w:tcW w:w="2263" w:type="dxa"/>
-          </w:tcPr>
-          <w:p>
-            <w:r>
-              <w:rPr>
-                <w:rFonts w:hint="eastAsia"/>
-              </w:rPr>
-              <w:t>메뉴</w:t>
-            </w:r>
-          </w:p>
-        </w:tc>
-        <w:tc>
-          <w:tcPr>
-            <w:tcW w:w="4111" w:type="dxa"/>
-          </w:tcPr>
-          <w:p>
-            <w:r>
-              <w:rPr>
-                <w:rFonts w:hint="eastAsia"/>
-              </w:rPr>
-              <w:t>게임을 일시정지하고 메뉴를 열 수 있습니다.</w:t>
-            </w:r>
-          </w:p>
-        </w:tc>
-        <w:tc>
-          <w:tcPr>
-            <w:tcW w:w="2642" w:type="dxa"/>
-          </w:tcPr>
-          <w:p>
-            <w:r>
-              <w:rPr>
-                <w:rFonts w:hint="eastAsia"/>
-              </w:rPr>
               <w:t>ESC</w:t>
             </w:r>
           </w:p>
@@ -1462,21 +1396,7 @@
         <w:rPr>
           <w:rFonts w:hint="eastAsia"/>
         </w:rPr>
-        <w:t xml:space="preserve">대화 및 </w:t>
-      </w:r>
-      <w:proofErr w:type="spellStart"/>
-      <w:r>
-        <w:rPr>
-          <w:rFonts w:hint="eastAsia"/>
-        </w:rPr>
-        <w:t>대사창</w:t>
-      </w:r>
-      <w:proofErr w:type="spellEnd"/>
-      <w:r>
-        <w:rPr>
-          <w:rFonts w:hint="eastAsia"/>
-        </w:rPr>
-        <w:t xml:space="preserve"> </w:t>
+        <w:t xml:space="preserve">대화 및 대사창 </w:t>
       </w:r>
     </w:p>
     <w:p>
@@ -1797,7 +1717,6 @@
         </w:rPr>
         <w:t xml:space="preserve">STAGE </w:t>
       </w:r>
-      <w:proofErr w:type="gramStart"/>
       <w:r>
         <w:rPr>
           <w:rFonts w:hint="eastAsia"/>
@@ -1808,14 +1727,7 @@
         <w:rPr>
           <w:rFonts w:hint="eastAsia"/>
         </w:rPr>
-        <w:t xml:space="preserve"> :</w:t>
-      </w:r>
-      <w:proofErr w:type="gramEnd"/>
-      <w:r>
-        <w:rPr>
-          <w:rFonts w:hint="eastAsia"/>
-        </w:rPr>
-        <w:t xml:space="preserve"> </w:t>
+        <w:t xml:space="preserve"> : </w:t>
       </w:r>
       <w:r>
         <w:rPr>
@@ -1997,35 +1909,7 @@
         <w:rPr>
           <w:rFonts w:hint="eastAsia"/>
         </w:rPr>
-        <w:t xml:space="preserve">Reference </w:t>
-      </w:r>
-      <w:proofErr w:type="gramStart"/>
-      <w:r>
-        <w:rPr>
-          <w:rFonts w:hint="eastAsia"/>
-        </w:rPr>
-        <w:t>이미지 :</w:t>
-      </w:r>
-      <w:proofErr w:type="gramEnd"/>
-      <w:r>
-        <w:rPr>
-          <w:rFonts w:hint="eastAsia"/>
-        </w:rPr>
-        <w:t xml:space="preserve"> 광활한 사막에 튀어나와 있는 </w:t>
-      </w:r>
-      <w:proofErr w:type="spellStart"/>
-      <w:r>
-        <w:rPr>
-          <w:rFonts w:hint="eastAsia"/>
-        </w:rPr>
-        <w:t>돌벽</w:t>
-      </w:r>
-      <w:proofErr w:type="spellEnd"/>
-      <w:r>
-        <w:rPr>
-          <w:rFonts w:hint="eastAsia"/>
-        </w:rPr>
-        <w:t xml:space="preserve">, 돌기둥 </w:t>
+        <w:t xml:space="preserve">Reference 이미지 : 광활한 사막에 튀어나와 있는 돌벽, 돌기둥 </w:t>
       </w:r>
     </w:p>
     <w:p/>
@@ -2077,7 +1961,6 @@
     <w:p/>
     <w:p/>
     <w:p>
-      <w:proofErr w:type="spellStart"/>
       <w:r>
         <w:rPr>
           <w:rFonts w:hint="eastAsia"/>
@@ -2085,7 +1968,6 @@
         <w:lastRenderedPageBreak/>
         <w:t>맵을</w:t>
       </w:r>
-      <w:proofErr w:type="spellEnd"/>
       <w:r>
         <w:rPr>
           <w:noProof/>
@@ -2237,7 +2119,6 @@
         </w:tabs>
         <w:ind w:left="440"/>
       </w:pPr>
-      <w:proofErr w:type="gramStart"/>
       <w:r>
         <w:rPr>
           <w:rFonts w:hint="eastAsia"/>
@@ -2246,7 +2127,6 @@
         </w:rPr>
         <w:t>크기 :</w:t>
       </w:r>
-      <w:proofErr w:type="gramEnd"/>
       <w:r>
         <w:rPr>
           <w:rFonts w:hint="eastAsia"/>
@@ -2274,18 +2154,8 @@
           <w:b/>
           <w:bCs/>
         </w:rPr>
-        <w:t xml:space="preserve">동 </w:t>
-      </w:r>
-      <w:proofErr w:type="gramStart"/>
-      <w:r>
-        <w:rPr>
-          <w:rFonts w:hint="eastAsia"/>
-          <w:b/>
-          <w:bCs/>
-        </w:rPr>
-        <w:t>속도 :</w:t>
-      </w:r>
-      <w:proofErr w:type="gramEnd"/>
+        <w:t>동 속도 :</w:t>
+      </w:r>
       <w:r>
         <w:rPr>
           <w:rFonts w:hint="eastAsia"/>
@@ -2306,25 +2176,7 @@
           <w:b/>
           <w:bCs/>
         </w:rPr>
-        <w:t xml:space="preserve">인지 </w:t>
-      </w:r>
-      <w:proofErr w:type="gramStart"/>
-      <w:r>
-        <w:rPr>
-          <w:rFonts w:hint="eastAsia"/>
-          <w:b/>
-          <w:bCs/>
-        </w:rPr>
-        <w:t>범위 :</w:t>
-      </w:r>
-      <w:proofErr w:type="gramEnd"/>
-      <w:r>
-        <w:rPr>
-          <w:rFonts w:hint="eastAsia"/>
-          <w:b/>
-          <w:bCs/>
-        </w:rPr>
-        <w:t xml:space="preserve"> </w:t>
+        <w:t xml:space="preserve">인지 범위 : </w:t>
       </w:r>
       <w:r>
         <w:rPr>
@@ -2358,18 +2210,8 @@
           <w:b/>
           <w:bCs/>
         </w:rPr>
-        <w:t xml:space="preserve">공격 </w:t>
-      </w:r>
-      <w:proofErr w:type="gramStart"/>
-      <w:r>
-        <w:rPr>
-          <w:rFonts w:hint="eastAsia"/>
-          <w:b/>
-          <w:bCs/>
-        </w:rPr>
-        <w:t>범위 :</w:t>
-      </w:r>
-      <w:proofErr w:type="gramEnd"/>
+        <w:t>공격 범위 :</w:t>
+      </w:r>
       <w:r>
         <w:rPr>
           <w:rFonts w:hint="eastAsia"/>
@@ -2396,7 +2238,6 @@
         </w:tabs>
         <w:ind w:left="440"/>
       </w:pPr>
-      <w:proofErr w:type="gramStart"/>
       <w:r>
         <w:rPr>
           <w:rFonts w:hint="eastAsia"/>
@@ -2405,7 +2246,6 @@
         </w:rPr>
         <w:t>연출 :</w:t>
       </w:r>
-      <w:proofErr w:type="gramEnd"/>
       <w:r>
         <w:rPr>
           <w:rFonts w:hint="eastAsia"/>
@@ -2442,25 +2282,7 @@
           <w:b/>
           <w:bCs/>
         </w:rPr>
-        <w:t xml:space="preserve">발사 </w:t>
-      </w:r>
-      <w:proofErr w:type="gramStart"/>
-      <w:r>
-        <w:rPr>
-          <w:rFonts w:hint="eastAsia"/>
-          <w:b/>
-          <w:bCs/>
-        </w:rPr>
-        <w:t>속도 :</w:t>
-      </w:r>
-      <w:proofErr w:type="gramEnd"/>
-      <w:r>
-        <w:rPr>
-          <w:rFonts w:hint="eastAsia"/>
-          <w:b/>
-          <w:bCs/>
-        </w:rPr>
-        <w:t xml:space="preserve"> </w:t>
+        <w:t xml:space="preserve">발사 속도 : </w:t>
       </w:r>
       <w:r>
         <w:rPr>
@@ -2476,7 +2298,6 @@
         </w:tabs>
         <w:ind w:left="440"/>
       </w:pPr>
-      <w:proofErr w:type="gramStart"/>
       <w:r>
         <w:rPr>
           <w:rFonts w:hint="eastAsia"/>
@@ -2485,21 +2306,12 @@
         </w:rPr>
         <w:t>데미지 :</w:t>
       </w:r>
-      <w:proofErr w:type="gramEnd"/>
-      <w:r>
-        <w:rPr>
-          <w:rFonts w:hint="eastAsia"/>
-        </w:rPr>
-        <w:t xml:space="preserve"> 하트 </w:t>
-      </w:r>
-      <w:proofErr w:type="spellStart"/>
-      <w:r>
-        <w:rPr>
-          <w:rFonts w:hint="eastAsia"/>
-        </w:rPr>
-        <w:t>한칸</w:t>
-      </w:r>
-      <w:proofErr w:type="spellEnd"/>
+      <w:r>
+        <w:rPr>
+          <w:rFonts w:hint="eastAsia"/>
+        </w:rPr>
+        <w:t xml:space="preserve"> 하트 한칸</w:t>
+      </w:r>
     </w:p>
     <w:p>
       <w:pPr>
@@ -2508,7 +2320,6 @@
         </w:tabs>
         <w:ind w:left="440"/>
       </w:pPr>
-      <w:proofErr w:type="gramStart"/>
       <w:r>
         <w:rPr>
           <w:rFonts w:hint="eastAsia"/>
@@ -2517,7 +2328,6 @@
         </w:rPr>
         <w:t>퇴장 :</w:t>
       </w:r>
-      <w:proofErr w:type="gramEnd"/>
       <w:r>
         <w:rPr>
           <w:rFonts w:hint="eastAsia"/>
@@ -2709,21 +2519,7 @@
           <w:rFonts w:hint="eastAsia"/>
         </w:rPr>
         <w:lastRenderedPageBreak/>
-        <w:t xml:space="preserve">밧줄이 점프해서 잡을 수 없는 높이에 있기 때문에 블록을 옮긴 후 블록을 밟고 올라가 점프를 </w:t>
-      </w:r>
-      <w:proofErr w:type="spellStart"/>
-      <w:r>
-        <w:rPr>
-          <w:rFonts w:hint="eastAsia"/>
-        </w:rPr>
-        <w:t>해야한다</w:t>
-      </w:r>
-      <w:proofErr w:type="spellEnd"/>
-      <w:r>
-        <w:rPr>
-          <w:rFonts w:hint="eastAsia"/>
-        </w:rPr>
-        <w:t xml:space="preserve">. </w:t>
+        <w:t xml:space="preserve">밧줄이 점프해서 잡을 수 없는 높이에 있기 때문에 블록을 옮긴 후 블록을 밟고 올라가 점프를 해야한다. </w:t>
       </w:r>
     </w:p>
     <w:p>
@@ -2737,19 +2533,11 @@
           <w:tab w:val="center" w:pos="4513"/>
         </w:tabs>
       </w:pPr>
-      <w:proofErr w:type="gramStart"/>
-      <w:r>
-        <w:rPr>
-          <w:rFonts w:hint="eastAsia"/>
-        </w:rPr>
-        <w:t>NPC :</w:t>
-      </w:r>
-      <w:proofErr w:type="gramEnd"/>
-      <w:r>
-        <w:rPr>
-          <w:rFonts w:hint="eastAsia"/>
-        </w:rPr>
-        <w:t xml:space="preserve"> 선인장</w:t>
+      <w:r>
+        <w:rPr>
+          <w:rFonts w:hint="eastAsia"/>
+        </w:rPr>
+        <w:t>NPC : 선인장</w:t>
       </w:r>
     </w:p>
     <w:p>
@@ -2829,21 +2617,7 @@
         <w:rPr>
           <w:rFonts w:hint="eastAsia"/>
         </w:rPr>
-        <w:t xml:space="preserve">붉은색 열쇠가 있는 지형 </w:t>
-      </w:r>
-      <w:proofErr w:type="spellStart"/>
-      <w:r>
-        <w:rPr>
-          <w:rFonts w:hint="eastAsia"/>
-        </w:rPr>
-        <w:t>뒷편에</w:t>
-      </w:r>
-      <w:proofErr w:type="spellEnd"/>
-      <w:r>
-        <w:rPr>
-          <w:rFonts w:hint="eastAsia"/>
-        </w:rPr>
-        <w:t xml:space="preserve"> 스위치가 숨겨져 있다. (무게 센서 아님) </w:t>
+        <w:t xml:space="preserve">붉은색 열쇠가 있는 지형 뒷편에 스위치가 숨겨져 있다. (무게 센서 아님) </w:t>
       </w:r>
     </w:p>
     <w:p>
@@ -2949,21 +2723,7 @@
         <w:rPr>
           <w:rFonts w:hint="eastAsia"/>
         </w:rPr>
-        <w:t xml:space="preserve">다리 밑에는 유사가 존재하여 해당 구역에 빠지면 1 Life를 잃고 다리를 건너기 전 시점에 </w:t>
-      </w:r>
-      <w:proofErr w:type="spellStart"/>
-      <w:r>
-        <w:rPr>
-          <w:rFonts w:hint="eastAsia"/>
-        </w:rPr>
-        <w:t>리스폰된다</w:t>
-      </w:r>
-      <w:proofErr w:type="spellEnd"/>
-      <w:r>
-        <w:rPr>
-          <w:rFonts w:hint="eastAsia"/>
-        </w:rPr>
-        <w:t>.</w:t>
+        <w:t>다리 밑에는 유사가 존재하여 해당 구역에 빠지면 1 Life를 잃고 다리를 건너기 전 시점에 리스폰된다.</w:t>
       </w:r>
     </w:p>
     <w:p>
@@ -3122,21 +2882,7 @@
           <w:rFonts w:hint="eastAsia"/>
         </w:rPr>
         <w:lastRenderedPageBreak/>
-        <w:t xml:space="preserve">오른쪽 구역은 미니게임을 클리어 할 시 밧줄이 내려오는 </w:t>
-      </w:r>
-      <w:proofErr w:type="spellStart"/>
-      <w:r>
-        <w:rPr>
-          <w:rFonts w:hint="eastAsia"/>
-        </w:rPr>
-        <w:t>기믹이</w:t>
-      </w:r>
-      <w:proofErr w:type="spellEnd"/>
-      <w:r>
-        <w:rPr>
-          <w:rFonts w:hint="eastAsia"/>
-        </w:rPr>
-        <w:t xml:space="preserve"> 있다.</w:t>
+        <w:t>오른쪽 구역은 미니게임을 클리어 할 시 밧줄이 내려오는 기믹이 있다.</w:t>
       </w:r>
       <w:r>
         <w:rPr>
@@ -3195,16 +2941,298 @@
     </w:p>
     <w:p/>
     <w:p>
-      <w:pPr>
-        <w:rPr>
-          <w:rFonts w:hint="eastAsia"/>
-        </w:rPr>
-      </w:pPr>
       <w:r>
         <w:rPr>
           <w:rFonts w:hint="eastAsia"/>
         </w:rPr>
         <w:t>미니게임 양동이 옮기기</w:t>
+      </w:r>
+    </w:p>
+    <w:p>
+      <w:r>
+        <w:rPr>
+          <w:noProof/>
+        </w:rPr>
+        <w:drawing>
+          <wp:anchor distT="0" distB="0" distL="114300" distR="114300" simplePos="0" relativeHeight="251678720" behindDoc="0" locked="0" layoutInCell="1" allowOverlap="1" wp14:anchorId="4DF54BC3" wp14:editId="1BA02592">
+            <wp:simplePos x="0" y="0"/>
+            <wp:positionH relativeFrom="column">
+              <wp:posOffset>0</wp:posOffset>
+            </wp:positionH>
+            <wp:positionV relativeFrom="paragraph">
+              <wp:posOffset>-4445</wp:posOffset>
+            </wp:positionV>
+            <wp:extent cx="4581525" cy="2567400"/>
+            <wp:effectExtent l="0" t="0" r="0" b="4445"/>
+            <wp:wrapTopAndBottom/>
+            <wp:docPr id="1365291426" name="그림 1"/>
+            <wp:cNvGraphicFramePr>
+              <a:graphicFrameLocks xmlns:a="http://schemas.openxmlformats.org/drawingml/2006/main" noChangeAspect="1"/>
+            </wp:cNvGraphicFramePr>
+            <a:graphic xmlns:a="http://schemas.openxmlformats.org/drawingml/2006/main">
+              <a:graphicData uri="http://schemas.openxmlformats.org/drawingml/2006/picture">
+                <pic:pic xmlns:pic="http://schemas.openxmlformats.org/drawingml/2006/picture">
+                  <pic:nvPicPr>
+                    <pic:cNvPr id="1365291426" name=""/>
+                    <pic:cNvPicPr/>
+                  </pic:nvPicPr>
+                  <pic:blipFill>
+                    <a:blip r:embed="rId21">
+                      <a:extLst>
+                        <a:ext uri="{28A0092B-C50C-407E-A947-70E740481C1C}">
+                          <a14:useLocalDpi xmlns:a14="http://schemas.microsoft.com/office/drawing/2010/main" val="0"/>
+                        </a:ext>
+                      </a:extLst>
+                    </a:blip>
+                    <a:stretch>
+                      <a:fillRect/>
+                    </a:stretch>
+                  </pic:blipFill>
+                  <pic:spPr>
+                    <a:xfrm>
+                      <a:off x="0" y="0"/>
+                      <a:ext cx="4581525" cy="2567400"/>
+                    </a:xfrm>
+                    <a:prstGeom prst="rect">
+                      <a:avLst/>
+                    </a:prstGeom>
+                  </pic:spPr>
+                </pic:pic>
+              </a:graphicData>
+            </a:graphic>
+          </wp:anchor>
+        </w:drawing>
+      </w:r>
+    </w:p>
+    <w:p>
+      <w:r>
+        <w:rPr>
+          <w:rFonts w:hint="eastAsia"/>
+        </w:rPr>
+        <w:t xml:space="preserve">문제 수치만 변경 </w:t>
+      </w:r>
+    </w:p>
+    <w:p/>
+    <w:p>
+      <w:r>
+        <w:rPr>
+          <w:rFonts w:hint="eastAsia"/>
+        </w:rPr>
+        <w:t>조작</w:t>
+      </w:r>
+    </w:p>
+    <w:p>
+      <w:r>
+        <w:rPr>
+          <w:rFonts w:hint="eastAsia"/>
+          <w:b/>
+          <w:bCs/>
+        </w:rPr>
+        <w:t>A, D :</w:t>
+      </w:r>
+      <w:r>
+        <w:rPr>
+          <w:rFonts w:hint="eastAsia"/>
+        </w:rPr>
+        <w:t xml:space="preserve"> 양동이 선택 커서 변경</w:t>
+      </w:r>
+    </w:p>
+    <w:p>
+      <w:r>
+        <w:rPr>
+          <w:rFonts w:hint="eastAsia"/>
+          <w:b/>
+          <w:bCs/>
+        </w:rPr>
+        <w:lastRenderedPageBreak/>
+        <w:t>E</w:t>
+      </w:r>
+      <w:r>
+        <w:rPr>
+          <w:rFonts w:hint="eastAsia"/>
+          <w:b/>
+          <w:bCs/>
+        </w:rPr>
+        <w:t>, F, SPACE</w:t>
+      </w:r>
+      <w:r>
+        <w:rPr>
+          <w:rFonts w:hint="eastAsia"/>
+          <w:b/>
+          <w:bCs/>
+        </w:rPr>
+        <w:t xml:space="preserve"> :</w:t>
+      </w:r>
+      <w:r>
+        <w:rPr>
+          <w:rFonts w:hint="eastAsia"/>
+        </w:rPr>
+        <w:t xml:space="preserve"> 양동이 또는 메뉴 선택</w:t>
+      </w:r>
+    </w:p>
+    <w:p>
+      <w:r>
+        <w:rPr>
+          <w:rFonts w:hint="eastAsia"/>
+          <w:b/>
+          <w:bCs/>
+        </w:rPr>
+        <w:t>Q :</w:t>
+      </w:r>
+      <w:r>
+        <w:rPr>
+          <w:rFonts w:hint="eastAsia"/>
+        </w:rPr>
+        <w:t xml:space="preserve"> 물 버리기 (</w:t>
+      </w:r>
+      <w:r>
+        <w:rPr>
+          <w:rFonts w:hint="eastAsia"/>
+        </w:rPr>
+        <w:t>5</w:t>
+      </w:r>
+      <w:r>
+        <w:rPr>
+          <w:rFonts w:hint="eastAsia"/>
+        </w:rPr>
+        <w:t xml:space="preserve">, </w:t>
+      </w:r>
+      <w:r>
+        <w:rPr>
+          <w:rFonts w:hint="eastAsia"/>
+        </w:rPr>
+        <w:t>9</w:t>
+      </w:r>
+      <w:r>
+        <w:rPr>
+          <w:rFonts w:hint="eastAsia"/>
+        </w:rPr>
+        <w:t xml:space="preserve">L 양동이만 가능) </w:t>
+      </w:r>
+    </w:p>
+    <w:p>
+      <w:r>
+        <w:rPr>
+          <w:rFonts w:hint="eastAsia"/>
+          <w:b/>
+          <w:bCs/>
+        </w:rPr>
+        <w:t>S :</w:t>
+      </w:r>
+      <w:r>
+        <w:rPr>
+          <w:rFonts w:hint="eastAsia"/>
+        </w:rPr>
+        <w:t xml:space="preserve"> 하단 메뉴 선택 (물 채우기 위치 고정)</w:t>
+      </w:r>
+    </w:p>
+    <w:p>
+      <w:r>
+        <w:rPr>
+          <w:rFonts w:hint="eastAsia"/>
+          <w:b/>
+          <w:bCs/>
+        </w:rPr>
+        <w:t>W :</w:t>
+      </w:r>
+      <w:r>
+        <w:rPr>
+          <w:rFonts w:hint="eastAsia"/>
+        </w:rPr>
+        <w:t xml:space="preserve"> 상단 양동이 선택으로 이동 (</w:t>
+      </w:r>
+      <w:r>
+        <w:rPr>
+          <w:rFonts w:hint="eastAsia"/>
+        </w:rPr>
+        <w:t>7</w:t>
+      </w:r>
+      <w:r>
+        <w:rPr>
+          <w:rFonts w:hint="eastAsia"/>
+        </w:rPr>
+        <w:t xml:space="preserve">L 위치 고정) </w:t>
+      </w:r>
+    </w:p>
+    <w:p>
+      <w:r>
+        <w:rPr>
+          <w:rFonts w:hint="eastAsia"/>
+          <w:b/>
+          <w:bCs/>
+        </w:rPr>
+        <w:t>Z :</w:t>
+      </w:r>
+      <w:r>
+        <w:rPr>
+          <w:rFonts w:hint="eastAsia"/>
+        </w:rPr>
+        <w:t xml:space="preserve"> 양동이 선택 취소</w:t>
+      </w:r>
+    </w:p>
+    <w:p>
+      <w:r>
+        <w:rPr>
+          <w:rFonts w:hint="eastAsia"/>
+          <w:b/>
+          <w:bCs/>
+        </w:rPr>
+        <w:t>R :</w:t>
+      </w:r>
+      <w:r>
+        <w:rPr>
+          <w:rFonts w:hint="eastAsia"/>
+        </w:rPr>
+        <w:t xml:space="preserve"> 리셋 (미니게임을 처음 상태로 되돌린다.)</w:t>
+      </w:r>
+    </w:p>
+    <w:p/>
+    <w:p>
+      <w:pPr>
+        <w:pStyle w:val="a6"/>
+        <w:numPr>
+          <w:ilvl w:val="0"/>
+          <w:numId w:val="18"/>
+        </w:numPr>
+        <w:rPr>
+          <w:rFonts w:hint="eastAsia"/>
+        </w:rPr>
+      </w:pPr>
+      <w:r>
+        <w:rPr>
+          <w:rFonts w:hint="eastAsia"/>
+        </w:rPr>
+        <w:t>문제를 풀면 밧줄이 내려오며, 초록색 열쇠를 얻을 수 있게 된다.</w:t>
+      </w:r>
+    </w:p>
+    <w:p/>
+    <w:p>
+      <w:pPr>
+        <w:pStyle w:val="2"/>
+      </w:pPr>
+      <w:r>
+        <w:rPr>
+          <w:rFonts w:hint="eastAsia"/>
+        </w:rPr>
+        <w:t>3.2 유적 입구</w:t>
+      </w:r>
+    </w:p>
+    <w:p>
+      <w:pPr>
+        <w:pStyle w:val="a6"/>
+        <w:numPr>
+          <w:ilvl w:val="0"/>
+          <w:numId w:val="18"/>
+        </w:numPr>
+        <w:rPr>
+          <w:rFonts w:hint="eastAsia"/>
+        </w:rPr>
+      </w:pPr>
+      <w:r>
+        <w:rPr>
+          <w:rFonts w:hint="eastAsia"/>
+        </w:rPr>
+        <w:t xml:space="preserve">3 Stage에 있던 블록 옮기기 퍼즐로 올라가야 한다.  </w:t>
       </w:r>
     </w:p>
     <w:sectPr>

--- a/Documents/스테이지 4 기획서.docx
+++ b/Documents/스테이지 4 기획서.docx
@@ -800,12 +800,28 @@
             <w:tcW w:w="2642" w:type="dxa"/>
           </w:tcPr>
           <w:p>
+            <w:proofErr w:type="gramStart"/>
             <w:r>
               <w:rPr>
                 <w:rFonts w:hint="eastAsia"/>
               </w:rPr>
-              <w:t>W,S,A,D</w:t>
-            </w:r>
+              <w:t>W,S</w:t>
+            </w:r>
+            <w:proofErr w:type="gramEnd"/>
+            <w:r>
+              <w:rPr>
+                <w:rFonts w:hint="eastAsia"/>
+              </w:rPr>
+              <w:t>,</w:t>
+            </w:r>
+            <w:proofErr w:type="gramStart"/>
+            <w:r>
+              <w:rPr>
+                <w:rFonts w:hint="eastAsia"/>
+              </w:rPr>
+              <w:t>A,D</w:t>
+            </w:r>
+            <w:proofErr w:type="gramEnd"/>
           </w:p>
         </w:tc>
       </w:tr>
@@ -930,7 +946,21 @@
               <w:rPr>
                 <w:rFonts w:hint="eastAsia"/>
               </w:rPr>
-              <w:t>(키 할당 없음, 점프 후 조건에 걸맞는 높이의 턱 위를 잡으면 자동으로 발동)</w:t>
+              <w:t xml:space="preserve">(키 할당 없음, 점프 후 조건에 </w:t>
+            </w:r>
+            <w:proofErr w:type="gramStart"/>
+            <w:r>
+              <w:rPr>
+                <w:rFonts w:hint="eastAsia"/>
+              </w:rPr>
+              <w:t>걸맞는</w:t>
+            </w:r>
+            <w:proofErr w:type="gramEnd"/>
+            <w:r>
+              <w:rPr>
+                <w:rFonts w:hint="eastAsia"/>
+              </w:rPr>
+              <w:t xml:space="preserve"> 높이의 턱 위를 잡으면 자동으로 발동)</w:t>
             </w:r>
           </w:p>
         </w:tc>
@@ -1227,12 +1257,14 @@
             <w:tcW w:w="2263" w:type="dxa"/>
           </w:tcPr>
           <w:p>
+            <w:proofErr w:type="spellStart"/>
             <w:r>
               <w:rPr>
                 <w:rFonts w:hint="eastAsia"/>
               </w:rPr>
               <w:t>움크리기</w:t>
             </w:r>
+            <w:proofErr w:type="spellEnd"/>
           </w:p>
         </w:tc>
         <w:tc>
@@ -1396,7 +1428,21 @@
         <w:rPr>
           <w:rFonts w:hint="eastAsia"/>
         </w:rPr>
-        <w:t xml:space="preserve">대화 및 대사창 </w:t>
+        <w:t xml:space="preserve">대화 및 </w:t>
+      </w:r>
+      <w:proofErr w:type="spellStart"/>
+      <w:r>
+        <w:rPr>
+          <w:rFonts w:hint="eastAsia"/>
+        </w:rPr>
+        <w:t>대사창</w:t>
+      </w:r>
+      <w:proofErr w:type="spellEnd"/>
+      <w:r>
+        <w:rPr>
+          <w:rFonts w:hint="eastAsia"/>
+        </w:rPr>
+        <w:t xml:space="preserve"> </w:t>
       </w:r>
     </w:p>
     <w:p>
@@ -1717,6 +1763,7 @@
         </w:rPr>
         <w:t xml:space="preserve">STAGE </w:t>
       </w:r>
+      <w:proofErr w:type="gramStart"/>
       <w:r>
         <w:rPr>
           <w:rFonts w:hint="eastAsia"/>
@@ -1727,7 +1774,14 @@
         <w:rPr>
           <w:rFonts w:hint="eastAsia"/>
         </w:rPr>
-        <w:t xml:space="preserve"> : </w:t>
+        <w:t xml:space="preserve"> :</w:t>
+      </w:r>
+      <w:proofErr w:type="gramEnd"/>
+      <w:r>
+        <w:rPr>
+          <w:rFonts w:hint="eastAsia"/>
+        </w:rPr>
+        <w:t xml:space="preserve"> </w:t>
       </w:r>
       <w:r>
         <w:rPr>
@@ -1909,7 +1963,35 @@
         <w:rPr>
           <w:rFonts w:hint="eastAsia"/>
         </w:rPr>
-        <w:t xml:space="preserve">Reference 이미지 : 광활한 사막에 튀어나와 있는 돌벽, 돌기둥 </w:t>
+        <w:t xml:space="preserve">Reference </w:t>
+      </w:r>
+      <w:proofErr w:type="gramStart"/>
+      <w:r>
+        <w:rPr>
+          <w:rFonts w:hint="eastAsia"/>
+        </w:rPr>
+        <w:t>이미지 :</w:t>
+      </w:r>
+      <w:proofErr w:type="gramEnd"/>
+      <w:r>
+        <w:rPr>
+          <w:rFonts w:hint="eastAsia"/>
+        </w:rPr>
+        <w:t xml:space="preserve"> 광활한 사막에 튀어나와 있는 </w:t>
+      </w:r>
+      <w:proofErr w:type="spellStart"/>
+      <w:r>
+        <w:rPr>
+          <w:rFonts w:hint="eastAsia"/>
+        </w:rPr>
+        <w:t>돌벽</w:t>
+      </w:r>
+      <w:proofErr w:type="spellEnd"/>
+      <w:r>
+        <w:rPr>
+          <w:rFonts w:hint="eastAsia"/>
+        </w:rPr>
+        <w:t xml:space="preserve">, 돌기둥 </w:t>
       </w:r>
     </w:p>
     <w:p/>
@@ -1961,6 +2043,7 @@
     <w:p/>
     <w:p/>
     <w:p>
+      <w:proofErr w:type="spellStart"/>
       <w:r>
         <w:rPr>
           <w:rFonts w:hint="eastAsia"/>
@@ -1968,6 +2051,7 @@
         <w:lastRenderedPageBreak/>
         <w:t>맵을</w:t>
       </w:r>
+      <w:proofErr w:type="spellEnd"/>
       <w:r>
         <w:rPr>
           <w:noProof/>
@@ -2119,6 +2203,7 @@
         </w:tabs>
         <w:ind w:left="440"/>
       </w:pPr>
+      <w:proofErr w:type="gramStart"/>
       <w:r>
         <w:rPr>
           <w:rFonts w:hint="eastAsia"/>
@@ -2127,6 +2212,7 @@
         </w:rPr>
         <w:t>크기 :</w:t>
       </w:r>
+      <w:proofErr w:type="gramEnd"/>
       <w:r>
         <w:rPr>
           <w:rFonts w:hint="eastAsia"/>
@@ -2154,8 +2240,18 @@
           <w:b/>
           <w:bCs/>
         </w:rPr>
-        <w:t>동 속도 :</w:t>
-      </w:r>
+        <w:t xml:space="preserve">동 </w:t>
+      </w:r>
+      <w:proofErr w:type="gramStart"/>
+      <w:r>
+        <w:rPr>
+          <w:rFonts w:hint="eastAsia"/>
+          <w:b/>
+          <w:bCs/>
+        </w:rPr>
+        <w:t>속도 :</w:t>
+      </w:r>
+      <w:proofErr w:type="gramEnd"/>
       <w:r>
         <w:rPr>
           <w:rFonts w:hint="eastAsia"/>
@@ -2176,7 +2272,25 @@
           <w:b/>
           <w:bCs/>
         </w:rPr>
-        <w:t xml:space="preserve">인지 범위 : </w:t>
+        <w:t xml:space="preserve">인지 </w:t>
+      </w:r>
+      <w:proofErr w:type="gramStart"/>
+      <w:r>
+        <w:rPr>
+          <w:rFonts w:hint="eastAsia"/>
+          <w:b/>
+          <w:bCs/>
+        </w:rPr>
+        <w:t>범위 :</w:t>
+      </w:r>
+      <w:proofErr w:type="gramEnd"/>
+      <w:r>
+        <w:rPr>
+          <w:rFonts w:hint="eastAsia"/>
+          <w:b/>
+          <w:bCs/>
+        </w:rPr>
+        <w:t xml:space="preserve"> </w:t>
       </w:r>
       <w:r>
         <w:rPr>
@@ -2210,8 +2324,18 @@
           <w:b/>
           <w:bCs/>
         </w:rPr>
-        <w:t>공격 범위 :</w:t>
-      </w:r>
+        <w:t xml:space="preserve">공격 </w:t>
+      </w:r>
+      <w:proofErr w:type="gramStart"/>
+      <w:r>
+        <w:rPr>
+          <w:rFonts w:hint="eastAsia"/>
+          <w:b/>
+          <w:bCs/>
+        </w:rPr>
+        <w:t>범위 :</w:t>
+      </w:r>
+      <w:proofErr w:type="gramEnd"/>
       <w:r>
         <w:rPr>
           <w:rFonts w:hint="eastAsia"/>
@@ -2238,6 +2362,7 @@
         </w:tabs>
         <w:ind w:left="440"/>
       </w:pPr>
+      <w:proofErr w:type="gramStart"/>
       <w:r>
         <w:rPr>
           <w:rFonts w:hint="eastAsia"/>
@@ -2246,6 +2371,7 @@
         </w:rPr>
         <w:t>연출 :</w:t>
       </w:r>
+      <w:proofErr w:type="gramEnd"/>
       <w:r>
         <w:rPr>
           <w:rFonts w:hint="eastAsia"/>
@@ -2282,7 +2408,25 @@
           <w:b/>
           <w:bCs/>
         </w:rPr>
-        <w:t xml:space="preserve">발사 속도 : </w:t>
+        <w:t xml:space="preserve">발사 </w:t>
+      </w:r>
+      <w:proofErr w:type="gramStart"/>
+      <w:r>
+        <w:rPr>
+          <w:rFonts w:hint="eastAsia"/>
+          <w:b/>
+          <w:bCs/>
+        </w:rPr>
+        <w:t>속도 :</w:t>
+      </w:r>
+      <w:proofErr w:type="gramEnd"/>
+      <w:r>
+        <w:rPr>
+          <w:rFonts w:hint="eastAsia"/>
+          <w:b/>
+          <w:bCs/>
+        </w:rPr>
+        <w:t xml:space="preserve"> </w:t>
       </w:r>
       <w:r>
         <w:rPr>
@@ -2298,6 +2442,7 @@
         </w:tabs>
         <w:ind w:left="440"/>
       </w:pPr>
+      <w:proofErr w:type="gramStart"/>
       <w:r>
         <w:rPr>
           <w:rFonts w:hint="eastAsia"/>
@@ -2306,12 +2451,21 @@
         </w:rPr>
         <w:t>데미지 :</w:t>
       </w:r>
-      <w:r>
-        <w:rPr>
-          <w:rFonts w:hint="eastAsia"/>
-        </w:rPr>
-        <w:t xml:space="preserve"> 하트 한칸</w:t>
-      </w:r>
+      <w:proofErr w:type="gramEnd"/>
+      <w:r>
+        <w:rPr>
+          <w:rFonts w:hint="eastAsia"/>
+        </w:rPr>
+        <w:t xml:space="preserve"> 하트 </w:t>
+      </w:r>
+      <w:proofErr w:type="spellStart"/>
+      <w:r>
+        <w:rPr>
+          <w:rFonts w:hint="eastAsia"/>
+        </w:rPr>
+        <w:t>한칸</w:t>
+      </w:r>
+      <w:proofErr w:type="spellEnd"/>
     </w:p>
     <w:p>
       <w:pPr>
@@ -2320,6 +2474,7 @@
         </w:tabs>
         <w:ind w:left="440"/>
       </w:pPr>
+      <w:proofErr w:type="gramStart"/>
       <w:r>
         <w:rPr>
           <w:rFonts w:hint="eastAsia"/>
@@ -2328,6 +2483,7 @@
         </w:rPr>
         <w:t>퇴장 :</w:t>
       </w:r>
+      <w:proofErr w:type="gramEnd"/>
       <w:r>
         <w:rPr>
           <w:rFonts w:hint="eastAsia"/>
@@ -2519,7 +2675,21 @@
           <w:rFonts w:hint="eastAsia"/>
         </w:rPr>
         <w:lastRenderedPageBreak/>
-        <w:t xml:space="preserve">밧줄이 점프해서 잡을 수 없는 높이에 있기 때문에 블록을 옮긴 후 블록을 밟고 올라가 점프를 해야한다. </w:t>
+        <w:t xml:space="preserve">밧줄이 점프해서 잡을 수 없는 높이에 있기 때문에 블록을 옮긴 후 블록을 밟고 올라가 점프를 </w:t>
+      </w:r>
+      <w:proofErr w:type="spellStart"/>
+      <w:r>
+        <w:rPr>
+          <w:rFonts w:hint="eastAsia"/>
+        </w:rPr>
+        <w:t>해야한다</w:t>
+      </w:r>
+      <w:proofErr w:type="spellEnd"/>
+      <w:r>
+        <w:rPr>
+          <w:rFonts w:hint="eastAsia"/>
+        </w:rPr>
+        <w:t xml:space="preserve">. </w:t>
       </w:r>
     </w:p>
     <w:p>
@@ -2533,11 +2703,19 @@
           <w:tab w:val="center" w:pos="4513"/>
         </w:tabs>
       </w:pPr>
-      <w:r>
-        <w:rPr>
-          <w:rFonts w:hint="eastAsia"/>
-        </w:rPr>
-        <w:t>NPC : 선인장</w:t>
+      <w:proofErr w:type="gramStart"/>
+      <w:r>
+        <w:rPr>
+          <w:rFonts w:hint="eastAsia"/>
+        </w:rPr>
+        <w:t>NPC :</w:t>
+      </w:r>
+      <w:proofErr w:type="gramEnd"/>
+      <w:r>
+        <w:rPr>
+          <w:rFonts w:hint="eastAsia"/>
+        </w:rPr>
+        <w:t xml:space="preserve"> 선인장</w:t>
       </w:r>
     </w:p>
     <w:p>
@@ -2617,7 +2795,21 @@
         <w:rPr>
           <w:rFonts w:hint="eastAsia"/>
         </w:rPr>
-        <w:t xml:space="preserve">붉은색 열쇠가 있는 지형 뒷편에 스위치가 숨겨져 있다. (무게 센서 아님) </w:t>
+        <w:t xml:space="preserve">붉은색 열쇠가 있는 지형 </w:t>
+      </w:r>
+      <w:proofErr w:type="spellStart"/>
+      <w:r>
+        <w:rPr>
+          <w:rFonts w:hint="eastAsia"/>
+        </w:rPr>
+        <w:t>뒷편에</w:t>
+      </w:r>
+      <w:proofErr w:type="spellEnd"/>
+      <w:r>
+        <w:rPr>
+          <w:rFonts w:hint="eastAsia"/>
+        </w:rPr>
+        <w:t xml:space="preserve"> 스위치가 숨겨져 있다. (무게 센서 아님) </w:t>
       </w:r>
     </w:p>
     <w:p>
@@ -2723,7 +2915,21 @@
         <w:rPr>
           <w:rFonts w:hint="eastAsia"/>
         </w:rPr>
-        <w:t>다리 밑에는 유사가 존재하여 해당 구역에 빠지면 1 Life를 잃고 다리를 건너기 전 시점에 리스폰된다.</w:t>
+        <w:t xml:space="preserve">다리 밑에는 유사가 존재하여 해당 구역에 빠지면 1 Life를 잃고 다리를 건너기 전 시점에 </w:t>
+      </w:r>
+      <w:proofErr w:type="spellStart"/>
+      <w:r>
+        <w:rPr>
+          <w:rFonts w:hint="eastAsia"/>
+        </w:rPr>
+        <w:t>리스폰된다</w:t>
+      </w:r>
+      <w:proofErr w:type="spellEnd"/>
+      <w:r>
+        <w:rPr>
+          <w:rFonts w:hint="eastAsia"/>
+        </w:rPr>
+        <w:t>.</w:t>
       </w:r>
     </w:p>
     <w:p>
@@ -2882,7 +3088,21 @@
           <w:rFonts w:hint="eastAsia"/>
         </w:rPr>
         <w:lastRenderedPageBreak/>
-        <w:t>오른쪽 구역은 미니게임을 클리어 할 시 밧줄이 내려오는 기믹이 있다.</w:t>
+        <w:t xml:space="preserve">오른쪽 구역은 미니게임을 클리어 할 시 밧줄이 내려오는 </w:t>
+      </w:r>
+      <w:proofErr w:type="spellStart"/>
+      <w:r>
+        <w:rPr>
+          <w:rFonts w:hint="eastAsia"/>
+        </w:rPr>
+        <w:t>기믹이</w:t>
+      </w:r>
+      <w:proofErr w:type="spellEnd"/>
+      <w:r>
+        <w:rPr>
+          <w:rFonts w:hint="eastAsia"/>
+        </w:rPr>
+        <w:t xml:space="preserve"> 있다.</w:t>
       </w:r>
       <w:r>
         <w:rPr>
@@ -3028,22 +3248,32 @@
           <w:b/>
           <w:bCs/>
         </w:rPr>
-        <w:t>A, D :</w:t>
-      </w:r>
-      <w:r>
-        <w:rPr>
-          <w:rFonts w:hint="eastAsia"/>
-        </w:rPr>
-        <w:t xml:space="preserve"> 양동이 선택 커서 변경</w:t>
-      </w:r>
-    </w:p>
-    <w:p>
+        <w:t xml:space="preserve">A, </w:t>
+      </w:r>
+      <w:proofErr w:type="gramStart"/>
       <w:r>
         <w:rPr>
           <w:rFonts w:hint="eastAsia"/>
           <w:b/>
           <w:bCs/>
         </w:rPr>
+        <w:t>D :</w:t>
+      </w:r>
+      <w:proofErr w:type="gramEnd"/>
+      <w:r>
+        <w:rPr>
+          <w:rFonts w:hint="eastAsia"/>
+        </w:rPr>
+        <w:t xml:space="preserve"> 양동이 선택 커서 변경</w:t>
+      </w:r>
+    </w:p>
+    <w:p>
+      <w:r>
+        <w:rPr>
+          <w:rFonts w:hint="eastAsia"/>
+          <w:b/>
+          <w:bCs/>
+        </w:rPr>
         <w:lastRenderedPageBreak/>
         <w:t>E</w:t>
       </w:r>
@@ -3053,132 +3283,152 @@
           <w:b/>
           <w:bCs/>
         </w:rPr>
-        <w:t>, F, SPACE</w:t>
-      </w:r>
+        <w:t xml:space="preserve">, F, </w:t>
+      </w:r>
+      <w:proofErr w:type="gramStart"/>
       <w:r>
         <w:rPr>
           <w:rFonts w:hint="eastAsia"/>
           <w:b/>
           <w:bCs/>
         </w:rPr>
-        <w:t xml:space="preserve"> :</w:t>
-      </w:r>
-      <w:r>
-        <w:rPr>
-          <w:rFonts w:hint="eastAsia"/>
-        </w:rPr>
-        <w:t xml:space="preserve"> 양동이 또는 메뉴 선택</w:t>
-      </w:r>
-    </w:p>
-    <w:p>
+        <w:t>SPACE</w:t>
+      </w:r>
       <w:r>
         <w:rPr>
           <w:rFonts w:hint="eastAsia"/>
           <w:b/>
           <w:bCs/>
         </w:rPr>
-        <w:t>Q :</w:t>
-      </w:r>
-      <w:r>
-        <w:rPr>
-          <w:rFonts w:hint="eastAsia"/>
-        </w:rPr>
-        <w:t xml:space="preserve"> 물 버리기 (</w:t>
-      </w:r>
-      <w:r>
-        <w:rPr>
-          <w:rFonts w:hint="eastAsia"/>
-        </w:rPr>
-        <w:t>5</w:t>
-      </w:r>
-      <w:r>
-        <w:rPr>
-          <w:rFonts w:hint="eastAsia"/>
-        </w:rPr>
-        <w:t xml:space="preserve">, </w:t>
-      </w:r>
-      <w:r>
-        <w:rPr>
-          <w:rFonts w:hint="eastAsia"/>
-        </w:rPr>
-        <w:t>9</w:t>
-      </w:r>
-      <w:r>
-        <w:rPr>
-          <w:rFonts w:hint="eastAsia"/>
-        </w:rPr>
-        <w:t xml:space="preserve">L 양동이만 가능) </w:t>
-      </w:r>
-    </w:p>
-    <w:p>
+        <w:t xml:space="preserve"> :</w:t>
+      </w:r>
+      <w:proofErr w:type="gramEnd"/>
+      <w:r>
+        <w:rPr>
+          <w:rFonts w:hint="eastAsia"/>
+        </w:rPr>
+        <w:t xml:space="preserve"> 양동이 또는 메뉴 선택</w:t>
+      </w:r>
+    </w:p>
+    <w:p>
+      <w:proofErr w:type="gramStart"/>
       <w:r>
         <w:rPr>
           <w:rFonts w:hint="eastAsia"/>
           <w:b/>
           <w:bCs/>
         </w:rPr>
-        <w:t>S :</w:t>
-      </w:r>
-      <w:r>
-        <w:rPr>
-          <w:rFonts w:hint="eastAsia"/>
-        </w:rPr>
-        <w:t xml:space="preserve"> 하단 메뉴 선택 (물 채우기 위치 고정)</w:t>
-      </w:r>
-    </w:p>
-    <w:p>
+        <w:t>Q :</w:t>
+      </w:r>
+      <w:proofErr w:type="gramEnd"/>
+      <w:r>
+        <w:rPr>
+          <w:rFonts w:hint="eastAsia"/>
+        </w:rPr>
+        <w:t xml:space="preserve"> 물 버리기 (</w:t>
+      </w:r>
+      <w:r>
+        <w:rPr>
+          <w:rFonts w:hint="eastAsia"/>
+        </w:rPr>
+        <w:t>5</w:t>
+      </w:r>
+      <w:r>
+        <w:rPr>
+          <w:rFonts w:hint="eastAsia"/>
+        </w:rPr>
+        <w:t xml:space="preserve">, </w:t>
+      </w:r>
+      <w:r>
+        <w:rPr>
+          <w:rFonts w:hint="eastAsia"/>
+        </w:rPr>
+        <w:t>9</w:t>
+      </w:r>
+      <w:r>
+        <w:rPr>
+          <w:rFonts w:hint="eastAsia"/>
+        </w:rPr>
+        <w:t xml:space="preserve">L 양동이만 가능) </w:t>
+      </w:r>
+    </w:p>
+    <w:p>
+      <w:proofErr w:type="gramStart"/>
       <w:r>
         <w:rPr>
           <w:rFonts w:hint="eastAsia"/>
           <w:b/>
           <w:bCs/>
         </w:rPr>
-        <w:t>W :</w:t>
-      </w:r>
-      <w:r>
-        <w:rPr>
-          <w:rFonts w:hint="eastAsia"/>
-        </w:rPr>
-        <w:t xml:space="preserve"> 상단 양동이 선택으로 이동 (</w:t>
-      </w:r>
-      <w:r>
-        <w:rPr>
-          <w:rFonts w:hint="eastAsia"/>
-        </w:rPr>
-        <w:t>7</w:t>
-      </w:r>
-      <w:r>
-        <w:rPr>
-          <w:rFonts w:hint="eastAsia"/>
-        </w:rPr>
-        <w:t xml:space="preserve">L 위치 고정) </w:t>
-      </w:r>
-    </w:p>
-    <w:p>
+        <w:t>S :</w:t>
+      </w:r>
+      <w:proofErr w:type="gramEnd"/>
+      <w:r>
+        <w:rPr>
+          <w:rFonts w:hint="eastAsia"/>
+        </w:rPr>
+        <w:t xml:space="preserve"> 하단 메뉴 선택 (물 채우기 위치 고정)</w:t>
+      </w:r>
+    </w:p>
+    <w:p>
+      <w:proofErr w:type="gramStart"/>
       <w:r>
         <w:rPr>
           <w:rFonts w:hint="eastAsia"/>
           <w:b/>
           <w:bCs/>
         </w:rPr>
-        <w:t>Z :</w:t>
-      </w:r>
-      <w:r>
-        <w:rPr>
-          <w:rFonts w:hint="eastAsia"/>
-        </w:rPr>
-        <w:t xml:space="preserve"> 양동이 선택 취소</w:t>
-      </w:r>
-    </w:p>
-    <w:p>
+        <w:t>W :</w:t>
+      </w:r>
+      <w:proofErr w:type="gramEnd"/>
+      <w:r>
+        <w:rPr>
+          <w:rFonts w:hint="eastAsia"/>
+        </w:rPr>
+        <w:t xml:space="preserve"> 상단 양동이 선택으로 이동 (</w:t>
+      </w:r>
+      <w:r>
+        <w:rPr>
+          <w:rFonts w:hint="eastAsia"/>
+        </w:rPr>
+        <w:t>7</w:t>
+      </w:r>
+      <w:r>
+        <w:rPr>
+          <w:rFonts w:hint="eastAsia"/>
+        </w:rPr>
+        <w:t xml:space="preserve">L 위치 고정) </w:t>
+      </w:r>
+    </w:p>
+    <w:p>
+      <w:proofErr w:type="gramStart"/>
       <w:r>
         <w:rPr>
           <w:rFonts w:hint="eastAsia"/>
           <w:b/>
           <w:bCs/>
         </w:rPr>
+        <w:t>Z :</w:t>
+      </w:r>
+      <w:proofErr w:type="gramEnd"/>
+      <w:r>
+        <w:rPr>
+          <w:rFonts w:hint="eastAsia"/>
+        </w:rPr>
+        <w:t xml:space="preserve"> 양동이 선택 취소</w:t>
+      </w:r>
+    </w:p>
+    <w:p>
+      <w:proofErr w:type="gramStart"/>
+      <w:r>
+        <w:rPr>
+          <w:rFonts w:hint="eastAsia"/>
+          <w:b/>
+          <w:bCs/>
+        </w:rPr>
         <w:t>R :</w:t>
       </w:r>
+      <w:proofErr w:type="gramEnd"/>
       <w:r>
         <w:rPr>
           <w:rFonts w:hint="eastAsia"/>
@@ -3205,7 +3455,61 @@
         <w:t>문제를 풀면 밧줄이 내려오며, 초록색 열쇠를 얻을 수 있게 된다.</w:t>
       </w:r>
     </w:p>
-    <w:p/>
+    <w:p>
+      <w:r>
+        <w:rPr>
+          <w:noProof/>
+        </w:rPr>
+        <w:drawing>
+          <wp:inline distT="0" distB="0" distL="0" distR="0" wp14:anchorId="6339AF4D" wp14:editId="37070606">
+            <wp:extent cx="4581525" cy="2988194"/>
+            <wp:effectExtent l="0" t="0" r="0" b="3175"/>
+            <wp:docPr id="1431047209" name="그림 1"/>
+            <wp:cNvGraphicFramePr>
+              <a:graphicFrameLocks xmlns:a="http://schemas.openxmlformats.org/drawingml/2006/main" noChangeAspect="1"/>
+            </wp:cNvGraphicFramePr>
+            <a:graphic xmlns:a="http://schemas.openxmlformats.org/drawingml/2006/main">
+              <a:graphicData uri="http://schemas.openxmlformats.org/drawingml/2006/picture">
+                <pic:pic xmlns:pic="http://schemas.openxmlformats.org/drawingml/2006/picture">
+                  <pic:nvPicPr>
+                    <pic:cNvPr id="2080606950" name=""/>
+                    <pic:cNvPicPr/>
+                  </pic:nvPicPr>
+                  <pic:blipFill>
+                    <a:blip r:embed="rId13"/>
+                    <a:stretch>
+                      <a:fillRect/>
+                    </a:stretch>
+                  </pic:blipFill>
+                  <pic:spPr>
+                    <a:xfrm>
+                      <a:off x="0" y="0"/>
+                      <a:ext cx="4589404" cy="2993333"/>
+                    </a:xfrm>
+                    <a:prstGeom prst="rect">
+                      <a:avLst/>
+                    </a:prstGeom>
+                  </pic:spPr>
+                </pic:pic>
+              </a:graphicData>
+            </a:graphic>
+          </wp:inline>
+        </w:drawing>
+      </w:r>
+    </w:p>
+    <w:p>
+      <w:pPr>
+        <w:rPr>
+          <w:rFonts w:hint="eastAsia"/>
+        </w:rPr>
+      </w:pPr>
+      <w:r>
+        <w:rPr>
+          <w:rFonts w:hint="eastAsia"/>
+        </w:rPr>
+        <w:t xml:space="preserve">- 두 개의 열쇠를 놓으면 유적 입구로 들어가는 문이 열리게 된다. </w:t>
+      </w:r>
+    </w:p>
     <w:p>
       <w:pPr>
         <w:pStyle w:val="2"/>
@@ -3224,16 +3528,188 @@
           <w:ilvl w:val="0"/>
           <w:numId w:val="18"/>
         </w:numPr>
-        <w:rPr>
-          <w:rFonts w:hint="eastAsia"/>
-        </w:rPr>
-      </w:pPr>
-      <w:r>
-        <w:rPr>
-          <w:rFonts w:hint="eastAsia"/>
-        </w:rPr>
-        <w:t xml:space="preserve">3 Stage에 있던 블록 옮기기 퍼즐로 올라가야 한다.  </w:t>
-      </w:r>
+      </w:pPr>
+      <w:r>
+        <w:rPr>
+          <w:rFonts w:hint="eastAsia"/>
+        </w:rPr>
+        <w:t xml:space="preserve">3 Stage에 있던 블록 옮기기 퍼즐로 올라가야 한다. </w:t>
+      </w:r>
+    </w:p>
+    <w:p>
+      <w:r>
+        <w:rPr>
+          <w:noProof/>
+        </w:rPr>
+        <w:lastRenderedPageBreak/>
+        <w:drawing>
+          <wp:anchor distT="0" distB="0" distL="114300" distR="114300" simplePos="0" relativeHeight="251679744" behindDoc="0" locked="0" layoutInCell="1" allowOverlap="1" wp14:anchorId="05958356" wp14:editId="4628CD20">
+            <wp:simplePos x="0" y="0"/>
+            <wp:positionH relativeFrom="column">
+              <wp:posOffset>0</wp:posOffset>
+            </wp:positionH>
+            <wp:positionV relativeFrom="paragraph">
+              <wp:posOffset>0</wp:posOffset>
+            </wp:positionV>
+            <wp:extent cx="4332773" cy="3324225"/>
+            <wp:effectExtent l="0" t="0" r="0" b="0"/>
+            <wp:wrapTopAndBottom/>
+            <wp:docPr id="208390623" name="그림 1"/>
+            <wp:cNvGraphicFramePr>
+              <a:graphicFrameLocks xmlns:a="http://schemas.openxmlformats.org/drawingml/2006/main" noChangeAspect="1"/>
+            </wp:cNvGraphicFramePr>
+            <a:graphic xmlns:a="http://schemas.openxmlformats.org/drawingml/2006/main">
+              <a:graphicData uri="http://schemas.openxmlformats.org/drawingml/2006/picture">
+                <pic:pic xmlns:pic="http://schemas.openxmlformats.org/drawingml/2006/picture">
+                  <pic:nvPicPr>
+                    <pic:cNvPr id="208390623" name=""/>
+                    <pic:cNvPicPr/>
+                  </pic:nvPicPr>
+                  <pic:blipFill>
+                    <a:blip r:embed="rId22">
+                      <a:extLst>
+                        <a:ext uri="{28A0092B-C50C-407E-A947-70E740481C1C}">
+                          <a14:useLocalDpi xmlns:a14="http://schemas.microsoft.com/office/drawing/2010/main" val="0"/>
+                        </a:ext>
+                      </a:extLst>
+                    </a:blip>
+                    <a:stretch>
+                      <a:fillRect/>
+                    </a:stretch>
+                  </pic:blipFill>
+                  <pic:spPr>
+                    <a:xfrm>
+                      <a:off x="0" y="0"/>
+                      <a:ext cx="4332773" cy="3324225"/>
+                    </a:xfrm>
+                    <a:prstGeom prst="rect">
+                      <a:avLst/>
+                    </a:prstGeom>
+                  </pic:spPr>
+                </pic:pic>
+              </a:graphicData>
+            </a:graphic>
+          </wp:anchor>
+        </w:drawing>
+      </w:r>
+      <w:r>
+        <w:rPr>
+          <w:rFonts w:hint="eastAsia"/>
+        </w:rPr>
+        <w:t xml:space="preserve"> </w:t>
+      </w:r>
+      <w:r>
+        <w:rPr>
+          <w:noProof/>
+        </w:rPr>
+        <w:drawing>
+          <wp:anchor distT="0" distB="0" distL="114300" distR="114300" simplePos="0" relativeHeight="251680768" behindDoc="0" locked="0" layoutInCell="1" allowOverlap="1" wp14:anchorId="31ED2CF5" wp14:editId="5A6AB0AC">
+            <wp:simplePos x="0" y="0"/>
+            <wp:positionH relativeFrom="column">
+              <wp:posOffset>66675</wp:posOffset>
+            </wp:positionH>
+            <wp:positionV relativeFrom="paragraph">
+              <wp:posOffset>3320415</wp:posOffset>
+            </wp:positionV>
+            <wp:extent cx="1514475" cy="1438275"/>
+            <wp:effectExtent l="0" t="0" r="9525" b="9525"/>
+            <wp:wrapTopAndBottom/>
+            <wp:docPr id="1393219826" name="그림 1"/>
+            <wp:cNvGraphicFramePr>
+              <a:graphicFrameLocks xmlns:a="http://schemas.openxmlformats.org/drawingml/2006/main" noChangeAspect="1"/>
+            </wp:cNvGraphicFramePr>
+            <a:graphic xmlns:a="http://schemas.openxmlformats.org/drawingml/2006/main">
+              <a:graphicData uri="http://schemas.openxmlformats.org/drawingml/2006/picture">
+                <pic:pic xmlns:pic="http://schemas.openxmlformats.org/drawingml/2006/picture">
+                  <pic:nvPicPr>
+                    <pic:cNvPr id="1393219826" name=""/>
+                    <pic:cNvPicPr/>
+                  </pic:nvPicPr>
+                  <pic:blipFill>
+                    <a:blip r:embed="rId23">
+                      <a:extLst>
+                        <a:ext uri="{28A0092B-C50C-407E-A947-70E740481C1C}">
+                          <a14:useLocalDpi xmlns:a14="http://schemas.microsoft.com/office/drawing/2010/main" val="0"/>
+                        </a:ext>
+                      </a:extLst>
+                    </a:blip>
+                    <a:stretch>
+                      <a:fillRect/>
+                    </a:stretch>
+                  </pic:blipFill>
+                  <pic:spPr>
+                    <a:xfrm>
+                      <a:off x="0" y="0"/>
+                      <a:ext cx="1514475" cy="1438275"/>
+                    </a:xfrm>
+                    <a:prstGeom prst="rect">
+                      <a:avLst/>
+                    </a:prstGeom>
+                  </pic:spPr>
+                </pic:pic>
+              </a:graphicData>
+            </a:graphic>
+          </wp:anchor>
+        </w:drawing>
+      </w:r>
+    </w:p>
+    <w:p>
+      <w:pPr>
+        <w:pStyle w:val="a6"/>
+        <w:numPr>
+          <w:ilvl w:val="0"/>
+          <w:numId w:val="18"/>
+        </w:numPr>
+      </w:pPr>
+      <w:r>
+        <w:rPr>
+          <w:rFonts w:hint="eastAsia"/>
+        </w:rPr>
+        <w:t>퍼즐 풀이 방법은 두 가지가 있다.</w:t>
+      </w:r>
+    </w:p>
+    <w:p>
+      <w:pPr>
+        <w:pStyle w:val="a6"/>
+        <w:rPr>
+          <w:rFonts w:hint="eastAsia"/>
+        </w:rPr>
+      </w:pPr>
+    </w:p>
+    <w:p>
+      <w:r>
+        <w:rPr>
+          <w:rFonts w:hint="eastAsia"/>
+        </w:rPr>
+        <w:t xml:space="preserve">기획자의 </w:t>
+      </w:r>
+      <w:proofErr w:type="gramStart"/>
+      <w:r>
+        <w:rPr>
+          <w:rFonts w:hint="eastAsia"/>
+        </w:rPr>
+        <w:t>의도</w:t>
+      </w:r>
+      <w:r>
+        <w:rPr>
+          <w:rFonts w:hint="eastAsia"/>
+        </w:rPr>
+        <w:t xml:space="preserve"> :</w:t>
+      </w:r>
+      <w:proofErr w:type="gramEnd"/>
+      <w:r>
+        <w:rPr>
+          <w:rFonts w:hint="eastAsia"/>
+        </w:rPr>
+        <w:t xml:space="preserve"> 퍼즐 풀이 방법 </w:t>
+      </w:r>
+    </w:p>
+    <w:p>
+      <w:pPr>
+        <w:rPr>
+          <w:rFonts w:hint="eastAsia"/>
+        </w:rPr>
+      </w:pPr>
     </w:p>
     <w:sectPr>
       <w:pgSz w:w="11906" w:h="16838"/>

--- a/Documents/스테이지 4 기획서.docx
+++ b/Documents/스테이지 4 기획서.docx
@@ -800,28 +800,12 @@
             <w:tcW w:w="2642" w:type="dxa"/>
           </w:tcPr>
           <w:p>
-            <w:proofErr w:type="gramStart"/>
             <w:r>
               <w:rPr>
                 <w:rFonts w:hint="eastAsia"/>
               </w:rPr>
-              <w:t>W,S</w:t>
-            </w:r>
-            <w:proofErr w:type="gramEnd"/>
-            <w:r>
-              <w:rPr>
-                <w:rFonts w:hint="eastAsia"/>
-              </w:rPr>
-              <w:t>,</w:t>
-            </w:r>
-            <w:proofErr w:type="gramStart"/>
-            <w:r>
-              <w:rPr>
-                <w:rFonts w:hint="eastAsia"/>
-              </w:rPr>
-              <w:t>A,D</w:t>
-            </w:r>
-            <w:proofErr w:type="gramEnd"/>
+              <w:t>W,S,A,D</w:t>
+            </w:r>
           </w:p>
         </w:tc>
       </w:tr>
@@ -946,21 +930,7 @@
               <w:rPr>
                 <w:rFonts w:hint="eastAsia"/>
               </w:rPr>
-              <w:t xml:space="preserve">(키 할당 없음, 점프 후 조건에 </w:t>
-            </w:r>
-            <w:proofErr w:type="gramStart"/>
-            <w:r>
-              <w:rPr>
-                <w:rFonts w:hint="eastAsia"/>
-              </w:rPr>
-              <w:t>걸맞는</w:t>
-            </w:r>
-            <w:proofErr w:type="gramEnd"/>
-            <w:r>
-              <w:rPr>
-                <w:rFonts w:hint="eastAsia"/>
-              </w:rPr>
-              <w:t xml:space="preserve"> 높이의 턱 위를 잡으면 자동으로 발동)</w:t>
+              <w:t>(키 할당 없음, 점프 후 조건에 걸맞는 높이의 턱 위를 잡으면 자동으로 발동)</w:t>
             </w:r>
           </w:p>
         </w:tc>
@@ -1763,7 +1733,6 @@
         </w:rPr>
         <w:t xml:space="preserve">STAGE </w:t>
       </w:r>
-      <w:proofErr w:type="gramStart"/>
       <w:r>
         <w:rPr>
           <w:rFonts w:hint="eastAsia"/>
@@ -1774,14 +1743,7 @@
         <w:rPr>
           <w:rFonts w:hint="eastAsia"/>
         </w:rPr>
-        <w:t xml:space="preserve"> :</w:t>
-      </w:r>
-      <w:proofErr w:type="gramEnd"/>
-      <w:r>
-        <w:rPr>
-          <w:rFonts w:hint="eastAsia"/>
-        </w:rPr>
-        <w:t xml:space="preserve"> </w:t>
+        <w:t xml:space="preserve"> : </w:t>
       </w:r>
       <w:r>
         <w:rPr>
@@ -1963,21 +1925,7 @@
         <w:rPr>
           <w:rFonts w:hint="eastAsia"/>
         </w:rPr>
-        <w:t xml:space="preserve">Reference </w:t>
-      </w:r>
-      <w:proofErr w:type="gramStart"/>
-      <w:r>
-        <w:rPr>
-          <w:rFonts w:hint="eastAsia"/>
-        </w:rPr>
-        <w:t>이미지 :</w:t>
-      </w:r>
-      <w:proofErr w:type="gramEnd"/>
-      <w:r>
-        <w:rPr>
-          <w:rFonts w:hint="eastAsia"/>
-        </w:rPr>
-        <w:t xml:space="preserve"> 광활한 사막에 튀어나와 있는 </w:t>
+        <w:t xml:space="preserve">Reference 이미지 : 광활한 사막에 튀어나와 있는 </w:t>
       </w:r>
       <w:proofErr w:type="spellStart"/>
       <w:r>
@@ -2203,7 +2151,6 @@
         </w:tabs>
         <w:ind w:left="440"/>
       </w:pPr>
-      <w:proofErr w:type="gramStart"/>
       <w:r>
         <w:rPr>
           <w:rFonts w:hint="eastAsia"/>
@@ -2212,7 +2159,6 @@
         </w:rPr>
         <w:t>크기 :</w:t>
       </w:r>
-      <w:proofErr w:type="gramEnd"/>
       <w:r>
         <w:rPr>
           <w:rFonts w:hint="eastAsia"/>
@@ -2240,18 +2186,8 @@
           <w:b/>
           <w:bCs/>
         </w:rPr>
-        <w:t xml:space="preserve">동 </w:t>
-      </w:r>
-      <w:proofErr w:type="gramStart"/>
-      <w:r>
-        <w:rPr>
-          <w:rFonts w:hint="eastAsia"/>
-          <w:b/>
-          <w:bCs/>
-        </w:rPr>
-        <w:t>속도 :</w:t>
-      </w:r>
-      <w:proofErr w:type="gramEnd"/>
+        <w:t>동 속도 :</w:t>
+      </w:r>
       <w:r>
         <w:rPr>
           <w:rFonts w:hint="eastAsia"/>
@@ -2272,43 +2208,13 @@
           <w:b/>
           <w:bCs/>
         </w:rPr>
-        <w:t xml:space="preserve">인지 </w:t>
-      </w:r>
-      <w:proofErr w:type="gramStart"/>
-      <w:r>
-        <w:rPr>
-          <w:rFonts w:hint="eastAsia"/>
-          <w:b/>
-          <w:bCs/>
-        </w:rPr>
-        <w:t>범위 :</w:t>
-      </w:r>
-      <w:proofErr w:type="gramEnd"/>
-      <w:r>
-        <w:rPr>
-          <w:rFonts w:hint="eastAsia"/>
-          <w:b/>
-          <w:bCs/>
-        </w:rPr>
-        <w:t xml:space="preserve"> </w:t>
-      </w:r>
-      <w:r>
-        <w:rPr>
-          <w:rFonts w:hint="eastAsia"/>
-        </w:rPr>
-        <w:t xml:space="preserve">반경 </w:t>
-      </w:r>
-      <w:r>
-        <w:rPr>
-          <w:rFonts w:hint="eastAsia"/>
-        </w:rPr>
-        <w:t>3</w:t>
-      </w:r>
-      <w:r>
-        <w:rPr>
-          <w:rFonts w:hint="eastAsia"/>
-        </w:rPr>
-        <w:t>m</w:t>
+        <w:t xml:space="preserve">인지 범위 : </w:t>
+      </w:r>
+      <w:r>
+        <w:rPr>
+          <w:rFonts w:hint="eastAsia"/>
+        </w:rPr>
+        <w:t>반경 3m</w:t>
       </w:r>
     </w:p>
     <w:p>
@@ -2324,35 +2230,13 @@
           <w:b/>
           <w:bCs/>
         </w:rPr>
-        <w:t xml:space="preserve">공격 </w:t>
-      </w:r>
-      <w:proofErr w:type="gramStart"/>
-      <w:r>
-        <w:rPr>
-          <w:rFonts w:hint="eastAsia"/>
-          <w:b/>
-          <w:bCs/>
-        </w:rPr>
-        <w:t>범위 :</w:t>
-      </w:r>
-      <w:proofErr w:type="gramEnd"/>
-      <w:r>
-        <w:rPr>
-          <w:rFonts w:hint="eastAsia"/>
-        </w:rPr>
-        <w:t xml:space="preserve"> </w:t>
-      </w:r>
-      <w:r>
-        <w:rPr>
-          <w:rFonts w:hint="eastAsia"/>
-        </w:rPr>
-        <w:t>원거리</w:t>
-      </w:r>
-      <w:r>
-        <w:rPr>
-          <w:rFonts w:hint="eastAsia"/>
-        </w:rPr>
-        <w:t xml:space="preserve"> </w:t>
+        <w:t>공격 범위 :</w:t>
+      </w:r>
+      <w:r>
+        <w:rPr>
+          <w:rFonts w:hint="eastAsia"/>
+        </w:rPr>
+        <w:t xml:space="preserve"> 원거리 </w:t>
       </w:r>
     </w:p>
     <w:p>
@@ -2362,7 +2246,6 @@
         </w:tabs>
         <w:ind w:left="440"/>
       </w:pPr>
-      <w:proofErr w:type="gramStart"/>
       <w:r>
         <w:rPr>
           <w:rFonts w:hint="eastAsia"/>
@@ -2371,18 +2254,11 @@
         </w:rPr>
         <w:t>연출 :</w:t>
       </w:r>
-      <w:proofErr w:type="gramEnd"/>
-      <w:r>
-        <w:rPr>
-          <w:rFonts w:hint="eastAsia"/>
-        </w:rPr>
-        <w:t xml:space="preserve"> </w:t>
-      </w:r>
-      <w:r>
-        <w:rPr>
-          <w:rFonts w:hint="eastAsia"/>
-        </w:rPr>
-        <w:t xml:space="preserve">인지범위에 플레이어를 인지하면 1초 정지 후 독침을 발사한다. (해당 독침은 </w:t>
+      <w:r>
+        <w:rPr>
+          <w:rFonts w:hint="eastAsia"/>
+        </w:rPr>
+        <w:t xml:space="preserve"> 인지범위에 플레이어를 인지하면 1초 정지 후 독침을 발사한다. (해당 독침은 </w:t>
       </w:r>
       <w:r>
         <w:rPr>
@@ -2398,9 +2274,6 @@
           <w:tab w:val="center" w:pos="4513"/>
         </w:tabs>
         <w:ind w:left="440"/>
-        <w:rPr>
-          <w:rFonts w:hint="eastAsia"/>
-        </w:rPr>
       </w:pPr>
       <w:r>
         <w:rPr>
@@ -2408,25 +2281,7 @@
           <w:b/>
           <w:bCs/>
         </w:rPr>
-        <w:t xml:space="preserve">발사 </w:t>
-      </w:r>
-      <w:proofErr w:type="gramStart"/>
-      <w:r>
-        <w:rPr>
-          <w:rFonts w:hint="eastAsia"/>
-          <w:b/>
-          <w:bCs/>
-        </w:rPr>
-        <w:t>속도 :</w:t>
-      </w:r>
-      <w:proofErr w:type="gramEnd"/>
-      <w:r>
-        <w:rPr>
-          <w:rFonts w:hint="eastAsia"/>
-          <w:b/>
-          <w:bCs/>
-        </w:rPr>
-        <w:t xml:space="preserve"> </w:t>
+        <w:t xml:space="preserve">발사 속도 : </w:t>
       </w:r>
       <w:r>
         <w:rPr>
@@ -2442,7 +2297,6 @@
         </w:tabs>
         <w:ind w:left="440"/>
       </w:pPr>
-      <w:proofErr w:type="gramStart"/>
       <w:r>
         <w:rPr>
           <w:rFonts w:hint="eastAsia"/>
@@ -2451,7 +2305,6 @@
         </w:rPr>
         <w:t>데미지 :</w:t>
       </w:r>
-      <w:proofErr w:type="gramEnd"/>
       <w:r>
         <w:rPr>
           <w:rFonts w:hint="eastAsia"/>
@@ -2474,7 +2327,6 @@
         </w:tabs>
         <w:ind w:left="440"/>
       </w:pPr>
-      <w:proofErr w:type="gramStart"/>
       <w:r>
         <w:rPr>
           <w:rFonts w:hint="eastAsia"/>
@@ -2483,7 +2335,6 @@
         </w:rPr>
         <w:t>퇴장 :</w:t>
       </w:r>
-      <w:proofErr w:type="gramEnd"/>
       <w:r>
         <w:rPr>
           <w:rFonts w:hint="eastAsia"/>
@@ -2537,9 +2388,6 @@
     <w:p>
       <w:pPr>
         <w:pStyle w:val="3"/>
-        <w:rPr>
-          <w:rFonts w:hint="eastAsia"/>
-        </w:rPr>
       </w:pPr>
       <w:r>
         <w:rPr>
@@ -2703,19 +2551,11 @@
           <w:tab w:val="center" w:pos="4513"/>
         </w:tabs>
       </w:pPr>
-      <w:proofErr w:type="gramStart"/>
-      <w:r>
-        <w:rPr>
-          <w:rFonts w:hint="eastAsia"/>
-        </w:rPr>
-        <w:t>NPC :</w:t>
-      </w:r>
-      <w:proofErr w:type="gramEnd"/>
-      <w:r>
-        <w:rPr>
-          <w:rFonts w:hint="eastAsia"/>
-        </w:rPr>
-        <w:t xml:space="preserve"> 선인장</w:t>
+      <w:r>
+        <w:rPr>
+          <w:rFonts w:hint="eastAsia"/>
+        </w:rPr>
+        <w:t>NPC : 선인장</w:t>
       </w:r>
     </w:p>
     <w:p>
@@ -2724,9 +2564,6 @@
           <w:tab w:val="center" w:pos="4513"/>
         </w:tabs>
         <w:ind w:left="440"/>
-        <w:rPr>
-          <w:rFonts w:hint="eastAsia"/>
-        </w:rPr>
       </w:pPr>
       <w:r>
         <w:rPr>
@@ -2815,9 +2652,6 @@
     <w:p>
       <w:pPr>
         <w:pStyle w:val="a6"/>
-        <w:rPr>
-          <w:rFonts w:hint="eastAsia"/>
-        </w:rPr>
       </w:pPr>
     </w:p>
     <w:p>
@@ -2838,9 +2672,6 @@
     <w:p>
       <w:pPr>
         <w:pStyle w:val="a6"/>
-        <w:rPr>
-          <w:rFonts w:hint="eastAsia"/>
-        </w:rPr>
       </w:pPr>
       <w:r>
         <w:rPr>
@@ -2935,9 +2766,6 @@
     <w:p>
       <w:pPr>
         <w:pStyle w:val="a6"/>
-        <w:rPr>
-          <w:rFonts w:hint="eastAsia"/>
-        </w:rPr>
       </w:pPr>
     </w:p>
     <w:p/>
@@ -3026,11 +2854,6 @@
       </w:r>
     </w:p>
     <w:p>
-      <w:pPr>
-        <w:rPr>
-          <w:rFonts w:hint="eastAsia"/>
-        </w:rPr>
-      </w:pPr>
       <w:r>
         <w:rPr>
           <w:noProof/>
@@ -3079,9 +2902,6 @@
           <w:ilvl w:val="0"/>
           <w:numId w:val="18"/>
         </w:numPr>
-        <w:rPr>
-          <w:rFonts w:hint="eastAsia"/>
-        </w:rPr>
       </w:pPr>
       <w:r>
         <w:rPr>
@@ -3248,34 +3068,32 @@
           <w:b/>
           <w:bCs/>
         </w:rPr>
-        <w:t xml:space="preserve">A, </w:t>
-      </w:r>
-      <w:proofErr w:type="gramStart"/>
+        <w:t>A, D :</w:t>
+      </w:r>
+      <w:r>
+        <w:rPr>
+          <w:rFonts w:hint="eastAsia"/>
+        </w:rPr>
+        <w:t xml:space="preserve"> 양동이 선택 커서 변경</w:t>
+      </w:r>
+    </w:p>
+    <w:p>
       <w:r>
         <w:rPr>
           <w:rFonts w:hint="eastAsia"/>
           <w:b/>
           <w:bCs/>
         </w:rPr>
-        <w:t>D :</w:t>
-      </w:r>
-      <w:proofErr w:type="gramEnd"/>
-      <w:r>
-        <w:rPr>
-          <w:rFonts w:hint="eastAsia"/>
-        </w:rPr>
-        <w:t xml:space="preserve"> 양동이 선택 커서 변경</w:t>
-      </w:r>
-    </w:p>
-    <w:p>
+        <w:lastRenderedPageBreak/>
+        <w:t>E</w:t>
+      </w:r>
       <w:r>
         <w:rPr>
           <w:rFonts w:hint="eastAsia"/>
           <w:b/>
           <w:bCs/>
         </w:rPr>
-        <w:lastRenderedPageBreak/>
-        <w:t>E</w:t>
+        <w:t>, F, SPACE</w:t>
       </w:r>
       <w:r>
         <w:rPr>
@@ -3283,152 +3101,100 @@
           <w:b/>
           <w:bCs/>
         </w:rPr>
-        <w:t xml:space="preserve">, F, </w:t>
-      </w:r>
-      <w:proofErr w:type="gramStart"/>
+        <w:t xml:space="preserve"> :</w:t>
+      </w:r>
+      <w:r>
+        <w:rPr>
+          <w:rFonts w:hint="eastAsia"/>
+        </w:rPr>
+        <w:t xml:space="preserve"> 양동이 또는 메뉴 선택</w:t>
+      </w:r>
+    </w:p>
+    <w:p>
       <w:r>
         <w:rPr>
           <w:rFonts w:hint="eastAsia"/>
           <w:b/>
           <w:bCs/>
         </w:rPr>
-        <w:t>SPACE</w:t>
-      </w:r>
+        <w:t>Q :</w:t>
+      </w:r>
+      <w:r>
+        <w:rPr>
+          <w:rFonts w:hint="eastAsia"/>
+        </w:rPr>
+        <w:t xml:space="preserve"> 물 버리기 (5, 9L 양동이만 가능) </w:t>
+      </w:r>
+    </w:p>
+    <w:p>
       <w:r>
         <w:rPr>
           <w:rFonts w:hint="eastAsia"/>
           <w:b/>
           <w:bCs/>
         </w:rPr>
-        <w:t xml:space="preserve"> :</w:t>
-      </w:r>
-      <w:proofErr w:type="gramEnd"/>
-      <w:r>
-        <w:rPr>
-          <w:rFonts w:hint="eastAsia"/>
-        </w:rPr>
-        <w:t xml:space="preserve"> 양동이 또는 메뉴 선택</w:t>
-      </w:r>
-    </w:p>
-    <w:p>
-      <w:proofErr w:type="gramStart"/>
+        <w:t>S :</w:t>
+      </w:r>
+      <w:r>
+        <w:rPr>
+          <w:rFonts w:hint="eastAsia"/>
+        </w:rPr>
+        <w:t xml:space="preserve"> 하단 메뉴 선택 (물 채우기 위치 고정)</w:t>
+      </w:r>
+    </w:p>
+    <w:p>
       <w:r>
         <w:rPr>
           <w:rFonts w:hint="eastAsia"/>
           <w:b/>
           <w:bCs/>
         </w:rPr>
-        <w:t>Q :</w:t>
-      </w:r>
-      <w:proofErr w:type="gramEnd"/>
-      <w:r>
-        <w:rPr>
-          <w:rFonts w:hint="eastAsia"/>
-        </w:rPr>
-        <w:t xml:space="preserve"> 물 버리기 (</w:t>
-      </w:r>
-      <w:r>
-        <w:rPr>
-          <w:rFonts w:hint="eastAsia"/>
-        </w:rPr>
-        <w:t>5</w:t>
-      </w:r>
-      <w:r>
-        <w:rPr>
-          <w:rFonts w:hint="eastAsia"/>
-        </w:rPr>
-        <w:t xml:space="preserve">, </w:t>
-      </w:r>
-      <w:r>
-        <w:rPr>
-          <w:rFonts w:hint="eastAsia"/>
-        </w:rPr>
-        <w:t>9</w:t>
-      </w:r>
-      <w:r>
-        <w:rPr>
-          <w:rFonts w:hint="eastAsia"/>
-        </w:rPr>
-        <w:t xml:space="preserve">L 양동이만 가능) </w:t>
-      </w:r>
-    </w:p>
-    <w:p>
-      <w:proofErr w:type="gramStart"/>
+        <w:t>W :</w:t>
+      </w:r>
+      <w:r>
+        <w:rPr>
+          <w:rFonts w:hint="eastAsia"/>
+        </w:rPr>
+        <w:t xml:space="preserve"> 상단 양동이 선택으로 이동 (</w:t>
+      </w:r>
+      <w:r>
+        <w:rPr>
+          <w:rFonts w:hint="eastAsia"/>
+        </w:rPr>
+        <w:t>7</w:t>
+      </w:r>
+      <w:r>
+        <w:rPr>
+          <w:rFonts w:hint="eastAsia"/>
+        </w:rPr>
+        <w:t xml:space="preserve">L 위치 고정) </w:t>
+      </w:r>
+    </w:p>
+    <w:p>
       <w:r>
         <w:rPr>
           <w:rFonts w:hint="eastAsia"/>
           <w:b/>
           <w:bCs/>
         </w:rPr>
-        <w:t>S :</w:t>
-      </w:r>
-      <w:proofErr w:type="gramEnd"/>
-      <w:r>
-        <w:rPr>
-          <w:rFonts w:hint="eastAsia"/>
-        </w:rPr>
-        <w:t xml:space="preserve"> 하단 메뉴 선택 (물 채우기 위치 고정)</w:t>
-      </w:r>
-    </w:p>
-    <w:p>
-      <w:proofErr w:type="gramStart"/>
+        <w:t>Z :</w:t>
+      </w:r>
+      <w:r>
+        <w:rPr>
+          <w:rFonts w:hint="eastAsia"/>
+        </w:rPr>
+        <w:t xml:space="preserve"> 양동이 선택 취소</w:t>
+      </w:r>
+    </w:p>
+    <w:p>
       <w:r>
         <w:rPr>
           <w:rFonts w:hint="eastAsia"/>
           <w:b/>
           <w:bCs/>
         </w:rPr>
-        <w:t>W :</w:t>
-      </w:r>
-      <w:proofErr w:type="gramEnd"/>
-      <w:r>
-        <w:rPr>
-          <w:rFonts w:hint="eastAsia"/>
-        </w:rPr>
-        <w:t xml:space="preserve"> 상단 양동이 선택으로 이동 (</w:t>
-      </w:r>
-      <w:r>
-        <w:rPr>
-          <w:rFonts w:hint="eastAsia"/>
-        </w:rPr>
-        <w:t>7</w:t>
-      </w:r>
-      <w:r>
-        <w:rPr>
-          <w:rFonts w:hint="eastAsia"/>
-        </w:rPr>
-        <w:t xml:space="preserve">L 위치 고정) </w:t>
-      </w:r>
-    </w:p>
-    <w:p>
-      <w:proofErr w:type="gramStart"/>
-      <w:r>
-        <w:rPr>
-          <w:rFonts w:hint="eastAsia"/>
-          <w:b/>
-          <w:bCs/>
-        </w:rPr>
-        <w:t>Z :</w:t>
-      </w:r>
-      <w:proofErr w:type="gramEnd"/>
-      <w:r>
-        <w:rPr>
-          <w:rFonts w:hint="eastAsia"/>
-        </w:rPr>
-        <w:t xml:space="preserve"> 양동이 선택 취소</w:t>
-      </w:r>
-    </w:p>
-    <w:p>
-      <w:proofErr w:type="gramStart"/>
-      <w:r>
-        <w:rPr>
-          <w:rFonts w:hint="eastAsia"/>
-          <w:b/>
-          <w:bCs/>
-        </w:rPr>
         <w:t>R :</w:t>
       </w:r>
-      <w:proofErr w:type="gramEnd"/>
       <w:r>
         <w:rPr>
           <w:rFonts w:hint="eastAsia"/>
@@ -3444,9 +3210,6 @@
           <w:ilvl w:val="0"/>
           <w:numId w:val="18"/>
         </w:numPr>
-        <w:rPr>
-          <w:rFonts w:hint="eastAsia"/>
-        </w:rPr>
       </w:pPr>
       <w:r>
         <w:rPr>
@@ -3498,11 +3261,6 @@
       </w:r>
     </w:p>
     <w:p>
-      <w:pPr>
-        <w:rPr>
-          <w:rFonts w:hint="eastAsia"/>
-        </w:rPr>
-      </w:pPr>
       <w:r>
         <w:rPr>
           <w:rFonts w:hint="eastAsia"/>
@@ -3543,7 +3301,7 @@
         </w:rPr>
         <w:lastRenderedPageBreak/>
         <w:drawing>
-          <wp:anchor distT="0" distB="0" distL="114300" distR="114300" simplePos="0" relativeHeight="251679744" behindDoc="0" locked="0" layoutInCell="1" allowOverlap="1" wp14:anchorId="05958356" wp14:editId="4628CD20">
+          <wp:anchor distT="0" distB="0" distL="114300" distR="114300" simplePos="0" relativeHeight="251679744" behindDoc="0" locked="0" layoutInCell="1" allowOverlap="1" wp14:anchorId="05958356" wp14:editId="1C05A3F8">
             <wp:simplePos x="0" y="0"/>
             <wp:positionH relativeFrom="column">
               <wp:posOffset>0</wp:posOffset>
@@ -3671,45 +3429,889 @@
     <w:p>
       <w:pPr>
         <w:pStyle w:val="a6"/>
-        <w:rPr>
-          <w:rFonts w:hint="eastAsia"/>
-        </w:rPr>
-      </w:pPr>
-    </w:p>
-    <w:p>
-      <w:r>
-        <w:rPr>
-          <w:rFonts w:hint="eastAsia"/>
-        </w:rPr>
-        <w:t xml:space="preserve">기획자의 </w:t>
-      </w:r>
-      <w:proofErr w:type="gramStart"/>
-      <w:r>
-        <w:rPr>
-          <w:rFonts w:hint="eastAsia"/>
-        </w:rPr>
-        <w:t>의도</w:t>
-      </w:r>
-      <w:r>
-        <w:rPr>
-          <w:rFonts w:hint="eastAsia"/>
-        </w:rPr>
-        <w:t xml:space="preserve"> :</w:t>
-      </w:r>
-      <w:proofErr w:type="gramEnd"/>
-      <w:r>
-        <w:rPr>
-          <w:rFonts w:hint="eastAsia"/>
-        </w:rPr>
-        <w:t xml:space="preserve"> 퍼즐 풀이 방법 </w:t>
-      </w:r>
-    </w:p>
-    <w:p>
-      <w:pPr>
-        <w:rPr>
-          <w:rFonts w:hint="eastAsia"/>
-        </w:rPr>
-      </w:pPr>
+      </w:pPr>
+    </w:p>
+    <w:p>
+      <w:pPr>
+        <w:rPr>
+          <w:rFonts w:hint="eastAsia"/>
+        </w:rPr>
+      </w:pPr>
+      <w:r>
+        <w:rPr>
+          <w:rFonts w:hint="eastAsia"/>
+        </w:rPr>
+        <w:t>기획자의 의도</w:t>
+      </w:r>
+      <w:r>
+        <w:rPr>
+          <w:rFonts w:hint="eastAsia"/>
+        </w:rPr>
+        <w:t xml:space="preserve"> : 퍼즐 풀이 방법 </w:t>
+      </w:r>
+    </w:p>
+    <w:p>
+      <w:pPr>
+        <w:rPr>
+          <w:noProof/>
+        </w:rPr>
+      </w:pPr>
+      <w:r>
+        <w:rPr>
+          <w:noProof/>
+        </w:rPr>
+        <w:lastRenderedPageBreak/>
+        <w:drawing>
+          <wp:anchor distT="0" distB="0" distL="114300" distR="114300" simplePos="0" relativeHeight="251683840" behindDoc="0" locked="0" layoutInCell="1" allowOverlap="1" wp14:anchorId="2C5E795B" wp14:editId="58F73E36">
+            <wp:simplePos x="0" y="0"/>
+            <wp:positionH relativeFrom="margin">
+              <wp:posOffset>142504</wp:posOffset>
+            </wp:positionH>
+            <wp:positionV relativeFrom="paragraph">
+              <wp:posOffset>167475</wp:posOffset>
+            </wp:positionV>
+            <wp:extent cx="4037330" cy="2427605"/>
+            <wp:effectExtent l="0" t="0" r="1270" b="0"/>
+            <wp:wrapTopAndBottom/>
+            <wp:docPr id="690693482" name="그림 1"/>
+            <wp:cNvGraphicFramePr>
+              <a:graphicFrameLocks xmlns:a="http://schemas.openxmlformats.org/drawingml/2006/main" noChangeAspect="1"/>
+            </wp:cNvGraphicFramePr>
+            <a:graphic xmlns:a="http://schemas.openxmlformats.org/drawingml/2006/main">
+              <a:graphicData uri="http://schemas.openxmlformats.org/drawingml/2006/picture">
+                <pic:pic xmlns:pic="http://schemas.openxmlformats.org/drawingml/2006/picture">
+                  <pic:nvPicPr>
+                    <pic:cNvPr id="690693482" name=""/>
+                    <pic:cNvPicPr/>
+                  </pic:nvPicPr>
+                  <pic:blipFill>
+                    <a:blip r:embed="rId24">
+                      <a:extLst>
+                        <a:ext uri="{28A0092B-C50C-407E-A947-70E740481C1C}">
+                          <a14:useLocalDpi xmlns:a14="http://schemas.microsoft.com/office/drawing/2010/main" val="0"/>
+                        </a:ext>
+                      </a:extLst>
+                    </a:blip>
+                    <a:stretch>
+                      <a:fillRect/>
+                    </a:stretch>
+                  </pic:blipFill>
+                  <pic:spPr>
+                    <a:xfrm>
+                      <a:off x="0" y="0"/>
+                      <a:ext cx="4037330" cy="2427605"/>
+                    </a:xfrm>
+                    <a:prstGeom prst="rect">
+                      <a:avLst/>
+                    </a:prstGeom>
+                  </pic:spPr>
+                </pic:pic>
+              </a:graphicData>
+            </a:graphic>
+            <wp14:sizeRelH relativeFrom="margin">
+              <wp14:pctWidth>0</wp14:pctWidth>
+            </wp14:sizeRelH>
+            <wp14:sizeRelV relativeFrom="margin">
+              <wp14:pctHeight>0</wp14:pctHeight>
+            </wp14:sizeRelV>
+          </wp:anchor>
+        </w:drawing>
+      </w:r>
+    </w:p>
+    <w:p>
+      <w:pPr>
+        <w:pStyle w:val="a6"/>
+        <w:numPr>
+          <w:ilvl w:val="0"/>
+          <w:numId w:val="20"/>
+        </w:numPr>
+      </w:pPr>
+      <w:r>
+        <w:rPr>
+          <w:rFonts w:hint="eastAsia"/>
+        </w:rPr>
+        <w:t>화살표 방향으로 가장 왼쪽 2층의 블록을 당겨서 사진과 같이 만들기</w:t>
+      </w:r>
+    </w:p>
+    <w:p>
+      <w:pPr>
+        <w:ind w:left="440"/>
+      </w:pPr>
+      <w:r>
+        <w:rPr>
+          <w:noProof/>
+        </w:rPr>
+        <w:drawing>
+          <wp:anchor distT="0" distB="0" distL="114300" distR="114300" simplePos="0" relativeHeight="251684864" behindDoc="0" locked="0" layoutInCell="1" allowOverlap="1" wp14:anchorId="57773F2A" wp14:editId="37D04B0C">
+            <wp:simplePos x="0" y="0"/>
+            <wp:positionH relativeFrom="column">
+              <wp:posOffset>308231</wp:posOffset>
+            </wp:positionH>
+            <wp:positionV relativeFrom="paragraph">
+              <wp:posOffset>245778</wp:posOffset>
+            </wp:positionV>
+            <wp:extent cx="3894826" cy="2696949"/>
+            <wp:effectExtent l="0" t="0" r="0" b="8255"/>
+            <wp:wrapTopAndBottom/>
+            <wp:docPr id="796551852" name="그림 1"/>
+            <wp:cNvGraphicFramePr>
+              <a:graphicFrameLocks xmlns:a="http://schemas.openxmlformats.org/drawingml/2006/main" noChangeAspect="1"/>
+            </wp:cNvGraphicFramePr>
+            <a:graphic xmlns:a="http://schemas.openxmlformats.org/drawingml/2006/main">
+              <a:graphicData uri="http://schemas.openxmlformats.org/drawingml/2006/picture">
+                <pic:pic xmlns:pic="http://schemas.openxmlformats.org/drawingml/2006/picture">
+                  <pic:nvPicPr>
+                    <pic:cNvPr id="796551852" name=""/>
+                    <pic:cNvPicPr/>
+                  </pic:nvPicPr>
+                  <pic:blipFill>
+                    <a:blip r:embed="rId25">
+                      <a:extLst>
+                        <a:ext uri="{28A0092B-C50C-407E-A947-70E740481C1C}">
+                          <a14:useLocalDpi xmlns:a14="http://schemas.microsoft.com/office/drawing/2010/main" val="0"/>
+                        </a:ext>
+                      </a:extLst>
+                    </a:blip>
+                    <a:stretch>
+                      <a:fillRect/>
+                    </a:stretch>
+                  </pic:blipFill>
+                  <pic:spPr>
+                    <a:xfrm>
+                      <a:off x="0" y="0"/>
+                      <a:ext cx="3894826" cy="2696949"/>
+                    </a:xfrm>
+                    <a:prstGeom prst="rect">
+                      <a:avLst/>
+                    </a:prstGeom>
+                  </pic:spPr>
+                </pic:pic>
+              </a:graphicData>
+            </a:graphic>
+          </wp:anchor>
+        </w:drawing>
+      </w:r>
+    </w:p>
+    <w:p>
+      <w:pPr>
+        <w:ind w:left="440"/>
+      </w:pPr>
+    </w:p>
+    <w:p>
+      <w:pPr>
+        <w:pStyle w:val="a6"/>
+        <w:numPr>
+          <w:ilvl w:val="0"/>
+          <w:numId w:val="20"/>
+        </w:numPr>
+      </w:pPr>
+      <w:r>
+        <w:rPr>
+          <w:rFonts w:hint="eastAsia"/>
+        </w:rPr>
+        <w:t xml:space="preserve">위로 올라간 다음 오른쪽으로 블록 밀기 </w:t>
+      </w:r>
+    </w:p>
+    <w:p/>
+    <w:p/>
+    <w:p>
+      <w:pPr>
+        <w:pStyle w:val="a6"/>
+        <w:numPr>
+          <w:ilvl w:val="0"/>
+          <w:numId w:val="20"/>
+        </w:numPr>
+      </w:pPr>
+      <w:r>
+        <w:rPr>
+          <w:rFonts w:hint="eastAsia"/>
+        </w:rPr>
+        <w:t xml:space="preserve">위쪽부터 왼쪽으로 블록을 당기면 올라갈 수 있는 계단이 완성된다. </w:t>
+      </w:r>
+    </w:p>
+    <w:p/>
+    <w:p>
+      <w:r>
+        <w:rPr>
+          <w:noProof/>
+        </w:rPr>
+        <w:lastRenderedPageBreak/>
+        <w:drawing>
+          <wp:anchor distT="0" distB="0" distL="114300" distR="114300" simplePos="0" relativeHeight="251685888" behindDoc="0" locked="0" layoutInCell="1" allowOverlap="1" wp14:anchorId="00917046" wp14:editId="10FAF42D">
+            <wp:simplePos x="0" y="0"/>
+            <wp:positionH relativeFrom="margin">
+              <wp:align>left</wp:align>
+            </wp:positionH>
+            <wp:positionV relativeFrom="paragraph">
+              <wp:posOffset>190</wp:posOffset>
+            </wp:positionV>
+            <wp:extent cx="4591756" cy="2386940"/>
+            <wp:effectExtent l="0" t="0" r="0" b="0"/>
+            <wp:wrapTopAndBottom/>
+            <wp:docPr id="1947905519" name="그림 1"/>
+            <wp:cNvGraphicFramePr>
+              <a:graphicFrameLocks xmlns:a="http://schemas.openxmlformats.org/drawingml/2006/main" noChangeAspect="1"/>
+            </wp:cNvGraphicFramePr>
+            <a:graphic xmlns:a="http://schemas.openxmlformats.org/drawingml/2006/main">
+              <a:graphicData uri="http://schemas.openxmlformats.org/drawingml/2006/picture">
+                <pic:pic xmlns:pic="http://schemas.openxmlformats.org/drawingml/2006/picture">
+                  <pic:nvPicPr>
+                    <pic:cNvPr id="1947905519" name=""/>
+                    <pic:cNvPicPr/>
+                  </pic:nvPicPr>
+                  <pic:blipFill>
+                    <a:blip r:embed="rId26">
+                      <a:extLst>
+                        <a:ext uri="{28A0092B-C50C-407E-A947-70E740481C1C}">
+                          <a14:useLocalDpi xmlns:a14="http://schemas.microsoft.com/office/drawing/2010/main" val="0"/>
+                        </a:ext>
+                      </a:extLst>
+                    </a:blip>
+                    <a:stretch>
+                      <a:fillRect/>
+                    </a:stretch>
+                  </pic:blipFill>
+                  <pic:spPr>
+                    <a:xfrm>
+                      <a:off x="0" y="0"/>
+                      <a:ext cx="4591756" cy="2386940"/>
+                    </a:xfrm>
+                    <a:prstGeom prst="rect">
+                      <a:avLst/>
+                    </a:prstGeom>
+                  </pic:spPr>
+                </pic:pic>
+              </a:graphicData>
+            </a:graphic>
+          </wp:anchor>
+        </w:drawing>
+      </w:r>
+    </w:p>
+    <w:p>
+      <w:r>
+        <w:rPr>
+          <w:rFonts w:hint="eastAsia"/>
+        </w:rPr>
+        <w:t>퍼즐 리셋</w:t>
+      </w:r>
+    </w:p>
+    <w:p>
+      <w:r>
+        <w:rPr>
+          <w:noProof/>
+        </w:rPr>
+        <w:drawing>
+          <wp:anchor distT="0" distB="0" distL="114300" distR="114300" simplePos="0" relativeHeight="251686912" behindDoc="0" locked="0" layoutInCell="1" allowOverlap="1" wp14:anchorId="6BDF9674" wp14:editId="288A64FD">
+            <wp:simplePos x="0" y="0"/>
+            <wp:positionH relativeFrom="margin">
+              <wp:align>left</wp:align>
+            </wp:positionH>
+            <wp:positionV relativeFrom="paragraph">
+              <wp:posOffset>347345</wp:posOffset>
+            </wp:positionV>
+            <wp:extent cx="4868545" cy="3218180"/>
+            <wp:effectExtent l="0" t="0" r="8255" b="1270"/>
+            <wp:wrapTopAndBottom/>
+            <wp:docPr id="2069920304" name="그림 1"/>
+            <wp:cNvGraphicFramePr>
+              <a:graphicFrameLocks xmlns:a="http://schemas.openxmlformats.org/drawingml/2006/main" noChangeAspect="1"/>
+            </wp:cNvGraphicFramePr>
+            <a:graphic xmlns:a="http://schemas.openxmlformats.org/drawingml/2006/main">
+              <a:graphicData uri="http://schemas.openxmlformats.org/drawingml/2006/picture">
+                <pic:pic xmlns:pic="http://schemas.openxmlformats.org/drawingml/2006/picture">
+                  <pic:nvPicPr>
+                    <pic:cNvPr id="2069920304" name=""/>
+                    <pic:cNvPicPr/>
+                  </pic:nvPicPr>
+                  <pic:blipFill>
+                    <a:blip r:embed="rId27">
+                      <a:extLst>
+                        <a:ext uri="{28A0092B-C50C-407E-A947-70E740481C1C}">
+                          <a14:useLocalDpi xmlns:a14="http://schemas.microsoft.com/office/drawing/2010/main" val="0"/>
+                        </a:ext>
+                      </a:extLst>
+                    </a:blip>
+                    <a:stretch>
+                      <a:fillRect/>
+                    </a:stretch>
+                  </pic:blipFill>
+                  <pic:spPr>
+                    <a:xfrm>
+                      <a:off x="0" y="0"/>
+                      <a:ext cx="4868545" cy="3218180"/>
+                    </a:xfrm>
+                    <a:prstGeom prst="rect">
+                      <a:avLst/>
+                    </a:prstGeom>
+                  </pic:spPr>
+                </pic:pic>
+              </a:graphicData>
+            </a:graphic>
+            <wp14:sizeRelH relativeFrom="margin">
+              <wp14:pctWidth>0</wp14:pctWidth>
+            </wp14:sizeRelH>
+            <wp14:sizeRelV relativeFrom="margin">
+              <wp14:pctHeight>0</wp14:pctHeight>
+            </wp14:sizeRelV>
+          </wp:anchor>
+        </w:drawing>
+      </w:r>
+    </w:p>
+    <w:p/>
+    <w:p>
+      <w:pPr>
+        <w:pStyle w:val="a6"/>
+        <w:numPr>
+          <w:ilvl w:val="0"/>
+          <w:numId w:val="18"/>
+        </w:numPr>
+      </w:pPr>
+      <w:r>
+        <w:rPr>
+          <w:rFonts w:hint="eastAsia"/>
+        </w:rPr>
+        <w:t xml:space="preserve">유저가 블록 퍼즐이 있는 구간을 나가게 되면 블록을 옮기기 전 상태로 </w:t>
+      </w:r>
+      <w:proofErr w:type="spellStart"/>
+      <w:r>
+        <w:rPr>
+          <w:rFonts w:hint="eastAsia"/>
+        </w:rPr>
+        <w:t>리셋된다</w:t>
+      </w:r>
+      <w:proofErr w:type="spellEnd"/>
+      <w:r>
+        <w:rPr>
+          <w:rFonts w:hint="eastAsia"/>
+        </w:rPr>
+        <w:t>.</w:t>
+      </w:r>
+    </w:p>
+    <w:p>
+      <w:pPr>
+        <w:pStyle w:val="a6"/>
+        <w:numPr>
+          <w:ilvl w:val="0"/>
+          <w:numId w:val="18"/>
+        </w:numPr>
+      </w:pPr>
+      <w:r>
+        <w:rPr>
+          <w:rFonts w:hint="eastAsia"/>
+        </w:rPr>
+        <w:t xml:space="preserve">퍼즐을 풀고 올라가면 유적의 입구가 등장한다. </w:t>
+      </w:r>
+    </w:p>
+    <w:p/>
+    <w:p/>
+    <w:p>
+      <w:r>
+        <w:rPr>
+          <w:noProof/>
+        </w:rPr>
+        <w:lastRenderedPageBreak/>
+        <w:drawing>
+          <wp:anchor distT="0" distB="0" distL="114300" distR="114300" simplePos="0" relativeHeight="251687936" behindDoc="0" locked="0" layoutInCell="1" allowOverlap="1" wp14:anchorId="5FA6A2EB" wp14:editId="57926029">
+            <wp:simplePos x="0" y="0"/>
+            <wp:positionH relativeFrom="column">
+              <wp:posOffset>0</wp:posOffset>
+            </wp:positionH>
+            <wp:positionV relativeFrom="paragraph">
+              <wp:posOffset>520</wp:posOffset>
+            </wp:positionV>
+            <wp:extent cx="4560125" cy="3218912"/>
+            <wp:effectExtent l="0" t="0" r="0" b="635"/>
+            <wp:wrapTopAndBottom/>
+            <wp:docPr id="166803469" name="그림 1"/>
+            <wp:cNvGraphicFramePr>
+              <a:graphicFrameLocks xmlns:a="http://schemas.openxmlformats.org/drawingml/2006/main" noChangeAspect="1"/>
+            </wp:cNvGraphicFramePr>
+            <a:graphic xmlns:a="http://schemas.openxmlformats.org/drawingml/2006/main">
+              <a:graphicData uri="http://schemas.openxmlformats.org/drawingml/2006/picture">
+                <pic:pic xmlns:pic="http://schemas.openxmlformats.org/drawingml/2006/picture">
+                  <pic:nvPicPr>
+                    <pic:cNvPr id="166803469" name=""/>
+                    <pic:cNvPicPr/>
+                  </pic:nvPicPr>
+                  <pic:blipFill>
+                    <a:blip r:embed="rId28">
+                      <a:extLst>
+                        <a:ext uri="{28A0092B-C50C-407E-A947-70E740481C1C}">
+                          <a14:useLocalDpi xmlns:a14="http://schemas.microsoft.com/office/drawing/2010/main" val="0"/>
+                        </a:ext>
+                      </a:extLst>
+                    </a:blip>
+                    <a:stretch>
+                      <a:fillRect/>
+                    </a:stretch>
+                  </pic:blipFill>
+                  <pic:spPr>
+                    <a:xfrm>
+                      <a:off x="0" y="0"/>
+                      <a:ext cx="4560125" cy="3218912"/>
+                    </a:xfrm>
+                    <a:prstGeom prst="rect">
+                      <a:avLst/>
+                    </a:prstGeom>
+                  </pic:spPr>
+                </pic:pic>
+              </a:graphicData>
+            </a:graphic>
+          </wp:anchor>
+        </w:drawing>
+      </w:r>
+    </w:p>
+    <w:p/>
+    <w:p>
+      <w:r>
+        <w:rPr>
+          <w:rFonts w:hint="eastAsia"/>
+        </w:rPr>
+        <w:t>유적의 입구</w:t>
+      </w:r>
+    </w:p>
+    <w:p>
+      <w:pPr>
+        <w:pStyle w:val="a6"/>
+        <w:numPr>
+          <w:ilvl w:val="0"/>
+          <w:numId w:val="18"/>
+        </w:numPr>
+      </w:pPr>
+      <w:r>
+        <w:rPr>
+          <w:rFonts w:hint="eastAsia"/>
+        </w:rPr>
+        <w:t xml:space="preserve">사막 유적인 만큼 신전이나 피라미드 느낌의 유적 입구가 좋을 듯 </w:t>
+      </w:r>
+    </w:p>
+    <w:p/>
+    <w:p>
+      <w:pPr>
+        <w:pStyle w:val="2"/>
+        <w:rPr>
+          <w:rFonts w:hint="eastAsia"/>
+        </w:rPr>
+      </w:pPr>
+      <w:r>
+        <w:rPr>
+          <w:rFonts w:hint="eastAsia"/>
+        </w:rPr>
+        <w:t>3.3</w:t>
+      </w:r>
+      <w:r>
+        <w:rPr>
+          <w:rFonts w:hint="eastAsia"/>
+        </w:rPr>
+        <w:t xml:space="preserve"> </w:t>
+      </w:r>
+      <w:r>
+        <w:rPr>
+          <w:rFonts w:hint="eastAsia"/>
+        </w:rPr>
+        <w:t>유적 내부</w:t>
+      </w:r>
+      <w:r>
+        <w:rPr>
+          <w:rFonts w:hint="eastAsia"/>
+        </w:rPr>
+        <w:t>, 첫 번째 캠프</w:t>
+      </w:r>
+    </w:p>
+    <w:p>
+      <w:pPr>
+        <w:pStyle w:val="a6"/>
+        <w:ind w:left="845"/>
+      </w:pPr>
+      <w:r>
+        <w:rPr>
+          <w:noProof/>
+        </w:rPr>
+        <w:drawing>
+          <wp:anchor distT="0" distB="0" distL="114300" distR="114300" simplePos="0" relativeHeight="251688960" behindDoc="0" locked="0" layoutInCell="1" allowOverlap="1" wp14:anchorId="1D4124B5" wp14:editId="14E23CED">
+            <wp:simplePos x="0" y="0"/>
+            <wp:positionH relativeFrom="column">
+              <wp:posOffset>534390</wp:posOffset>
+            </wp:positionH>
+            <wp:positionV relativeFrom="paragraph">
+              <wp:posOffset>1006</wp:posOffset>
+            </wp:positionV>
+            <wp:extent cx="5581650" cy="3028950"/>
+            <wp:effectExtent l="0" t="0" r="0" b="0"/>
+            <wp:wrapTopAndBottom/>
+            <wp:docPr id="1864631630" name="그림 1"/>
+            <wp:cNvGraphicFramePr>
+              <a:graphicFrameLocks xmlns:a="http://schemas.openxmlformats.org/drawingml/2006/main" noChangeAspect="1"/>
+            </wp:cNvGraphicFramePr>
+            <a:graphic xmlns:a="http://schemas.openxmlformats.org/drawingml/2006/main">
+              <a:graphicData uri="http://schemas.openxmlformats.org/drawingml/2006/picture">
+                <pic:pic xmlns:pic="http://schemas.openxmlformats.org/drawingml/2006/picture">
+                  <pic:nvPicPr>
+                    <pic:cNvPr id="1864631630" name=""/>
+                    <pic:cNvPicPr/>
+                  </pic:nvPicPr>
+                  <pic:blipFill>
+                    <a:blip r:embed="rId29">
+                      <a:extLst>
+                        <a:ext uri="{28A0092B-C50C-407E-A947-70E740481C1C}">
+                          <a14:useLocalDpi xmlns:a14="http://schemas.microsoft.com/office/drawing/2010/main" val="0"/>
+                        </a:ext>
+                      </a:extLst>
+                    </a:blip>
+                    <a:stretch>
+                      <a:fillRect/>
+                    </a:stretch>
+                  </pic:blipFill>
+                  <pic:spPr>
+                    <a:xfrm>
+                      <a:off x="0" y="0"/>
+                      <a:ext cx="5581650" cy="3028950"/>
+                    </a:xfrm>
+                    <a:prstGeom prst="rect">
+                      <a:avLst/>
+                    </a:prstGeom>
+                  </pic:spPr>
+                </pic:pic>
+              </a:graphicData>
+            </a:graphic>
+          </wp:anchor>
+        </w:drawing>
+      </w:r>
+    </w:p>
+    <w:p>
+      <w:pPr>
+        <w:pStyle w:val="a6"/>
+        <w:numPr>
+          <w:ilvl w:val="0"/>
+          <w:numId w:val="18"/>
+        </w:numPr>
+      </w:pPr>
+      <w:r>
+        <w:rPr>
+          <w:rFonts w:hint="eastAsia"/>
+        </w:rPr>
+        <w:lastRenderedPageBreak/>
+        <w:t xml:space="preserve">분위기는 위와 같이 모래로 이루어진 </w:t>
+      </w:r>
+      <w:proofErr w:type="spellStart"/>
+      <w:r>
+        <w:rPr>
+          <w:rFonts w:hint="eastAsia"/>
+        </w:rPr>
+        <w:t>돌벽과</w:t>
+      </w:r>
+      <w:proofErr w:type="spellEnd"/>
+      <w:r>
+        <w:rPr>
+          <w:rFonts w:hint="eastAsia"/>
+        </w:rPr>
+        <w:t xml:space="preserve"> 약간의 기둥</w:t>
+      </w:r>
+    </w:p>
+    <w:p>
+      <w:pPr>
+        <w:pStyle w:val="a6"/>
+        <w:numPr>
+          <w:ilvl w:val="0"/>
+          <w:numId w:val="18"/>
+        </w:numPr>
+      </w:pPr>
+      <w:r>
+        <w:rPr>
+          <w:noProof/>
+        </w:rPr>
+        <w:drawing>
+          <wp:anchor distT="0" distB="0" distL="114300" distR="114300" simplePos="0" relativeHeight="251689984" behindDoc="0" locked="0" layoutInCell="1" allowOverlap="1" wp14:anchorId="5EFD0B98" wp14:editId="07BA6685">
+            <wp:simplePos x="0" y="0"/>
+            <wp:positionH relativeFrom="margin">
+              <wp:align>right</wp:align>
+            </wp:positionH>
+            <wp:positionV relativeFrom="paragraph">
+              <wp:posOffset>245745</wp:posOffset>
+            </wp:positionV>
+            <wp:extent cx="5216525" cy="3419475"/>
+            <wp:effectExtent l="0" t="0" r="3175" b="9525"/>
+            <wp:wrapTopAndBottom/>
+            <wp:docPr id="1780862261" name="그림 1"/>
+            <wp:cNvGraphicFramePr>
+              <a:graphicFrameLocks xmlns:a="http://schemas.openxmlformats.org/drawingml/2006/main" noChangeAspect="1"/>
+            </wp:cNvGraphicFramePr>
+            <a:graphic xmlns:a="http://schemas.openxmlformats.org/drawingml/2006/main">
+              <a:graphicData uri="http://schemas.openxmlformats.org/drawingml/2006/picture">
+                <pic:pic xmlns:pic="http://schemas.openxmlformats.org/drawingml/2006/picture">
+                  <pic:nvPicPr>
+                    <pic:cNvPr id="1780862261" name=""/>
+                    <pic:cNvPicPr/>
+                  </pic:nvPicPr>
+                  <pic:blipFill>
+                    <a:blip r:embed="rId30">
+                      <a:extLst>
+                        <a:ext uri="{28A0092B-C50C-407E-A947-70E740481C1C}">
+                          <a14:useLocalDpi xmlns:a14="http://schemas.microsoft.com/office/drawing/2010/main" val="0"/>
+                        </a:ext>
+                      </a:extLst>
+                    </a:blip>
+                    <a:stretch>
+                      <a:fillRect/>
+                    </a:stretch>
+                  </pic:blipFill>
+                  <pic:spPr>
+                    <a:xfrm>
+                      <a:off x="0" y="0"/>
+                      <a:ext cx="5216525" cy="3419475"/>
+                    </a:xfrm>
+                    <a:prstGeom prst="rect">
+                      <a:avLst/>
+                    </a:prstGeom>
+                  </pic:spPr>
+                </pic:pic>
+              </a:graphicData>
+            </a:graphic>
+            <wp14:sizeRelH relativeFrom="margin">
+              <wp14:pctWidth>0</wp14:pctWidth>
+            </wp14:sizeRelH>
+            <wp14:sizeRelV relativeFrom="margin">
+              <wp14:pctHeight>0</wp14:pctHeight>
+            </wp14:sizeRelV>
+          </wp:anchor>
+        </w:drawing>
+      </w:r>
+      <w:r>
+        <w:rPr>
+          <w:rFonts w:hint="eastAsia"/>
+        </w:rPr>
+        <w:t>모래와 비슷한 색으로 이루어진 정사각형 타일 바닥</w:t>
+      </w:r>
+    </w:p>
+    <w:p>
+      <w:pPr>
+        <w:pStyle w:val="a6"/>
+        <w:ind w:left="800"/>
+      </w:pPr>
+    </w:p>
+    <w:p>
+      <w:pPr>
+        <w:pStyle w:val="a6"/>
+        <w:ind w:left="800"/>
+      </w:pPr>
+      <w:r>
+        <w:rPr>
+          <w:rFonts w:hint="eastAsia"/>
+        </w:rPr>
+        <w:t>해당 구역에 도착하면 캠프가 있다.</w:t>
+      </w:r>
+    </w:p>
+    <w:p>
+      <w:pPr>
+        <w:pStyle w:val="a6"/>
+        <w:numPr>
+          <w:ilvl w:val="0"/>
+          <w:numId w:val="18"/>
+        </w:numPr>
+      </w:pPr>
+      <w:r>
+        <w:rPr>
+          <w:rFonts w:hint="eastAsia"/>
+        </w:rPr>
+        <w:t xml:space="preserve">캠프에 도착하기 전에 이 구간에 도착하면 바로 요정이 등장하며 이벤트가 발생한다. </w:t>
+      </w:r>
+    </w:p>
+    <w:p/>
+    <w:p>
+      <w:r>
+        <w:rPr>
+          <w:rFonts w:hint="eastAsia"/>
+        </w:rPr>
+        <w:t>주인공 : 너가 이곳으로 나를 불렀지?</w:t>
+      </w:r>
+    </w:p>
+    <w:p>
+      <w:r>
+        <w:rPr>
+          <w:rFonts w:hint="eastAsia"/>
+        </w:rPr>
+        <w:t xml:space="preserve">요정 : 응, 맞아, 이 유적 기억 </w:t>
+      </w:r>
+      <w:proofErr w:type="spellStart"/>
+      <w:r>
+        <w:rPr>
+          <w:rFonts w:hint="eastAsia"/>
+        </w:rPr>
+        <w:t>안나니</w:t>
+      </w:r>
+      <w:proofErr w:type="spellEnd"/>
+      <w:r>
+        <w:rPr>
+          <w:rFonts w:hint="eastAsia"/>
+        </w:rPr>
+        <w:t>?</w:t>
+      </w:r>
+    </w:p>
+    <w:p>
+      <w:r>
+        <w:rPr>
+          <w:rFonts w:hint="eastAsia"/>
+        </w:rPr>
+        <w:t>주인공 : 피라미드는 왕의 무덤이라고 알려져 있던 것 같아, 그런 유적이면</w:t>
+      </w:r>
+    </w:p>
+    <w:p>
+      <w:r>
+        <w:rPr>
+          <w:rFonts w:hint="eastAsia"/>
+        </w:rPr>
+        <w:t xml:space="preserve">요정 : 왕의 무덤인 만큼 보물을 지키기 위한 복잡한 미궁이 있지, 너는 그런 곳에 가장 먼저 도전한 모험가야 </w:t>
+      </w:r>
+    </w:p>
+    <w:p>
+      <w:r>
+        <w:rPr>
+          <w:rFonts w:hint="eastAsia"/>
+        </w:rPr>
+        <w:t xml:space="preserve">주인공 : 이 곳으로 나를 부른 이유가 </w:t>
+      </w:r>
+      <w:proofErr w:type="spellStart"/>
+      <w:r>
+        <w:rPr>
+          <w:rFonts w:hint="eastAsia"/>
+        </w:rPr>
+        <w:t>뭐야</w:t>
+      </w:r>
+      <w:proofErr w:type="spellEnd"/>
+      <w:r>
+        <w:rPr>
+          <w:rFonts w:hint="eastAsia"/>
+        </w:rPr>
+        <w:t>?</w:t>
+      </w:r>
+    </w:p>
+    <w:p>
+      <w:r>
+        <w:rPr>
+          <w:rFonts w:hint="eastAsia"/>
+        </w:rPr>
+        <w:t xml:space="preserve">요정 : 정말 이곳에 대한 기억이 아예 없나 보네?, 이 유적을 끝까지 </w:t>
+      </w:r>
+      <w:proofErr w:type="spellStart"/>
+      <w:r>
+        <w:rPr>
+          <w:rFonts w:hint="eastAsia"/>
+        </w:rPr>
+        <w:t>진행하다보면</w:t>
+      </w:r>
+      <w:proofErr w:type="spellEnd"/>
+      <w:r>
+        <w:rPr>
+          <w:rFonts w:hint="eastAsia"/>
+        </w:rPr>
+        <w:t xml:space="preserve"> 알게 될지도 몰라 </w:t>
+      </w:r>
+    </w:p>
+    <w:p>
+      <w:pPr>
+        <w:pStyle w:val="2"/>
+      </w:pPr>
+    </w:p>
+    <w:p>
+      <w:pPr>
+        <w:pStyle w:val="2"/>
+      </w:pPr>
+      <w:r>
+        <w:rPr>
+          <w:rFonts w:hint="eastAsia"/>
+        </w:rPr>
+        <w:t>3.4 유적 내부 탐사</w:t>
+      </w:r>
+    </w:p>
+    <w:p>
+      <w:r>
+        <w:rPr>
+          <w:noProof/>
+        </w:rPr>
+        <w:drawing>
+          <wp:anchor distT="0" distB="0" distL="114300" distR="114300" simplePos="0" relativeHeight="251691008" behindDoc="0" locked="0" layoutInCell="1" allowOverlap="1" wp14:anchorId="7C429E0C" wp14:editId="0DA033C4">
+            <wp:simplePos x="0" y="0"/>
+            <wp:positionH relativeFrom="column">
+              <wp:posOffset>0</wp:posOffset>
+            </wp:positionH>
+            <wp:positionV relativeFrom="paragraph">
+              <wp:posOffset>520</wp:posOffset>
+            </wp:positionV>
+            <wp:extent cx="5731510" cy="3410585"/>
+            <wp:effectExtent l="0" t="0" r="2540" b="0"/>
+            <wp:wrapTopAndBottom/>
+            <wp:docPr id="1184454407" name="그림 1"/>
+            <wp:cNvGraphicFramePr>
+              <a:graphicFrameLocks xmlns:a="http://schemas.openxmlformats.org/drawingml/2006/main" noChangeAspect="1"/>
+            </wp:cNvGraphicFramePr>
+            <a:graphic xmlns:a="http://schemas.openxmlformats.org/drawingml/2006/main">
+              <a:graphicData uri="http://schemas.openxmlformats.org/drawingml/2006/picture">
+                <pic:pic xmlns:pic="http://schemas.openxmlformats.org/drawingml/2006/picture">
+                  <pic:nvPicPr>
+                    <pic:cNvPr id="1184454407" name=""/>
+                    <pic:cNvPicPr/>
+                  </pic:nvPicPr>
+                  <pic:blipFill>
+                    <a:blip r:embed="rId31">
+                      <a:extLst>
+                        <a:ext uri="{28A0092B-C50C-407E-A947-70E740481C1C}">
+                          <a14:useLocalDpi xmlns:a14="http://schemas.microsoft.com/office/drawing/2010/main" val="0"/>
+                        </a:ext>
+                      </a:extLst>
+                    </a:blip>
+                    <a:stretch>
+                      <a:fillRect/>
+                    </a:stretch>
+                  </pic:blipFill>
+                  <pic:spPr>
+                    <a:xfrm>
+                      <a:off x="0" y="0"/>
+                      <a:ext cx="5731510" cy="3410585"/>
+                    </a:xfrm>
+                    <a:prstGeom prst="rect">
+                      <a:avLst/>
+                    </a:prstGeom>
+                  </pic:spPr>
+                </pic:pic>
+              </a:graphicData>
+            </a:graphic>
+          </wp:anchor>
+        </w:drawing>
+      </w:r>
+    </w:p>
+    <w:p/>
+    <w:p>
+      <w:pPr>
+        <w:pStyle w:val="a6"/>
+        <w:numPr>
+          <w:ilvl w:val="0"/>
+          <w:numId w:val="18"/>
+        </w:numPr>
+      </w:pPr>
+      <w:r>
+        <w:rPr>
+          <w:rFonts w:hint="eastAsia"/>
+        </w:rPr>
+        <w:t xml:space="preserve">맵 자체는 간단하나 퍼즐과 미니게임 위주로 구성되어 있다. </w:t>
+      </w:r>
+    </w:p>
+    <w:p>
+      <w:pPr>
+        <w:pStyle w:val="a6"/>
+        <w:numPr>
+          <w:ilvl w:val="0"/>
+          <w:numId w:val="18"/>
+        </w:numPr>
+        <w:rPr>
+          <w:rFonts w:hint="eastAsia"/>
+        </w:rPr>
+      </w:pPr>
+      <w:r>
+        <w:rPr>
+          <w:rFonts w:hint="eastAsia"/>
+        </w:rPr>
+        <w:t xml:space="preserve">초록 열쇠가 있는 곳은 모래 폭포로 들어갈 수가 없고, 초록 열쇠도 모래 속에 묻혀 있어서 얻을 수가 없다. </w:t>
+      </w:r>
     </w:p>
     <w:sectPr>
       <w:pgSz w:w="11906" w:h="16838"/>
@@ -4895,6 +5497,127 @@
     </w:lvl>
   </w:abstractNum>
   <w:abstractNum w:abstractNumId="11" w15:restartNumberingAfterBreak="0">
+    <w:nsid w:val="41C973B1"/>
+    <w:multiLevelType w:val="multilevel"/>
+    <w:tmpl w:val="35624560"/>
+    <w:lvl w:ilvl="0">
+      <w:start w:val="1"/>
+      <w:numFmt w:val="decimal"/>
+      <w:lvlText w:val="%1."/>
+      <w:lvlJc w:val="left"/>
+      <w:pPr>
+        <w:ind w:left="800" w:hanging="360"/>
+      </w:pPr>
+      <w:rPr>
+        <w:rFonts w:hint="default"/>
+      </w:rPr>
+    </w:lvl>
+    <w:lvl w:ilvl="1">
+      <w:start w:val="3"/>
+      <w:numFmt w:val="decimal"/>
+      <w:isLgl/>
+      <w:lvlText w:val="%1.%2"/>
+      <w:lvlJc w:val="left"/>
+      <w:pPr>
+        <w:ind w:left="845" w:hanging="405"/>
+      </w:pPr>
+      <w:rPr>
+        <w:rFonts w:hint="default"/>
+      </w:rPr>
+    </w:lvl>
+    <w:lvl w:ilvl="2">
+      <w:start w:val="1"/>
+      <w:numFmt w:val="decimal"/>
+      <w:isLgl/>
+      <w:lvlText w:val="%1.%2.%3"/>
+      <w:lvlJc w:val="left"/>
+      <w:pPr>
+        <w:ind w:left="1160" w:hanging="720"/>
+      </w:pPr>
+      <w:rPr>
+        <w:rFonts w:hint="default"/>
+      </w:rPr>
+    </w:lvl>
+    <w:lvl w:ilvl="3">
+      <w:start w:val="1"/>
+      <w:numFmt w:val="decimal"/>
+      <w:isLgl/>
+      <w:lvlText w:val="%1.%2.%3.%4"/>
+      <w:lvlJc w:val="left"/>
+      <w:pPr>
+        <w:ind w:left="1160" w:hanging="720"/>
+      </w:pPr>
+      <w:rPr>
+        <w:rFonts w:hint="default"/>
+      </w:rPr>
+    </w:lvl>
+    <w:lvl w:ilvl="4">
+      <w:start w:val="1"/>
+      <w:numFmt w:val="decimal"/>
+      <w:isLgl/>
+      <w:lvlText w:val="%1.%2.%3.%4.%5"/>
+      <w:lvlJc w:val="left"/>
+      <w:pPr>
+        <w:ind w:left="1520" w:hanging="1080"/>
+      </w:pPr>
+      <w:rPr>
+        <w:rFonts w:hint="default"/>
+      </w:rPr>
+    </w:lvl>
+    <w:lvl w:ilvl="5">
+      <w:start w:val="1"/>
+      <w:numFmt w:val="decimal"/>
+      <w:isLgl/>
+      <w:lvlText w:val="%1.%2.%3.%4.%5.%6"/>
+      <w:lvlJc w:val="left"/>
+      <w:pPr>
+        <w:ind w:left="1520" w:hanging="1080"/>
+      </w:pPr>
+      <w:rPr>
+        <w:rFonts w:hint="default"/>
+      </w:rPr>
+    </w:lvl>
+    <w:lvl w:ilvl="6">
+      <w:start w:val="1"/>
+      <w:numFmt w:val="decimal"/>
+      <w:isLgl/>
+      <w:lvlText w:val="%1.%2.%3.%4.%5.%6.%7"/>
+      <w:lvlJc w:val="left"/>
+      <w:pPr>
+        <w:ind w:left="1880" w:hanging="1440"/>
+      </w:pPr>
+      <w:rPr>
+        <w:rFonts w:hint="default"/>
+      </w:rPr>
+    </w:lvl>
+    <w:lvl w:ilvl="7">
+      <w:start w:val="1"/>
+      <w:numFmt w:val="decimal"/>
+      <w:isLgl/>
+      <w:lvlText w:val="%1.%2.%3.%4.%5.%6.%7.%8"/>
+      <w:lvlJc w:val="left"/>
+      <w:pPr>
+        <w:ind w:left="1880" w:hanging="1440"/>
+      </w:pPr>
+      <w:rPr>
+        <w:rFonts w:hint="default"/>
+      </w:rPr>
+    </w:lvl>
+    <w:lvl w:ilvl="8">
+      <w:start w:val="1"/>
+      <w:numFmt w:val="decimal"/>
+      <w:isLgl/>
+      <w:lvlText w:val="%1.%2.%3.%4.%5.%6.%7.%8.%9"/>
+      <w:lvlJc w:val="left"/>
+      <w:pPr>
+        <w:ind w:left="2240" w:hanging="1800"/>
+      </w:pPr>
+      <w:rPr>
+        <w:rFonts w:hint="default"/>
+      </w:rPr>
+    </w:lvl>
+  </w:abstractNum>
+  <w:abstractNum w:abstractNumId="12" w15:restartNumberingAfterBreak="0">
     <w:nsid w:val="44886644"/>
     <w:multiLevelType w:val="hybridMultilevel"/>
     <w:tmpl w:val="CF0EFB1C"/>
@@ -4983,7 +5706,7 @@
       </w:pPr>
     </w:lvl>
   </w:abstractNum>
-  <w:abstractNum w:abstractNumId="12" w15:restartNumberingAfterBreak="0">
+  <w:abstractNum w:abstractNumId="13" w15:restartNumberingAfterBreak="0">
     <w:nsid w:val="571473A6"/>
     <w:multiLevelType w:val="hybridMultilevel"/>
     <w:tmpl w:val="62DC236E"/>
@@ -5072,7 +5795,7 @@
       </w:pPr>
     </w:lvl>
   </w:abstractNum>
-  <w:abstractNum w:abstractNumId="13" w15:restartNumberingAfterBreak="0">
+  <w:abstractNum w:abstractNumId="14" w15:restartNumberingAfterBreak="0">
     <w:nsid w:val="5DF67A53"/>
     <w:multiLevelType w:val="hybridMultilevel"/>
     <w:tmpl w:val="8BD62BEE"/>
@@ -5184,7 +5907,7 @@
       </w:rPr>
     </w:lvl>
   </w:abstractNum>
-  <w:abstractNum w:abstractNumId="14" w15:restartNumberingAfterBreak="0">
+  <w:abstractNum w:abstractNumId="15" w15:restartNumberingAfterBreak="0">
     <w:nsid w:val="704D7B9F"/>
     <w:multiLevelType w:val="hybridMultilevel"/>
     <w:tmpl w:val="D5BC1B00"/>
@@ -5296,7 +6019,7 @@
       </w:rPr>
     </w:lvl>
   </w:abstractNum>
-  <w:abstractNum w:abstractNumId="15" w15:restartNumberingAfterBreak="0">
+  <w:abstractNum w:abstractNumId="16" w15:restartNumberingAfterBreak="0">
     <w:nsid w:val="714946CD"/>
     <w:multiLevelType w:val="multilevel"/>
     <w:tmpl w:val="E39ED8B2"/>
@@ -5417,7 +6140,7 @@
       </w:rPr>
     </w:lvl>
   </w:abstractNum>
-  <w:abstractNum w:abstractNumId="16" w15:restartNumberingAfterBreak="0">
+  <w:abstractNum w:abstractNumId="17" w15:restartNumberingAfterBreak="0">
     <w:nsid w:val="784071C4"/>
     <w:multiLevelType w:val="hybridMultilevel"/>
     <w:tmpl w:val="FC62E56C"/>
@@ -5530,7 +6253,7 @@
       </w:rPr>
     </w:lvl>
   </w:abstractNum>
-  <w:abstractNum w:abstractNumId="17" w15:restartNumberingAfterBreak="0">
+  <w:abstractNum w:abstractNumId="18" w15:restartNumberingAfterBreak="0">
     <w:nsid w:val="79091D65"/>
     <w:multiLevelType w:val="hybridMultilevel"/>
     <w:tmpl w:val="22580DBA"/>
@@ -5640,40 +6363,129 @@
       <w:rPr>
         <w:rFonts w:ascii="Wingdings" w:hAnsi="Wingdings" w:hint="default"/>
       </w:rPr>
+    </w:lvl>
+  </w:abstractNum>
+  <w:abstractNum w:abstractNumId="19" w15:restartNumberingAfterBreak="0">
+    <w:nsid w:val="7D2C5CC5"/>
+    <w:multiLevelType w:val="hybridMultilevel"/>
+    <w:tmpl w:val="E3909308"/>
+    <w:lvl w:ilvl="0" w:tplc="9A226F78">
+      <w:start w:val="1"/>
+      <w:numFmt w:val="decimal"/>
+      <w:lvlText w:val="%1."/>
+      <w:lvlJc w:val="left"/>
+      <w:pPr>
+        <w:ind w:left="800" w:hanging="360"/>
+      </w:pPr>
+      <w:rPr>
+        <w:rFonts w:hint="default"/>
+      </w:rPr>
+    </w:lvl>
+    <w:lvl w:ilvl="1" w:tplc="04090019" w:tentative="1">
+      <w:start w:val="1"/>
+      <w:numFmt w:val="upperLetter"/>
+      <w:lvlText w:val="%2."/>
+      <w:lvlJc w:val="left"/>
+      <w:pPr>
+        <w:ind w:left="1320" w:hanging="440"/>
+      </w:pPr>
+    </w:lvl>
+    <w:lvl w:ilvl="2" w:tplc="0409001B" w:tentative="1">
+      <w:start w:val="1"/>
+      <w:numFmt w:val="lowerRoman"/>
+      <w:lvlText w:val="%3."/>
+      <w:lvlJc w:val="right"/>
+      <w:pPr>
+        <w:ind w:left="1760" w:hanging="440"/>
+      </w:pPr>
+    </w:lvl>
+    <w:lvl w:ilvl="3" w:tplc="0409000F" w:tentative="1">
+      <w:start w:val="1"/>
+      <w:numFmt w:val="decimal"/>
+      <w:lvlText w:val="%4."/>
+      <w:lvlJc w:val="left"/>
+      <w:pPr>
+        <w:ind w:left="2200" w:hanging="440"/>
+      </w:pPr>
+    </w:lvl>
+    <w:lvl w:ilvl="4" w:tplc="04090019" w:tentative="1">
+      <w:start w:val="1"/>
+      <w:numFmt w:val="upperLetter"/>
+      <w:lvlText w:val="%5."/>
+      <w:lvlJc w:val="left"/>
+      <w:pPr>
+        <w:ind w:left="2640" w:hanging="440"/>
+      </w:pPr>
+    </w:lvl>
+    <w:lvl w:ilvl="5" w:tplc="0409001B" w:tentative="1">
+      <w:start w:val="1"/>
+      <w:numFmt w:val="lowerRoman"/>
+      <w:lvlText w:val="%6."/>
+      <w:lvlJc w:val="right"/>
+      <w:pPr>
+        <w:ind w:left="3080" w:hanging="440"/>
+      </w:pPr>
+    </w:lvl>
+    <w:lvl w:ilvl="6" w:tplc="0409000F" w:tentative="1">
+      <w:start w:val="1"/>
+      <w:numFmt w:val="decimal"/>
+      <w:lvlText w:val="%7."/>
+      <w:lvlJc w:val="left"/>
+      <w:pPr>
+        <w:ind w:left="3520" w:hanging="440"/>
+      </w:pPr>
+    </w:lvl>
+    <w:lvl w:ilvl="7" w:tplc="04090019" w:tentative="1">
+      <w:start w:val="1"/>
+      <w:numFmt w:val="upperLetter"/>
+      <w:lvlText w:val="%8."/>
+      <w:lvlJc w:val="left"/>
+      <w:pPr>
+        <w:ind w:left="3960" w:hanging="440"/>
+      </w:pPr>
+    </w:lvl>
+    <w:lvl w:ilvl="8" w:tplc="0409001B" w:tentative="1">
+      <w:start w:val="1"/>
+      <w:numFmt w:val="lowerRoman"/>
+      <w:lvlText w:val="%9."/>
+      <w:lvlJc w:val="right"/>
+      <w:pPr>
+        <w:ind w:left="4400" w:hanging="440"/>
+      </w:pPr>
     </w:lvl>
   </w:abstractNum>
   <w:num w:numId="1" w16cid:durableId="550963648">
     <w:abstractNumId w:val="5"/>
   </w:num>
   <w:num w:numId="2" w16cid:durableId="2126340639">
-    <w:abstractNumId w:val="11"/>
+    <w:abstractNumId w:val="12"/>
   </w:num>
   <w:num w:numId="3" w16cid:durableId="1573078533">
     <w:abstractNumId w:val="4"/>
   </w:num>
   <w:num w:numId="4" w16cid:durableId="607083311">
-    <w:abstractNumId w:val="15"/>
+    <w:abstractNumId w:val="16"/>
   </w:num>
   <w:num w:numId="5" w16cid:durableId="2137678609">
     <w:abstractNumId w:val="1"/>
   </w:num>
   <w:num w:numId="6" w16cid:durableId="174685959">
-    <w:abstractNumId w:val="12"/>
+    <w:abstractNumId w:val="13"/>
   </w:num>
   <w:num w:numId="7" w16cid:durableId="510488077">
     <w:abstractNumId w:val="6"/>
   </w:num>
   <w:num w:numId="8" w16cid:durableId="480736197">
-    <w:abstractNumId w:val="17"/>
+    <w:abstractNumId w:val="18"/>
   </w:num>
   <w:num w:numId="9" w16cid:durableId="390349675">
     <w:abstractNumId w:val="8"/>
   </w:num>
   <w:num w:numId="10" w16cid:durableId="274945471">
-    <w:abstractNumId w:val="13"/>
+    <w:abstractNumId w:val="14"/>
   </w:num>
   <w:num w:numId="11" w16cid:durableId="1648782426">
-    <w:abstractNumId w:val="14"/>
+    <w:abstractNumId w:val="15"/>
   </w:num>
   <w:num w:numId="12" w16cid:durableId="1310940088">
     <w:abstractNumId w:val="3"/>
@@ -5691,10 +6503,16 @@
     <w:abstractNumId w:val="9"/>
   </w:num>
   <w:num w:numId="17" w16cid:durableId="605235207">
-    <w:abstractNumId w:val="16"/>
+    <w:abstractNumId w:val="17"/>
   </w:num>
   <w:num w:numId="18" w16cid:durableId="1439059540">
     <w:abstractNumId w:val="2"/>
+  </w:num>
+  <w:num w:numId="19" w16cid:durableId="89590809">
+    <w:abstractNumId w:val="19"/>
+  </w:num>
+  <w:num w:numId="20" w16cid:durableId="671302021">
+    <w:abstractNumId w:val="11"/>
   </w:num>
 </w:numbering>
 </file>

--- a/Documents/스테이지 4 기획서.docx
+++ b/Documents/스테이지 4 기획서.docx
@@ -1227,14 +1227,12 @@
             <w:tcW w:w="2263" w:type="dxa"/>
           </w:tcPr>
           <w:p>
-            <w:proofErr w:type="spellStart"/>
             <w:r>
               <w:rPr>
                 <w:rFonts w:hint="eastAsia"/>
               </w:rPr>
               <w:t>움크리기</w:t>
             </w:r>
-            <w:proofErr w:type="spellEnd"/>
           </w:p>
         </w:tc>
         <w:tc>
@@ -1398,21 +1396,7 @@
         <w:rPr>
           <w:rFonts w:hint="eastAsia"/>
         </w:rPr>
-        <w:t xml:space="preserve">대화 및 </w:t>
-      </w:r>
-      <w:proofErr w:type="spellStart"/>
-      <w:r>
-        <w:rPr>
-          <w:rFonts w:hint="eastAsia"/>
-        </w:rPr>
-        <w:t>대사창</w:t>
-      </w:r>
-      <w:proofErr w:type="spellEnd"/>
-      <w:r>
-        <w:rPr>
-          <w:rFonts w:hint="eastAsia"/>
-        </w:rPr>
-        <w:t xml:space="preserve"> </w:t>
+        <w:t xml:space="preserve">대화 및 대사창 </w:t>
       </w:r>
     </w:p>
     <w:p>
@@ -1925,21 +1909,7 @@
         <w:rPr>
           <w:rFonts w:hint="eastAsia"/>
         </w:rPr>
-        <w:t xml:space="preserve">Reference 이미지 : 광활한 사막에 튀어나와 있는 </w:t>
-      </w:r>
-      <w:proofErr w:type="spellStart"/>
-      <w:r>
-        <w:rPr>
-          <w:rFonts w:hint="eastAsia"/>
-        </w:rPr>
-        <w:t>돌벽</w:t>
-      </w:r>
-      <w:proofErr w:type="spellEnd"/>
-      <w:r>
-        <w:rPr>
-          <w:rFonts w:hint="eastAsia"/>
-        </w:rPr>
-        <w:t xml:space="preserve">, 돌기둥 </w:t>
+        <w:t xml:space="preserve">Reference 이미지 : 광활한 사막에 튀어나와 있는 돌벽, 돌기둥 </w:t>
       </w:r>
     </w:p>
     <w:p/>
@@ -1991,7 +1961,6 @@
     <w:p/>
     <w:p/>
     <w:p>
-      <w:proofErr w:type="spellStart"/>
       <w:r>
         <w:rPr>
           <w:rFonts w:hint="eastAsia"/>
@@ -1999,7 +1968,6 @@
         <w:lastRenderedPageBreak/>
         <w:t>맵을</w:t>
       </w:r>
-      <w:proofErr w:type="spellEnd"/>
       <w:r>
         <w:rPr>
           <w:noProof/>
@@ -2309,16 +2277,8 @@
         <w:rPr>
           <w:rFonts w:hint="eastAsia"/>
         </w:rPr>
-        <w:t xml:space="preserve"> 하트 </w:t>
-      </w:r>
-      <w:proofErr w:type="spellStart"/>
-      <w:r>
-        <w:rPr>
-          <w:rFonts w:hint="eastAsia"/>
-        </w:rPr>
-        <w:t>한칸</w:t>
-      </w:r>
-      <w:proofErr w:type="spellEnd"/>
+        <w:t xml:space="preserve"> 하트 한칸</w:t>
+      </w:r>
     </w:p>
     <w:p>
       <w:pPr>
@@ -2523,21 +2483,7 @@
           <w:rFonts w:hint="eastAsia"/>
         </w:rPr>
         <w:lastRenderedPageBreak/>
-        <w:t xml:space="preserve">밧줄이 점프해서 잡을 수 없는 높이에 있기 때문에 블록을 옮긴 후 블록을 밟고 올라가 점프를 </w:t>
-      </w:r>
-      <w:proofErr w:type="spellStart"/>
-      <w:r>
-        <w:rPr>
-          <w:rFonts w:hint="eastAsia"/>
-        </w:rPr>
-        <w:t>해야한다</w:t>
-      </w:r>
-      <w:proofErr w:type="spellEnd"/>
-      <w:r>
-        <w:rPr>
-          <w:rFonts w:hint="eastAsia"/>
-        </w:rPr>
-        <w:t xml:space="preserve">. </w:t>
+        <w:t xml:space="preserve">밧줄이 점프해서 잡을 수 없는 높이에 있기 때문에 블록을 옮긴 후 블록을 밟고 올라가 점프를 해야한다. </w:t>
       </w:r>
     </w:p>
     <w:p>
@@ -2632,21 +2578,7 @@
         <w:rPr>
           <w:rFonts w:hint="eastAsia"/>
         </w:rPr>
-        <w:t xml:space="preserve">붉은색 열쇠가 있는 지형 </w:t>
-      </w:r>
-      <w:proofErr w:type="spellStart"/>
-      <w:r>
-        <w:rPr>
-          <w:rFonts w:hint="eastAsia"/>
-        </w:rPr>
-        <w:t>뒷편에</w:t>
-      </w:r>
-      <w:proofErr w:type="spellEnd"/>
-      <w:r>
-        <w:rPr>
-          <w:rFonts w:hint="eastAsia"/>
-        </w:rPr>
-        <w:t xml:space="preserve"> 스위치가 숨겨져 있다. (무게 센서 아님) </w:t>
+        <w:t xml:space="preserve">붉은색 열쇠가 있는 지형 뒷편에 스위치가 숨겨져 있다. (무게 센서 아님) </w:t>
       </w:r>
     </w:p>
     <w:p>
@@ -2746,21 +2678,7 @@
         <w:rPr>
           <w:rFonts w:hint="eastAsia"/>
         </w:rPr>
-        <w:t xml:space="preserve">다리 밑에는 유사가 존재하여 해당 구역에 빠지면 1 Life를 잃고 다리를 건너기 전 시점에 </w:t>
-      </w:r>
-      <w:proofErr w:type="spellStart"/>
-      <w:r>
-        <w:rPr>
-          <w:rFonts w:hint="eastAsia"/>
-        </w:rPr>
-        <w:t>리스폰된다</w:t>
-      </w:r>
-      <w:proofErr w:type="spellEnd"/>
-      <w:r>
-        <w:rPr>
-          <w:rFonts w:hint="eastAsia"/>
-        </w:rPr>
-        <w:t>.</w:t>
+        <w:t>다리 밑에는 유사가 존재하여 해당 구역에 빠지면 1 Life를 잃고 다리를 건너기 전 시점에 리스폰된다.</w:t>
       </w:r>
     </w:p>
     <w:p>
@@ -2842,8 +2760,173 @@
         <w:t xml:space="preserve">NPC 선인장 </w:t>
       </w:r>
     </w:p>
-    <w:p/>
-    <w:p/>
+    <w:p>
+      <w:r>
+        <w:rPr>
+          <w:rFonts w:hint="eastAsia"/>
+        </w:rPr>
+        <w:t xml:space="preserve">주인공 : 이런 곳에 선인장이 있었나??? </w:t>
+      </w:r>
+    </w:p>
+    <w:p>
+      <w:r>
+        <w:rPr>
+          <w:rFonts w:hint="eastAsia"/>
+        </w:rPr>
+        <w:t>선인장 : 헤이~</w:t>
+      </w:r>
+    </w:p>
+    <w:p>
+      <w:r>
+        <w:rPr>
+          <w:rFonts w:hint="eastAsia"/>
+        </w:rPr>
+        <w:t>주인공 : 으아아악, 뭐야! 선인장이 말을 하잖아!</w:t>
+      </w:r>
+    </w:p>
+    <w:p>
+      <w:r>
+        <w:rPr>
+          <w:rFonts w:hint="eastAsia"/>
+        </w:rPr>
+        <w:t xml:space="preserve">선인장 : 혹시 날 잊어버린거야? </w:t>
+      </w:r>
+    </w:p>
+    <w:p>
+      <w:r>
+        <w:rPr>
+          <w:rFonts w:hint="eastAsia"/>
+        </w:rPr>
+        <w:t>주인공 : 어??? 어느 누가 모험하면서 만난 선인장을 하나하나 다 기억하겠어</w:t>
+      </w:r>
+    </w:p>
+    <w:p>
+      <w:r>
+        <w:rPr>
+          <w:rFonts w:hint="eastAsia"/>
+        </w:rPr>
+        <w:t>선인장 : 그치만 나는 너한테 은혜를 입었는걸?</w:t>
+      </w:r>
+    </w:p>
+    <w:p>
+      <w:r>
+        <w:rPr>
+          <w:rFonts w:hint="eastAsia"/>
+        </w:rPr>
+        <w:t>주인공 : 내가??</w:t>
+      </w:r>
+    </w:p>
+    <w:p>
+      <w:r>
+        <w:rPr>
+          <w:rFonts w:hint="eastAsia"/>
+        </w:rPr>
+        <w:t>선인장 : 선인장은 비가 올 때 수분을 흡수한 다음 저장하면서 더운 사막에서 버텨나가지</w:t>
+      </w:r>
+    </w:p>
+    <w:p>
+      <w:r>
+        <w:rPr>
+          <w:rFonts w:hint="eastAsia"/>
+        </w:rPr>
+        <w:t>선인장 : 근데 최근에 이 사막에 너무 무더운 더위가 지속되었고 나도 슬슬 버티는게 한계에 다다랐었어</w:t>
+      </w:r>
+    </w:p>
+    <w:p>
+      <w:r>
+        <w:rPr>
+          <w:rFonts w:hint="eastAsia"/>
+        </w:rPr>
+        <w:t xml:space="preserve">선인장 : 그런데, 너가 물을 나한테 조금 뿌려줬었어 </w:t>
+      </w:r>
+    </w:p>
+    <w:p>
+      <w:r>
+        <w:rPr>
+          <w:rFonts w:hint="eastAsia"/>
+        </w:rPr>
+        <w:t>주인공 : 아, 생각났다 그때 다른 선인장보다 좀더 말라보였었거든</w:t>
+      </w:r>
+    </w:p>
+    <w:p>
+      <w:r>
+        <w:rPr>
+          <w:rFonts w:hint="eastAsia"/>
+        </w:rPr>
+        <w:t>선인장 : 그 덕에, 지금도 이 사막에 있을 수 있게 되었어, 그러고보니</w:t>
+      </w:r>
+    </w:p>
+    <w:p>
+      <w:r>
+        <w:rPr>
+          <w:rFonts w:hint="eastAsia"/>
+        </w:rPr>
+        <w:t>주인공 : 또 뭔가 있어?</w:t>
+      </w:r>
+    </w:p>
+    <w:p>
+      <w:r>
+        <w:rPr>
+          <w:rFonts w:hint="eastAsia"/>
+        </w:rPr>
+        <w:lastRenderedPageBreak/>
+        <w:t>선인장 : 너가 여기 왔을 때 다른 모험가랑 같이 왔던 것 같은데 어째서 혼자온거야?</w:t>
+      </w:r>
+    </w:p>
+    <w:p>
+      <w:r>
+        <w:rPr>
+          <w:rFonts w:hint="eastAsia"/>
+        </w:rPr>
+        <w:t>주인공 : 응???</w:t>
+      </w:r>
+    </w:p>
+    <w:p>
+      <w:r>
+        <w:rPr>
+          <w:rFonts w:hint="eastAsia"/>
+        </w:rPr>
+        <w:t xml:space="preserve">선인장 : 그때 둘이 마치 커플처럼 보였었거든 </w:t>
+      </w:r>
+    </w:p>
+    <w:p>
+      <w:pPr>
+        <w:rPr>
+          <w:rFonts w:hint="eastAsia"/>
+        </w:rPr>
+      </w:pPr>
+      <w:r>
+        <w:rPr>
+          <w:rFonts w:hint="eastAsia"/>
+        </w:rPr>
+        <w:t>주인공 : (독백) 내가 모르는</w:t>
+      </w:r>
+      <w:r>
+        <w:rPr>
+          <w:rFonts w:hint="eastAsia"/>
+        </w:rPr>
+        <w:t xml:space="preserve"> 기억이 </w:t>
+      </w:r>
+      <w:r>
+        <w:rPr>
+          <w:rFonts w:hint="eastAsia"/>
+        </w:rPr>
+        <w:t>또 있는건가</w:t>
+      </w:r>
+    </w:p>
+    <w:p>
+      <w:pPr>
+        <w:rPr>
+          <w:rFonts w:hint="eastAsia"/>
+        </w:rPr>
+      </w:pPr>
+      <w:r>
+        <w:rPr>
+          <w:rFonts w:hint="eastAsia"/>
+        </w:rPr>
+        <w:t>기억 회복률 10% 추가</w:t>
+      </w:r>
+    </w:p>
     <w:p/>
     <w:p>
       <w:r>
@@ -2907,22 +2990,7 @@
         <w:rPr>
           <w:rFonts w:hint="eastAsia"/>
         </w:rPr>
-        <w:lastRenderedPageBreak/>
-        <w:t xml:space="preserve">오른쪽 구역은 미니게임을 클리어 할 시 밧줄이 내려오는 </w:t>
-      </w:r>
-      <w:proofErr w:type="spellStart"/>
-      <w:r>
-        <w:rPr>
-          <w:rFonts w:hint="eastAsia"/>
-        </w:rPr>
-        <w:t>기믹이</w:t>
-      </w:r>
-      <w:proofErr w:type="spellEnd"/>
-      <w:r>
-        <w:rPr>
-          <w:rFonts w:hint="eastAsia"/>
-        </w:rPr>
-        <w:t xml:space="preserve"> 있다.</w:t>
+        <w:t>오른쪽 구역은 미니게임을 클리어 할 시 밧줄이 내려오는 기믹이 있다.</w:t>
       </w:r>
       <w:r>
         <w:rPr>
@@ -3084,7 +3152,6 @@
           <w:b/>
           <w:bCs/>
         </w:rPr>
-        <w:lastRenderedPageBreak/>
         <w:t>E</w:t>
       </w:r>
       <w:r>
@@ -3223,6 +3290,7 @@
         <w:rPr>
           <w:noProof/>
         </w:rPr>
+        <w:lastRenderedPageBreak/>
         <w:drawing>
           <wp:inline distT="0" distB="0" distL="0" distR="0" wp14:anchorId="6339AF4D" wp14:editId="37070606">
             <wp:extent cx="4581525" cy="2988194"/>
@@ -3432,11 +3500,6 @@
       </w:pPr>
     </w:p>
     <w:p>
-      <w:pPr>
-        <w:rPr>
-          <w:rFonts w:hint="eastAsia"/>
-        </w:rPr>
-      </w:pPr>
       <w:r>
         <w:rPr>
           <w:rFonts w:hint="eastAsia"/>
@@ -3770,21 +3833,7 @@
         <w:rPr>
           <w:rFonts w:hint="eastAsia"/>
         </w:rPr>
-        <w:t xml:space="preserve">유저가 블록 퍼즐이 있는 구간을 나가게 되면 블록을 옮기기 전 상태로 </w:t>
-      </w:r>
-      <w:proofErr w:type="spellStart"/>
-      <w:r>
-        <w:rPr>
-          <w:rFonts w:hint="eastAsia"/>
-        </w:rPr>
-        <w:t>리셋된다</w:t>
-      </w:r>
-      <w:proofErr w:type="spellEnd"/>
-      <w:r>
-        <w:rPr>
-          <w:rFonts w:hint="eastAsia"/>
-        </w:rPr>
-        <w:t>.</w:t>
+        <w:t>유저가 블록 퍼즐이 있는 구간을 나가게 되면 블록을 옮기기 전 상태로 리셋된다.</w:t>
       </w:r>
     </w:p>
     <w:p>
@@ -3889,9 +3938,6 @@
     <w:p>
       <w:pPr>
         <w:pStyle w:val="2"/>
-        <w:rPr>
-          <w:rFonts w:hint="eastAsia"/>
-        </w:rPr>
       </w:pPr>
       <w:r>
         <w:rPr>
@@ -3991,21 +4037,7 @@
           <w:rFonts w:hint="eastAsia"/>
         </w:rPr>
         <w:lastRenderedPageBreak/>
-        <w:t xml:space="preserve">분위기는 위와 같이 모래로 이루어진 </w:t>
-      </w:r>
-      <w:proofErr w:type="spellStart"/>
-      <w:r>
-        <w:rPr>
-          <w:rFonts w:hint="eastAsia"/>
-        </w:rPr>
-        <w:t>돌벽과</w:t>
-      </w:r>
-      <w:proofErr w:type="spellEnd"/>
-      <w:r>
-        <w:rPr>
-          <w:rFonts w:hint="eastAsia"/>
-        </w:rPr>
-        <w:t xml:space="preserve"> 약간의 기둥</w:t>
+        <w:t>분위기는 위와 같이 모래로 이루어진 돌벽과 약간의 기둥</w:t>
       </w:r>
     </w:p>
     <w:p>
@@ -4130,21 +4162,7 @@
         <w:rPr>
           <w:rFonts w:hint="eastAsia"/>
         </w:rPr>
-        <w:t xml:space="preserve">요정 : 응, 맞아, 이 유적 기억 </w:t>
-      </w:r>
-      <w:proofErr w:type="spellStart"/>
-      <w:r>
-        <w:rPr>
-          <w:rFonts w:hint="eastAsia"/>
-        </w:rPr>
-        <w:t>안나니</w:t>
-      </w:r>
-      <w:proofErr w:type="spellEnd"/>
-      <w:r>
-        <w:rPr>
-          <w:rFonts w:hint="eastAsia"/>
-        </w:rPr>
-        <w:t>?</w:t>
+        <w:t>요정 : 응, 맞아, 이 유적 기억 안나니?</w:t>
       </w:r>
     </w:p>
     <w:p>
@@ -4168,43 +4186,15 @@
         <w:rPr>
           <w:rFonts w:hint="eastAsia"/>
         </w:rPr>
-        <w:t xml:space="preserve">주인공 : 이 곳으로 나를 부른 이유가 </w:t>
-      </w:r>
-      <w:proofErr w:type="spellStart"/>
-      <w:r>
-        <w:rPr>
-          <w:rFonts w:hint="eastAsia"/>
-        </w:rPr>
-        <w:t>뭐야</w:t>
-      </w:r>
-      <w:proofErr w:type="spellEnd"/>
-      <w:r>
-        <w:rPr>
-          <w:rFonts w:hint="eastAsia"/>
-        </w:rPr>
-        <w:t>?</w:t>
-      </w:r>
-    </w:p>
-    <w:p>
-      <w:r>
-        <w:rPr>
-          <w:rFonts w:hint="eastAsia"/>
-        </w:rPr>
-        <w:t xml:space="preserve">요정 : 정말 이곳에 대한 기억이 아예 없나 보네?, 이 유적을 끝까지 </w:t>
-      </w:r>
-      <w:proofErr w:type="spellStart"/>
-      <w:r>
-        <w:rPr>
-          <w:rFonts w:hint="eastAsia"/>
-        </w:rPr>
-        <w:t>진행하다보면</w:t>
-      </w:r>
-      <w:proofErr w:type="spellEnd"/>
-      <w:r>
-        <w:rPr>
-          <w:rFonts w:hint="eastAsia"/>
-        </w:rPr>
-        <w:t xml:space="preserve"> 알게 될지도 몰라 </w:t>
+        <w:t>주인공 : 이 곳으로 나를 부른 이유가 뭐야?</w:t>
+      </w:r>
+    </w:p>
+    <w:p>
+      <w:r>
+        <w:rPr>
+          <w:rFonts w:hint="eastAsia"/>
+        </w:rPr>
+        <w:t xml:space="preserve">요정 : 정말 이곳에 대한 기억이 아예 없나 보네?, 이 유적을 끝까지 진행하다보면 알게 될지도 몰라 </w:t>
       </w:r>
     </w:p>
     <w:p>
@@ -4302,9 +4292,6 @@
           <w:ilvl w:val="0"/>
           <w:numId w:val="18"/>
         </w:numPr>
-        <w:rPr>
-          <w:rFonts w:hint="eastAsia"/>
-        </w:rPr>
       </w:pPr>
       <w:r>
         <w:rPr>
